--- a/rapports/2026-06-06/EQ33/EQ33_sup_v2/DR_023201030018/99-32-02-56.docx
+++ b/rapports/2026-06-06/EQ33/EQ33_sup_v2/DR_023201030018/99-32-02-56.docx
@@ -297,7 +297,7 @@
           <w:color w:val="1F6FEB"/>
           <w:sz w:val="22"/>
         </w:rPr>
-        <w:t>⚠ INCOHÉRENCES À CORRIGER (81)</w:t>
+        <w:t>⚠ INCOHÉRENCES À CORRIGER (75)</w:t>
       </w:r>
     </w:p>
     <w:tbl>
@@ -724,7 +724,7 @@
                 <w:color w:val="16A34A"/>
                 <w:sz w:val="16"/>
               </w:rPr>
-              <w:t>—</w:t>
+              <w:t>s01q49, s02q24, s01q00b, s02q17_2, s02q15_2</w:t>
             </w:r>
           </w:p>
         </w:tc>
@@ -755,7 +755,7 @@
                 <w:i w:val="0"/>
                 <w:sz w:val="17"/>
               </w:rPr>
-              <w:t>Incohérence!!! seulement les écoles privées paient les frais de scolarité (y compris les frais d'inscription).</w:t>
+              <w:t>Le montant des frais d'uniformes (1500 FCFA) pour l'année scolaire de Awa NDIAYE qui fréquente 1ére année de Maternelle semble incohérent, veuillez, s'il vous plait, verifier cette information auprès de l'enquêté ou confirmer avec le QG.</w:t>
             </w:r>
           </w:p>
         </w:tc>
@@ -904,7 +904,7 @@
                 <w:color w:val="16A34A"/>
                 <w:sz w:val="16"/>
               </w:rPr>
-              <w:t>s01q49, s02q24, s01q00b, s02q17_2, s02q15_2</w:t>
+              <w:t>s01q32, s01q36, s01q38, s04q37_modif, s02q33, s02q34, s01q00b</w:t>
             </w:r>
           </w:p>
         </w:tc>
@@ -935,7 +935,7 @@
                 <w:i w:val="0"/>
                 <w:sz w:val="17"/>
               </w:rPr>
-              <w:t>Le montant des frais d'uniformes (1500 FCFA) pour l'année scolaire de Awa NDIAYE qui fréquente 1ére année de Maternelle semble incohérent, veuillez, s'il vous plait, verifier cette information auprès de l'enquêté ou confirmer avec le QG.</w:t>
+              <w:t>Peu probable!!! Vu l'âge (22 ans) de Joseph Dominique Diandy ou l'année à laquelle Joseph Dominique Diandy a fréquenté l'école pour la dernière fois (2020) le dernier diplome de Joseph Dominique Diandy ne peut être le Certificat d'études primaires (CEP), prière de corriger cette incohérence ou confirmer avec le QG.</w:t>
             </w:r>
           </w:p>
         </w:tc>
@@ -968,7 +968,7 @@
                 <w:i w:val="0"/>
                 <w:sz w:val="16"/>
               </w:rPr>
-              <w:t>S02</w:t>
+              <w:t>S07</w:t>
               <w:br/>
             </w:r>
             <w:r>
@@ -978,7 +978,7 @@
                 <w:color w:val="64748B"/>
                 <w:sz w:val="14"/>
               </w:rPr>
-              <w:t>Éducation</w:t>
+              <w:t>Consommation alimentaire</w:t>
             </w:r>
           </w:p>
         </w:tc>
@@ -994,7 +994,7 @@
                 <w:color w:val="16A34A"/>
                 <w:sz w:val="16"/>
               </w:rPr>
-              <w:t>s01q32, s01q36, s01q38, s04q37_modif, s02q33, s02q34, s01q00b</w:t>
+              <w:t>s00q27, s01q03a, s01q03b, s01q03c, s02q04, s03q14, s04q15, s04q16</w:t>
             </w:r>
           </w:p>
         </w:tc>
@@ -1025,7 +1025,7 @@
                 <w:i w:val="0"/>
                 <w:sz w:val="17"/>
               </w:rPr>
-              <w:t>Peu probable!!! Vu l'âge (22 ans) de Joseph Dominique Diandy ou l'année à laquelle Joseph Dominique Diandy a fréquenté l'école pour la dernière fois (2020) le dernier diplome de Joseph Dominique Diandy ne peut être le Certificat d'études primaires (CEP), prière de corriger cette incohérence ou confirmer avec le QG.</w:t>
+              <w:t>Incohérence!! Dans ce ménage, chaque individus consomme par jour 16.52993 Kg  de cereale; Prière de vérifier les quantités prises des produits cérealiers (de Riz local Gambiaka à Autres semoules de céréales) auprès du ménage ou confirmer avec le QG.</w:t>
             </w:r>
           </w:p>
         </w:tc>
@@ -1058,6 +1058,1356 @@
                 <w:i w:val="0"/>
                 <w:sz w:val="16"/>
               </w:rPr>
+              <w:t>S13</w:t>
+              <w:br/>
+            </w:r>
+            <w:r>
+              <w:rPr>
+                <w:b w:val="0"/>
+                <w:i w:val="0"/>
+                <w:color w:val="64748B"/>
+                <w:sz w:val="14"/>
+              </w:rPr>
+              <w:t>Transferts</w:t>
+            </w:r>
+          </w:p>
+        </w:tc>
+        <w:tc>
+          <w:tcPr>
+            <w:tcW w:type="dxa" w:w="1531"/>
+          </w:tcPr>
+          <w:p>
+            <w:r>
+              <w:rPr>
+                <w:b/>
+                <w:i w:val="0"/>
+                <w:color w:val="16A34A"/>
+                <w:sz w:val="16"/>
+              </w:rPr>
+              <w:t>s00q27, s01q00a, s01q12, s01q13, s02q04, s03q11, s03q12, s01q01</w:t>
+            </w:r>
+          </w:p>
+        </w:tc>
+        <w:tc>
+          <w:tcPr>
+            <w:tcW w:type="dxa" w:w="1191"/>
+          </w:tcPr>
+          <w:p>
+            <w:r>
+              <w:rPr>
+                <w:b w:val="0"/>
+                <w:i w:val="0"/>
+                <w:color w:val="64748B"/>
+                <w:sz w:val="16"/>
+              </w:rPr>
+              <w:t>GT-CQ</w:t>
+            </w:r>
+          </w:p>
+        </w:tc>
+        <w:tc>
+          <w:tcPr>
+            <w:tcW w:type="dxa" w:w="4706"/>
+          </w:tcPr>
+          <w:p>
+            <w:r>
+              <w:rPr>
+                <w:b w:val="0"/>
+                <w:i w:val="0"/>
+                <w:sz w:val="17"/>
+              </w:rPr>
+              <w:t>L'âge du béneficiaire d'argent dans la section 13b (Transfert emis) semble incoherent voir élévé, prière de verifier ou corriger.</w:t>
+            </w:r>
+          </w:p>
+        </w:tc>
+      </w:tr>
+      <w:tr>
+        <w:tc>
+          <w:tcPr>
+            <w:tcW w:type="dxa" w:w="964"/>
+          </w:tcPr>
+          <w:p>
+            <w:r>
+              <w:rPr>
+                <w:b/>
+                <w:i w:val="0"/>
+                <w:color w:val="DC2626"/>
+                <w:sz w:val="16"/>
+              </w:rPr>
+              <w:t>Haute</w:t>
+            </w:r>
+          </w:p>
+        </w:tc>
+        <w:tc>
+          <w:tcPr>
+            <w:tcW w:type="dxa" w:w="1247"/>
+          </w:tcPr>
+          <w:p>
+            <w:r>
+              <w:rPr>
+                <w:b/>
+                <w:i w:val="0"/>
+                <w:sz w:val="16"/>
+              </w:rPr>
+              <w:t>S16</w:t>
+              <w:br/>
+            </w:r>
+            <w:r>
+              <w:rPr>
+                <w:b w:val="0"/>
+                <w:i w:val="0"/>
+                <w:color w:val="64748B"/>
+                <w:sz w:val="14"/>
+              </w:rPr>
+              <w:t>Agriculture</w:t>
+            </w:r>
+          </w:p>
+        </w:tc>
+        <w:tc>
+          <w:tcPr>
+            <w:tcW w:type="dxa" w:w="1531"/>
+          </w:tcPr>
+          <w:p>
+            <w:r>
+              <w:rPr>
+                <w:b/>
+                <w:i w:val="0"/>
+                <w:color w:val="16A34A"/>
+                <w:sz w:val="16"/>
+              </w:rPr>
+              <w:t>s00q07a, s00q08, s00q10, s00q13_0, s00q15_0, s00q17_0, s00q23a, s00q23b</w:t>
+            </w:r>
+          </w:p>
+        </w:tc>
+        <w:tc>
+          <w:tcPr>
+            <w:tcW w:type="dxa" w:w="1191"/>
+          </w:tcPr>
+          <w:p>
+            <w:r>
+              <w:rPr>
+                <w:b w:val="0"/>
+                <w:i w:val="0"/>
+                <w:color w:val="64748B"/>
+                <w:sz w:val="16"/>
+              </w:rPr>
+              <w:t>GT-CQ</w:t>
+            </w:r>
+          </w:p>
+        </w:tc>
+        <w:tc>
+          <w:tcPr>
+            <w:tcW w:type="dxa" w:w="4706"/>
+          </w:tcPr>
+          <w:p>
+            <w:r>
+              <w:rPr>
+                <w:b w:val="0"/>
+                <w:i w:val="0"/>
+                <w:sz w:val="17"/>
+              </w:rPr>
+              <w:t>La somme des quantités consommées (0 kg), des quantités offertes (0 kg),  des quantités vendus (210 kg) et des quantités en stock (0 kg) depasse la quantité totale (1 kg) que le ménage a eu après la recolte de Tomate , prière de corriger cette incoherence.</w:t>
+            </w:r>
+          </w:p>
+        </w:tc>
+      </w:tr>
+      <w:tr>
+        <w:tc>
+          <w:tcPr>
+            <w:tcW w:type="dxa" w:w="964"/>
+          </w:tcPr>
+          <w:p>
+            <w:r>
+              <w:rPr>
+                <w:b/>
+                <w:i w:val="0"/>
+                <w:color w:val="DC2626"/>
+                <w:sz w:val="16"/>
+              </w:rPr>
+              <w:t>Haute</w:t>
+            </w:r>
+          </w:p>
+        </w:tc>
+        <w:tc>
+          <w:tcPr>
+            <w:tcW w:type="dxa" w:w="1247"/>
+          </w:tcPr>
+          <w:p>
+            <w:r>
+              <w:rPr>
+                <w:b/>
+                <w:i w:val="0"/>
+                <w:sz w:val="16"/>
+              </w:rPr>
+              <w:t>S16</w:t>
+              <w:br/>
+            </w:r>
+            <w:r>
+              <w:rPr>
+                <w:b w:val="0"/>
+                <w:i w:val="0"/>
+                <w:color w:val="64748B"/>
+                <w:sz w:val="14"/>
+              </w:rPr>
+              <w:t>Agriculture</w:t>
+            </w:r>
+          </w:p>
+        </w:tc>
+        <w:tc>
+          <w:tcPr>
+            <w:tcW w:type="dxa" w:w="1531"/>
+          </w:tcPr>
+          <w:p>
+            <w:r>
+              <w:rPr>
+                <w:b/>
+                <w:i w:val="0"/>
+                <w:color w:val="16A34A"/>
+                <w:sz w:val="16"/>
+              </w:rPr>
+              <w:t>s16dq05a, s16dq05c</w:t>
+            </w:r>
+          </w:p>
+        </w:tc>
+        <w:tc>
+          <w:tcPr>
+            <w:tcW w:type="dxa" w:w="1191"/>
+          </w:tcPr>
+          <w:p>
+            <w:r>
+              <w:rPr>
+                <w:b w:val="0"/>
+                <w:i w:val="0"/>
+                <w:color w:val="64748B"/>
+                <w:sz w:val="16"/>
+              </w:rPr>
+              <w:t>GT-CQ</w:t>
+            </w:r>
+          </w:p>
+        </w:tc>
+        <w:tc>
+          <w:tcPr>
+            <w:tcW w:type="dxa" w:w="4706"/>
+          </w:tcPr>
+          <w:p>
+            <w:r>
+              <w:rPr>
+                <w:b w:val="0"/>
+                <w:i w:val="0"/>
+                <w:sz w:val="17"/>
+              </w:rPr>
+              <w:t>La quantité de s16dq05a estimée en Kg est incohérente avec la prise dans la question s16dq05c, prière de bien estimer et mettre la valeur exacte.</w:t>
+            </w:r>
+          </w:p>
+        </w:tc>
+      </w:tr>
+      <w:tr>
+        <w:tc>
+          <w:tcPr>
+            <w:tcW w:type="dxa" w:w="964"/>
+          </w:tcPr>
+          <w:p>
+            <w:r>
+              <w:rPr>
+                <w:b/>
+                <w:i w:val="0"/>
+                <w:color w:val="DC2626"/>
+                <w:sz w:val="16"/>
+              </w:rPr>
+              <w:t>Haute</w:t>
+            </w:r>
+          </w:p>
+        </w:tc>
+        <w:tc>
+          <w:tcPr>
+            <w:tcW w:type="dxa" w:w="1247"/>
+          </w:tcPr>
+          <w:p>
+            <w:r>
+              <w:rPr>
+                <w:b/>
+                <w:i w:val="0"/>
+                <w:sz w:val="16"/>
+              </w:rPr>
+              <w:t>S16</w:t>
+              <w:br/>
+            </w:r>
+            <w:r>
+              <w:rPr>
+                <w:b w:val="0"/>
+                <w:i w:val="0"/>
+                <w:color w:val="64748B"/>
+                <w:sz w:val="14"/>
+              </w:rPr>
+              <w:t>Agriculture</w:t>
+            </w:r>
+          </w:p>
+        </w:tc>
+        <w:tc>
+          <w:tcPr>
+            <w:tcW w:type="dxa" w:w="1531"/>
+          </w:tcPr>
+          <w:p>
+            <w:r>
+              <w:rPr>
+                <w:b/>
+                <w:i w:val="0"/>
+                <w:color w:val="16A34A"/>
+                <w:sz w:val="16"/>
+              </w:rPr>
+              <w:t>s00q07a, s00q08, s00q10, s00q13_0, s00q15_0, s00q17_0, s00q23a, s00q23b</w:t>
+            </w:r>
+          </w:p>
+        </w:tc>
+        <w:tc>
+          <w:tcPr>
+            <w:tcW w:type="dxa" w:w="1191"/>
+          </w:tcPr>
+          <w:p>
+            <w:r>
+              <w:rPr>
+                <w:b w:val="0"/>
+                <w:i w:val="0"/>
+                <w:color w:val="64748B"/>
+                <w:sz w:val="16"/>
+              </w:rPr>
+              <w:t>GT-CQ</w:t>
+            </w:r>
+          </w:p>
+        </w:tc>
+        <w:tc>
+          <w:tcPr>
+            <w:tcW w:type="dxa" w:w="4706"/>
+          </w:tcPr>
+          <w:p>
+            <w:r>
+              <w:rPr>
+                <w:b w:val="0"/>
+                <w:i w:val="0"/>
+                <w:sz w:val="17"/>
+              </w:rPr>
+              <w:t>La somme des quantités consommées (0 kg), des quantités offertes (0 kg),  des quantités vendus (450 kg) et des quantités en stock (0 kg) depasse la quantité totale (1 kg) que le ménage a eu après la recolte de Concombre , prière de corriger cette incoherence.</w:t>
+            </w:r>
+          </w:p>
+        </w:tc>
+      </w:tr>
+      <w:tr>
+        <w:tc>
+          <w:tcPr>
+            <w:tcW w:type="dxa" w:w="964"/>
+          </w:tcPr>
+          <w:p>
+            <w:r>
+              <w:rPr>
+                <w:b/>
+                <w:i w:val="0"/>
+                <w:color w:val="EA580C"/>
+                <w:sz w:val="16"/>
+              </w:rPr>
+              <w:t>Moyenne</w:t>
+            </w:r>
+          </w:p>
+        </w:tc>
+        <w:tc>
+          <w:tcPr>
+            <w:tcW w:type="dxa" w:w="1247"/>
+          </w:tcPr>
+          <w:p>
+            <w:r>
+              <w:rPr>
+                <w:b/>
+                <w:i w:val="0"/>
+                <w:sz w:val="16"/>
+              </w:rPr>
+              <w:t>S00</w:t>
+              <w:br/>
+            </w:r>
+            <w:r>
+              <w:rPr>
+                <w:b w:val="0"/>
+                <w:i w:val="0"/>
+                <w:color w:val="64748B"/>
+                <w:sz w:val="14"/>
+              </w:rPr>
+              <w:t>Identification</w:t>
+            </w:r>
+          </w:p>
+        </w:tc>
+        <w:tc>
+          <w:tcPr>
+            <w:tcW w:type="dxa" w:w="1531"/>
+          </w:tcPr>
+          <w:p>
+            <w:r>
+              <w:rPr>
+                <w:b/>
+                <w:i w:val="0"/>
+                <w:color w:val="16A34A"/>
+                <w:sz w:val="16"/>
+              </w:rPr>
+              <w:t>s00q27</w:t>
+            </w:r>
+          </w:p>
+        </w:tc>
+        <w:tc>
+          <w:tcPr>
+            <w:tcW w:type="dxa" w:w="1191"/>
+          </w:tcPr>
+          <w:p>
+            <w:r>
+              <w:rPr>
+                <w:b w:val="0"/>
+                <w:i w:val="0"/>
+                <w:color w:val="64748B"/>
+                <w:sz w:val="16"/>
+              </w:rPr>
+              <w:t>GT-CQ</w:t>
+            </w:r>
+          </w:p>
+        </w:tc>
+        <w:tc>
+          <w:tcPr>
+            <w:tcW w:type="dxa" w:w="4706"/>
+          </w:tcPr>
+          <w:p>
+            <w:r>
+              <w:rPr>
+                <w:b w:val="0"/>
+                <w:i w:val="0"/>
+                <w:sz w:val="17"/>
+              </w:rPr>
+              <w:t>Le questionnaire semble ne pas être complètement fini mais le questionnaire est en statut complet, prière de compléter le questionnaire.</w:t>
+            </w:r>
+          </w:p>
+        </w:tc>
+      </w:tr>
+      <w:tr>
+        <w:tc>
+          <w:tcPr>
+            <w:tcW w:type="dxa" w:w="964"/>
+          </w:tcPr>
+          <w:p>
+            <w:r>
+              <w:rPr>
+                <w:b/>
+                <w:i w:val="0"/>
+                <w:color w:val="EA580C"/>
+                <w:sz w:val="16"/>
+              </w:rPr>
+              <w:t>Moyenne</w:t>
+            </w:r>
+          </w:p>
+        </w:tc>
+        <w:tc>
+          <w:tcPr>
+            <w:tcW w:type="dxa" w:w="1247"/>
+          </w:tcPr>
+          <w:p>
+            <w:r>
+              <w:rPr>
+                <w:b/>
+                <w:i w:val="0"/>
+                <w:sz w:val="16"/>
+              </w:rPr>
+              <w:t>S00</w:t>
+              <w:br/>
+            </w:r>
+            <w:r>
+              <w:rPr>
+                <w:b w:val="0"/>
+                <w:i w:val="0"/>
+                <w:color w:val="64748B"/>
+                <w:sz w:val="14"/>
+              </w:rPr>
+              <w:t>Identification</w:t>
+            </w:r>
+          </w:p>
+        </w:tc>
+        <w:tc>
+          <w:tcPr>
+            <w:tcW w:type="dxa" w:w="1531"/>
+          </w:tcPr>
+          <w:p>
+            <w:r>
+              <w:rPr>
+                <w:b/>
+                <w:i w:val="0"/>
+                <w:color w:val="16A34A"/>
+                <w:sz w:val="16"/>
+              </w:rPr>
+              <w:t>—</w:t>
+            </w:r>
+          </w:p>
+        </w:tc>
+        <w:tc>
+          <w:tcPr>
+            <w:tcW w:type="dxa" w:w="1191"/>
+          </w:tcPr>
+          <w:p>
+            <w:r>
+              <w:rPr>
+                <w:b w:val="0"/>
+                <w:i w:val="0"/>
+                <w:color w:val="64748B"/>
+                <w:sz w:val="16"/>
+              </w:rPr>
+              <w:t>GT-CQ</w:t>
+            </w:r>
+          </w:p>
+        </w:tc>
+        <w:tc>
+          <w:tcPr>
+            <w:tcW w:type="dxa" w:w="4706"/>
+          </w:tcPr>
+          <w:p>
+            <w:r>
+              <w:rPr>
+                <w:b w:val="0"/>
+                <w:i w:val="0"/>
+                <w:sz w:val="17"/>
+              </w:rPr>
+              <w:t>L'adresse ou la localisation du ménage doit être bien renseignée, ne doit pas contenir des numéros de téléphone et elle semble courte pour être une adresse.</w:t>
+            </w:r>
+          </w:p>
+        </w:tc>
+      </w:tr>
+      <w:tr>
+        <w:tc>
+          <w:tcPr>
+            <w:tcW w:type="dxa" w:w="964"/>
+          </w:tcPr>
+          <w:p>
+            <w:r>
+              <w:rPr>
+                <w:b/>
+                <w:i w:val="0"/>
+                <w:color w:val="EA580C"/>
+                <w:sz w:val="16"/>
+              </w:rPr>
+              <w:t>Moyenne</w:t>
+            </w:r>
+          </w:p>
+        </w:tc>
+        <w:tc>
+          <w:tcPr>
+            <w:tcW w:type="dxa" w:w="1247"/>
+          </w:tcPr>
+          <w:p>
+            <w:r>
+              <w:rPr>
+                <w:b/>
+                <w:i w:val="0"/>
+                <w:sz w:val="16"/>
+              </w:rPr>
+              <w:t>S00</w:t>
+              <w:br/>
+            </w:r>
+            <w:r>
+              <w:rPr>
+                <w:b w:val="0"/>
+                <w:i w:val="0"/>
+                <w:color w:val="64748B"/>
+                <w:sz w:val="14"/>
+              </w:rPr>
+              <w:t>Identification</w:t>
+            </w:r>
+          </w:p>
+        </w:tc>
+        <w:tc>
+          <w:tcPr>
+            <w:tcW w:type="dxa" w:w="1531"/>
+          </w:tcPr>
+          <w:p>
+            <w:r>
+              <w:rPr>
+                <w:b/>
+                <w:i w:val="0"/>
+                <w:color w:val="16A34A"/>
+                <w:sz w:val="16"/>
+              </w:rPr>
+              <w:t>—</w:t>
+            </w:r>
+          </w:p>
+        </w:tc>
+        <w:tc>
+          <w:tcPr>
+            <w:tcW w:type="dxa" w:w="1191"/>
+          </w:tcPr>
+          <w:p>
+            <w:r>
+              <w:rPr>
+                <w:b w:val="0"/>
+                <w:i w:val="0"/>
+                <w:color w:val="64748B"/>
+                <w:sz w:val="16"/>
+              </w:rPr>
+              <w:t>GT-CQ</w:t>
+            </w:r>
+          </w:p>
+        </w:tc>
+        <w:tc>
+          <w:tcPr>
+            <w:tcW w:type="dxa" w:w="4706"/>
+          </w:tcPr>
+          <w:p>
+            <w:r>
+              <w:rPr>
+                <w:b w:val="0"/>
+                <w:i w:val="0"/>
+                <w:sz w:val="17"/>
+              </w:rPr>
+              <w:t>Prière de renseigner la bonne adresse.</w:t>
+            </w:r>
+          </w:p>
+        </w:tc>
+      </w:tr>
+      <w:tr>
+        <w:tc>
+          <w:tcPr>
+            <w:tcW w:type="dxa" w:w="964"/>
+          </w:tcPr>
+          <w:p>
+            <w:r>
+              <w:rPr>
+                <w:b/>
+                <w:i w:val="0"/>
+                <w:color w:val="EA580C"/>
+                <w:sz w:val="16"/>
+              </w:rPr>
+              <w:t>Moyenne</w:t>
+            </w:r>
+          </w:p>
+        </w:tc>
+        <w:tc>
+          <w:tcPr>
+            <w:tcW w:type="dxa" w:w="1247"/>
+          </w:tcPr>
+          <w:p>
+            <w:r>
+              <w:rPr>
+                <w:b/>
+                <w:i w:val="0"/>
+                <w:sz w:val="16"/>
+              </w:rPr>
+              <w:t>S01</w:t>
+              <w:br/>
+            </w:r>
+            <w:r>
+              <w:rPr>
+                <w:b w:val="0"/>
+                <w:i w:val="0"/>
+                <w:color w:val="64748B"/>
+                <w:sz w:val="14"/>
+              </w:rPr>
+              <w:t>Démographie</w:t>
+            </w:r>
+          </w:p>
+        </w:tc>
+        <w:tc>
+          <w:tcPr>
+            <w:tcW w:type="dxa" w:w="1531"/>
+          </w:tcPr>
+          <w:p>
+            <w:r>
+              <w:rPr>
+                <w:b/>
+                <w:i w:val="0"/>
+                <w:color w:val="16A34A"/>
+                <w:sz w:val="16"/>
+              </w:rPr>
+              <w:t>—</w:t>
+            </w:r>
+          </w:p>
+        </w:tc>
+        <w:tc>
+          <w:tcPr>
+            <w:tcW w:type="dxa" w:w="1191"/>
+          </w:tcPr>
+          <w:p>
+            <w:r>
+              <w:rPr>
+                <w:b w:val="0"/>
+                <w:i w:val="0"/>
+                <w:color w:val="64748B"/>
+                <w:sz w:val="16"/>
+              </w:rPr>
+              <w:t>GT-CQ</w:t>
+            </w:r>
+          </w:p>
+        </w:tc>
+        <w:tc>
+          <w:tcPr>
+            <w:tcW w:type="dxa" w:w="4706"/>
+          </w:tcPr>
+          <w:p>
+            <w:r>
+              <w:rPr>
+                <w:b w:val="0"/>
+                <w:i w:val="0"/>
+                <w:sz w:val="17"/>
+              </w:rPr>
+              <w:t>Prière de verifier l'information donnée par Amina NDIAYE ou corriger au niveau de la section 1.</w:t>
+            </w:r>
+          </w:p>
+        </w:tc>
+      </w:tr>
+      <w:tr>
+        <w:tc>
+          <w:tcPr>
+            <w:tcW w:type="dxa" w:w="964"/>
+          </w:tcPr>
+          <w:p>
+            <w:r>
+              <w:rPr>
+                <w:b/>
+                <w:i w:val="0"/>
+                <w:color w:val="EA580C"/>
+                <w:sz w:val="16"/>
+              </w:rPr>
+              <w:t>Moyenne</w:t>
+            </w:r>
+          </w:p>
+        </w:tc>
+        <w:tc>
+          <w:tcPr>
+            <w:tcW w:type="dxa" w:w="1247"/>
+          </w:tcPr>
+          <w:p>
+            <w:r>
+              <w:rPr>
+                <w:b/>
+                <w:i w:val="0"/>
+                <w:sz w:val="16"/>
+              </w:rPr>
+              <w:t>S01</w:t>
+              <w:br/>
+            </w:r>
+            <w:r>
+              <w:rPr>
+                <w:b w:val="0"/>
+                <w:i w:val="0"/>
+                <w:color w:val="64748B"/>
+                <w:sz w:val="14"/>
+              </w:rPr>
+              <w:t>Démographie</w:t>
+            </w:r>
+          </w:p>
+        </w:tc>
+        <w:tc>
+          <w:tcPr>
+            <w:tcW w:type="dxa" w:w="1531"/>
+          </w:tcPr>
+          <w:p>
+            <w:r>
+              <w:rPr>
+                <w:b/>
+                <w:i w:val="0"/>
+                <w:color w:val="16A34A"/>
+                <w:sz w:val="16"/>
+              </w:rPr>
+              <w:t>—</w:t>
+            </w:r>
+          </w:p>
+        </w:tc>
+        <w:tc>
+          <w:tcPr>
+            <w:tcW w:type="dxa" w:w="1191"/>
+          </w:tcPr>
+          <w:p>
+            <w:r>
+              <w:rPr>
+                <w:b w:val="0"/>
+                <w:i w:val="0"/>
+                <w:color w:val="64748B"/>
+                <w:sz w:val="16"/>
+              </w:rPr>
+              <w:t>GT-CQ</w:t>
+            </w:r>
+          </w:p>
+        </w:tc>
+        <w:tc>
+          <w:tcPr>
+            <w:tcW w:type="dxa" w:w="4706"/>
+          </w:tcPr>
+          <w:p>
+            <w:r>
+              <w:rPr>
+                <w:b w:val="0"/>
+                <w:i w:val="0"/>
+                <w:sz w:val="17"/>
+              </w:rPr>
+              <w:t>Prière de verifier l'information donnée par Awa NDIAYE ou corriger au niveau de la section 1.</w:t>
+            </w:r>
+          </w:p>
+        </w:tc>
+      </w:tr>
+      <w:tr>
+        <w:tc>
+          <w:tcPr>
+            <w:tcW w:type="dxa" w:w="964"/>
+          </w:tcPr>
+          <w:p>
+            <w:r>
+              <w:rPr>
+                <w:b/>
+                <w:i w:val="0"/>
+                <w:color w:val="EA580C"/>
+                <w:sz w:val="16"/>
+              </w:rPr>
+              <w:t>Moyenne</w:t>
+            </w:r>
+          </w:p>
+        </w:tc>
+        <w:tc>
+          <w:tcPr>
+            <w:tcW w:type="dxa" w:w="1247"/>
+          </w:tcPr>
+          <w:p>
+            <w:r>
+              <w:rPr>
+                <w:b/>
+                <w:i w:val="0"/>
+                <w:sz w:val="16"/>
+              </w:rPr>
+              <w:t>S01</w:t>
+              <w:br/>
+            </w:r>
+            <w:r>
+              <w:rPr>
+                <w:b w:val="0"/>
+                <w:i w:val="0"/>
+                <w:color w:val="64748B"/>
+                <w:sz w:val="14"/>
+              </w:rPr>
+              <w:t>Démographie</w:t>
+            </w:r>
+          </w:p>
+        </w:tc>
+        <w:tc>
+          <w:tcPr>
+            <w:tcW w:type="dxa" w:w="1531"/>
+          </w:tcPr>
+          <w:p>
+            <w:r>
+              <w:rPr>
+                <w:b/>
+                <w:i w:val="0"/>
+                <w:color w:val="16A34A"/>
+                <w:sz w:val="16"/>
+              </w:rPr>
+              <w:t>—</w:t>
+            </w:r>
+          </w:p>
+        </w:tc>
+        <w:tc>
+          <w:tcPr>
+            <w:tcW w:type="dxa" w:w="1191"/>
+          </w:tcPr>
+          <w:p>
+            <w:r>
+              <w:rPr>
+                <w:b w:val="0"/>
+                <w:i w:val="0"/>
+                <w:color w:val="64748B"/>
+                <w:sz w:val="16"/>
+              </w:rPr>
+              <w:t>GT-CQ</w:t>
+            </w:r>
+          </w:p>
+        </w:tc>
+        <w:tc>
+          <w:tcPr>
+            <w:tcW w:type="dxa" w:w="4706"/>
+          </w:tcPr>
+          <w:p>
+            <w:r>
+              <w:rPr>
+                <w:b w:val="0"/>
+                <w:i w:val="0"/>
+                <w:sz w:val="17"/>
+              </w:rPr>
+              <w:t>Prière de verifier l'information donnée par Samba NDIAYE ou corriger au niveau de la section 1.</w:t>
+            </w:r>
+          </w:p>
+        </w:tc>
+      </w:tr>
+      <w:tr>
+        <w:tc>
+          <w:tcPr>
+            <w:tcW w:type="dxa" w:w="964"/>
+          </w:tcPr>
+          <w:p>
+            <w:r>
+              <w:rPr>
+                <w:b/>
+                <w:i w:val="0"/>
+                <w:color w:val="EA580C"/>
+                <w:sz w:val="16"/>
+              </w:rPr>
+              <w:t>Moyenne</w:t>
+            </w:r>
+          </w:p>
+        </w:tc>
+        <w:tc>
+          <w:tcPr>
+            <w:tcW w:type="dxa" w:w="1247"/>
+          </w:tcPr>
+          <w:p>
+            <w:r>
+              <w:rPr>
+                <w:b/>
+                <w:i w:val="0"/>
+                <w:sz w:val="16"/>
+              </w:rPr>
+              <w:t>S03</w:t>
+              <w:br/>
+            </w:r>
+            <w:r>
+              <w:rPr>
+                <w:b w:val="0"/>
+                <w:i w:val="0"/>
+                <w:color w:val="64748B"/>
+                <w:sz w:val="14"/>
+              </w:rPr>
+              <w:t>Santé</w:t>
+            </w:r>
+          </w:p>
+        </w:tc>
+        <w:tc>
+          <w:tcPr>
+            <w:tcW w:type="dxa" w:w="1531"/>
+          </w:tcPr>
+          <w:p>
+            <w:r>
+              <w:rPr>
+                <w:b/>
+                <w:i w:val="0"/>
+                <w:color w:val="16A34A"/>
+                <w:sz w:val="16"/>
+              </w:rPr>
+              <w:t>s01q41a, s02q20, s02q22, s03q07, s03q02, s01q00b, s03q02_autre</w:t>
+            </w:r>
+          </w:p>
+        </w:tc>
+        <w:tc>
+          <w:tcPr>
+            <w:tcW w:type="dxa" w:w="1191"/>
+          </w:tcPr>
+          <w:p>
+            <w:r>
+              <w:rPr>
+                <w:b w:val="0"/>
+                <w:i w:val="0"/>
+                <w:color w:val="64748B"/>
+                <w:sz w:val="16"/>
+              </w:rPr>
+              <w:t>GT-CQ</w:t>
+            </w:r>
+          </w:p>
+        </w:tc>
+        <w:tc>
+          <w:tcPr>
+            <w:tcW w:type="dxa" w:w="4706"/>
+          </w:tcPr>
+          <w:p>
+            <w:r>
+              <w:rPr>
+                <w:b w:val="0"/>
+                <w:i w:val="0"/>
+                <w:sz w:val="17"/>
+              </w:rPr>
+              <w:t>Le principal problème de santé que Samba NDIAYE a eu est des boutons au niveau des oreilles, prière de prendre attache avec le QG pour plus d'explication afin de le classer bien.</w:t>
+            </w:r>
+          </w:p>
+        </w:tc>
+      </w:tr>
+      <w:tr>
+        <w:tc>
+          <w:tcPr>
+            <w:tcW w:type="dxa" w:w="964"/>
+          </w:tcPr>
+          <w:p>
+            <w:r>
+              <w:rPr>
+                <w:b/>
+                <w:i w:val="0"/>
+                <w:color w:val="EA580C"/>
+                <w:sz w:val="16"/>
+              </w:rPr>
+              <w:t>Moyenne</w:t>
+            </w:r>
+          </w:p>
+        </w:tc>
+        <w:tc>
+          <w:tcPr>
+            <w:tcW w:type="dxa" w:w="1247"/>
+          </w:tcPr>
+          <w:p>
+            <w:r>
+              <w:rPr>
+                <w:b/>
+                <w:i w:val="0"/>
+                <w:sz w:val="16"/>
+              </w:rPr>
+              <w:t>S03</w:t>
+              <w:br/>
+            </w:r>
+            <w:r>
+              <w:rPr>
+                <w:b w:val="0"/>
+                <w:i w:val="0"/>
+                <w:color w:val="64748B"/>
+                <w:sz w:val="14"/>
+              </w:rPr>
+              <w:t>Santé</w:t>
+            </w:r>
+          </w:p>
+        </w:tc>
+        <w:tc>
+          <w:tcPr>
+            <w:tcW w:type="dxa" w:w="1531"/>
+          </w:tcPr>
+          <w:p>
+            <w:r>
+              <w:rPr>
+                <w:b/>
+                <w:i w:val="0"/>
+                <w:color w:val="16A34A"/>
+                <w:sz w:val="16"/>
+              </w:rPr>
+              <w:t>s01q10_1, s02q20, s02q22, s03q06, s01q00b, s03q06_autre</w:t>
+            </w:r>
+          </w:p>
+        </w:tc>
+        <w:tc>
+          <w:tcPr>
+            <w:tcW w:type="dxa" w:w="1191"/>
+          </w:tcPr>
+          <w:p>
+            <w:r>
+              <w:rPr>
+                <w:b w:val="0"/>
+                <w:i w:val="0"/>
+                <w:color w:val="64748B"/>
+                <w:sz w:val="16"/>
+              </w:rPr>
+              <w:t>GT-CQ</w:t>
+            </w:r>
+          </w:p>
+        </w:tc>
+        <w:tc>
+          <w:tcPr>
+            <w:tcW w:type="dxa" w:w="4706"/>
+          </w:tcPr>
+          <w:p>
+            <w:r>
+              <w:rPr>
+                <w:b w:val="0"/>
+                <w:i w:val="0"/>
+                <w:sz w:val="17"/>
+              </w:rPr>
+              <w:t>La raison principale que Samba NDIAYE n'as pas consulté est payé des médicaments à la pharmacie, prière de prendre attache avec le QG pour plus d'explication afin de la classer bien.</w:t>
+            </w:r>
+          </w:p>
+        </w:tc>
+      </w:tr>
+      <w:tr>
+        <w:tc>
+          <w:tcPr>
+            <w:tcW w:type="dxa" w:w="964"/>
+          </w:tcPr>
+          <w:p>
+            <w:r>
+              <w:rPr>
+                <w:b/>
+                <w:i w:val="0"/>
+                <w:color w:val="EA580C"/>
+                <w:sz w:val="16"/>
+              </w:rPr>
+              <w:t>Moyenne</w:t>
+            </w:r>
+          </w:p>
+        </w:tc>
+        <w:tc>
+          <w:tcPr>
+            <w:tcW w:type="dxa" w:w="1247"/>
+          </w:tcPr>
+          <w:p>
+            <w:r>
+              <w:rPr>
+                <w:b/>
+                <w:i w:val="0"/>
+                <w:sz w:val="16"/>
+              </w:rPr>
+              <w:t>S04</w:t>
+              <w:br/>
+            </w:r>
+            <w:r>
+              <w:rPr>
+                <w:b w:val="0"/>
+                <w:i w:val="0"/>
+                <w:color w:val="64748B"/>
+                <w:sz w:val="14"/>
+              </w:rPr>
+              <w:t>Emploi</w:t>
+            </w:r>
+          </w:p>
+        </w:tc>
+        <w:tc>
+          <w:tcPr>
+            <w:tcW w:type="dxa" w:w="1531"/>
+          </w:tcPr>
+          <w:p>
+            <w:r>
+              <w:rPr>
+                <w:b/>
+                <w:i w:val="0"/>
+                <w:color w:val="16A34A"/>
+                <w:sz w:val="16"/>
+              </w:rPr>
+              <w:t>s01q47__1, s01q47__2, s01q47__3, s01q47__4, s01q47__5, s01q47__6, s01q47__7, s02q15</w:t>
+            </w:r>
+          </w:p>
+        </w:tc>
+        <w:tc>
+          <w:tcPr>
+            <w:tcW w:type="dxa" w:w="1191"/>
+          </w:tcPr>
+          <w:p>
+            <w:r>
+              <w:rPr>
+                <w:b w:val="0"/>
+                <w:i w:val="0"/>
+                <w:color w:val="64748B"/>
+                <w:sz w:val="16"/>
+              </w:rPr>
+              <w:t>GT-CQ</w:t>
+            </w:r>
+          </w:p>
+        </w:tc>
+        <w:tc>
+          <w:tcPr>
+            <w:tcW w:type="dxa" w:w="4706"/>
+          </w:tcPr>
+          <w:p>
+            <w:r>
+              <w:rPr>
+                <w:b w:val="0"/>
+                <w:i w:val="0"/>
+                <w:sz w:val="17"/>
+              </w:rPr>
+              <w:t>Attention! le nombre d'heure (3 heures) que Joseph Dominique Diandy a travaillé par jour semble faible, veuillez s'il vous plait confirmer cette information avec le QG.</w:t>
+            </w:r>
+          </w:p>
+        </w:tc>
+      </w:tr>
+      <w:tr>
+        <w:tc>
+          <w:tcPr>
+            <w:tcW w:type="dxa" w:w="964"/>
+          </w:tcPr>
+          <w:p>
+            <w:r>
+              <w:rPr>
+                <w:b/>
+                <w:i w:val="0"/>
+                <w:color w:val="EA580C"/>
+                <w:sz w:val="16"/>
+              </w:rPr>
+              <w:t>Moyenne</w:t>
+            </w:r>
+          </w:p>
+        </w:tc>
+        <w:tc>
+          <w:tcPr>
+            <w:tcW w:type="dxa" w:w="1247"/>
+          </w:tcPr>
+          <w:p>
+            <w:r>
+              <w:rPr>
+                <w:b/>
+                <w:i w:val="0"/>
+                <w:sz w:val="16"/>
+              </w:rPr>
+              <w:t>S04</w:t>
+              <w:br/>
+            </w:r>
+            <w:r>
+              <w:rPr>
+                <w:b w:val="0"/>
+                <w:i w:val="0"/>
+                <w:color w:val="64748B"/>
+                <w:sz w:val="14"/>
+              </w:rPr>
+              <w:t>Emploi</w:t>
+            </w:r>
+          </w:p>
+        </w:tc>
+        <w:tc>
+          <w:tcPr>
+            <w:tcW w:type="dxa" w:w="1531"/>
+          </w:tcPr>
+          <w:p>
+            <w:r>
+              <w:rPr>
+                <w:b/>
+                <w:i w:val="0"/>
+                <w:color w:val="16A34A"/>
+                <w:sz w:val="16"/>
+              </w:rPr>
+              <w:t>s01q47__1, s01q47__2, s01q47__3, s01q47__4, s01q47__5, s01q47__6, s01q47__7, s02q15</w:t>
+            </w:r>
+          </w:p>
+        </w:tc>
+        <w:tc>
+          <w:tcPr>
+            <w:tcW w:type="dxa" w:w="1191"/>
+          </w:tcPr>
+          <w:p>
+            <w:r>
+              <w:rPr>
+                <w:b w:val="0"/>
+                <w:i w:val="0"/>
+                <w:color w:val="64748B"/>
+                <w:sz w:val="16"/>
+              </w:rPr>
+              <w:t>GT-CQ</w:t>
+            </w:r>
+          </w:p>
+        </w:tc>
+        <w:tc>
+          <w:tcPr>
+            <w:tcW w:type="dxa" w:w="4706"/>
+          </w:tcPr>
+          <w:p>
+            <w:r>
+              <w:rPr>
+                <w:b w:val="0"/>
+                <w:i w:val="0"/>
+                <w:sz w:val="17"/>
+              </w:rPr>
+              <w:t>Attention! le nombre d'heure (3 heures) que Maïmouna Sy a travaillé par jour semble faible, veuillez s'il vous plait confirmer cette information avec le QG.</w:t>
+            </w:r>
+          </w:p>
+        </w:tc>
+      </w:tr>
+      <w:tr>
+        <w:tc>
+          <w:tcPr>
+            <w:tcW w:type="dxa" w:w="964"/>
+          </w:tcPr>
+          <w:p>
+            <w:r>
+              <w:rPr>
+                <w:b/>
+                <w:i w:val="0"/>
+                <w:color w:val="EA580C"/>
+                <w:sz w:val="16"/>
+              </w:rPr>
+              <w:t>Moyenne</w:t>
+            </w:r>
+          </w:p>
+        </w:tc>
+        <w:tc>
+          <w:tcPr>
+            <w:tcW w:type="dxa" w:w="1247"/>
+          </w:tcPr>
+          <w:p>
+            <w:r>
+              <w:rPr>
+                <w:b/>
+                <w:i w:val="0"/>
+                <w:sz w:val="16"/>
+              </w:rPr>
+              <w:t>S06</w:t>
+              <w:br/>
+            </w:r>
+            <w:r>
+              <w:rPr>
+                <w:b w:val="0"/>
+                <w:i w:val="0"/>
+                <w:color w:val="64748B"/>
+                <w:sz w:val="14"/>
+              </w:rPr>
+              <w:t>Crédit &amp; épargne</w:t>
+            </w:r>
+          </w:p>
+        </w:tc>
+        <w:tc>
+          <w:tcPr>
+            <w:tcW w:type="dxa" w:w="1531"/>
+          </w:tcPr>
+          <w:p>
+            <w:r>
+              <w:rPr>
+                <w:b/>
+                <w:i w:val="0"/>
+                <w:color w:val="16A34A"/>
+                <w:sz w:val="16"/>
+              </w:rPr>
+              <w:t>—</w:t>
+            </w:r>
+          </w:p>
+        </w:tc>
+        <w:tc>
+          <w:tcPr>
+            <w:tcW w:type="dxa" w:w="1191"/>
+          </w:tcPr>
+          <w:p>
+            <w:r>
+              <w:rPr>
+                <w:b w:val="0"/>
+                <w:i w:val="0"/>
+                <w:color w:val="64748B"/>
+                <w:sz w:val="16"/>
+              </w:rPr>
+              <w:t>GT-CQ</w:t>
+            </w:r>
+          </w:p>
+        </w:tc>
+        <w:tc>
+          <w:tcPr>
+            <w:tcW w:type="dxa" w:w="4706"/>
+          </w:tcPr>
+          <w:p>
+            <w:r>
+              <w:rPr>
+                <w:b w:val="0"/>
+                <w:i w:val="0"/>
+                <w:sz w:val="17"/>
+              </w:rPr>
+              <w:t>Veuillez vous rassurez réellement que la personne n'a pas affecté de crédit immobilier.</w:t>
+            </w:r>
+          </w:p>
+        </w:tc>
+      </w:tr>
+      <w:tr>
+        <w:tc>
+          <w:tcPr>
+            <w:tcW w:type="dxa" w:w="964"/>
+          </w:tcPr>
+          <w:p>
+            <w:r>
+              <w:rPr>
+                <w:b/>
+                <w:i w:val="0"/>
+                <w:color w:val="EA580C"/>
+                <w:sz w:val="16"/>
+              </w:rPr>
+              <w:t>Moyenne</w:t>
+            </w:r>
+          </w:p>
+        </w:tc>
+        <w:tc>
+          <w:tcPr>
+            <w:tcW w:type="dxa" w:w="1247"/>
+          </w:tcPr>
+          <w:p>
+            <w:r>
+              <w:rPr>
+                <w:b/>
+                <w:i w:val="0"/>
+                <w:sz w:val="16"/>
+              </w:rPr>
               <w:t>S07</w:t>
               <w:br/>
             </w:r>
@@ -1084,7 +2434,7 @@
                 <w:color w:val="16A34A"/>
                 <w:sz w:val="16"/>
               </w:rPr>
-              <w:t>s00q27, s01q03a, s01q03b, s01q03c, s02q04, s03q14, s04q15, s04q16</w:t>
+              <w:t>—</w:t>
             </w:r>
           </w:p>
         </w:tc>
@@ -1115,7 +2465,7 @@
                 <w:i w:val="0"/>
                 <w:sz w:val="17"/>
               </w:rPr>
-              <w:t>Incohérence!! Dans ce ménage, chaque individus consomme par jour 16.52993 Kg  de cereale; Prière de vérifier les quantités prises des produits cérealiers (de Riz local Gambiaka à Autres semoules de céréales) auprès du ménage ou confirmer avec le QG.</w:t>
+              <w:t>Attention ! La dépense du répas pris à l'extérieur de Joseph Dominique Diandy (6650 Fcfa) au cours de 7 derniers jours est relativement élevé.</w:t>
             </w:r>
           </w:p>
         </w:tc>
@@ -1130,10 +2480,2080 @@
               <w:rPr>
                 <w:b/>
                 <w:i w:val="0"/>
-                <w:color w:val="DC2626"/>
+                <w:color w:val="EA580C"/>
                 <w:sz w:val="16"/>
               </w:rPr>
-              <w:t>Haute</w:t>
+              <w:t>Moyenne</w:t>
+            </w:r>
+          </w:p>
+        </w:tc>
+        <w:tc>
+          <w:tcPr>
+            <w:tcW w:type="dxa" w:w="1247"/>
+          </w:tcPr>
+          <w:p>
+            <w:r>
+              <w:rPr>
+                <w:b/>
+                <w:i w:val="0"/>
+                <w:sz w:val="16"/>
+              </w:rPr>
+              <w:t>S07</w:t>
+              <w:br/>
+            </w:r>
+            <w:r>
+              <w:rPr>
+                <w:b w:val="0"/>
+                <w:i w:val="0"/>
+                <w:color w:val="64748B"/>
+                <w:sz w:val="14"/>
+              </w:rPr>
+              <w:t>Consommation alimentaire</w:t>
+            </w:r>
+          </w:p>
+        </w:tc>
+        <w:tc>
+          <w:tcPr>
+            <w:tcW w:type="dxa" w:w="1531"/>
+          </w:tcPr>
+          <w:p>
+            <w:r>
+              <w:rPr>
+                <w:b/>
+                <w:i w:val="0"/>
+                <w:color w:val="16A34A"/>
+                <w:sz w:val="16"/>
+              </w:rPr>
+              <w:t>—</w:t>
+            </w:r>
+          </w:p>
+        </w:tc>
+        <w:tc>
+          <w:tcPr>
+            <w:tcW w:type="dxa" w:w="1191"/>
+          </w:tcPr>
+          <w:p>
+            <w:r>
+              <w:rPr>
+                <w:b w:val="0"/>
+                <w:i w:val="0"/>
+                <w:color w:val="64748B"/>
+                <w:sz w:val="16"/>
+              </w:rPr>
+              <w:t>GT-CQ</w:t>
+            </w:r>
+          </w:p>
+        </w:tc>
+        <w:tc>
+          <w:tcPr>
+            <w:tcW w:type="dxa" w:w="4706"/>
+          </w:tcPr>
+          <w:p>
+            <w:r>
+              <w:rPr>
+                <w:b w:val="0"/>
+                <w:i w:val="0"/>
+                <w:sz w:val="17"/>
+              </w:rPr>
+              <w:t>Prière de corriger ou de confirmer avec le QG.</w:t>
+            </w:r>
+          </w:p>
+        </w:tc>
+      </w:tr>
+      <w:tr>
+        <w:tc>
+          <w:tcPr>
+            <w:tcW w:type="dxa" w:w="964"/>
+          </w:tcPr>
+          <w:p>
+            <w:r>
+              <w:rPr>
+                <w:b/>
+                <w:i w:val="0"/>
+                <w:color w:val="EA580C"/>
+                <w:sz w:val="16"/>
+              </w:rPr>
+              <w:t>Moyenne</w:t>
+            </w:r>
+          </w:p>
+        </w:tc>
+        <w:tc>
+          <w:tcPr>
+            <w:tcW w:type="dxa" w:w="1247"/>
+          </w:tcPr>
+          <w:p>
+            <w:r>
+              <w:rPr>
+                <w:b/>
+                <w:i w:val="0"/>
+                <w:sz w:val="16"/>
+              </w:rPr>
+              <w:t>S07</w:t>
+              <w:br/>
+            </w:r>
+            <w:r>
+              <w:rPr>
+                <w:b w:val="0"/>
+                <w:i w:val="0"/>
+                <w:color w:val="64748B"/>
+                <w:sz w:val="14"/>
+              </w:rPr>
+              <w:t>Consommation alimentaire</w:t>
+            </w:r>
+          </w:p>
+        </w:tc>
+        <w:tc>
+          <w:tcPr>
+            <w:tcW w:type="dxa" w:w="1531"/>
+          </w:tcPr>
+          <w:p>
+            <w:r>
+              <w:rPr>
+                <w:b/>
+                <w:i w:val="0"/>
+                <w:color w:val="16A34A"/>
+                <w:sz w:val="16"/>
+              </w:rPr>
+              <w:t>s01q23, s01q00b, s01q23_autre</w:t>
+            </w:r>
+          </w:p>
+        </w:tc>
+        <w:tc>
+          <w:tcPr>
+            <w:tcW w:type="dxa" w:w="1191"/>
+          </w:tcPr>
+          <w:p>
+            <w:r>
+              <w:rPr>
+                <w:b w:val="0"/>
+                <w:i w:val="0"/>
+                <w:color w:val="64748B"/>
+                <w:sz w:val="16"/>
+              </w:rPr>
+              <w:t>GT-CQ</w:t>
+            </w:r>
+          </w:p>
+        </w:tc>
+        <w:tc>
+          <w:tcPr>
+            <w:tcW w:type="dxa" w:w="4706"/>
+          </w:tcPr>
+          <w:p>
+            <w:r>
+              <w:rPr>
+                <w:b w:val="0"/>
+                <w:i w:val="0"/>
+                <w:sz w:val="17"/>
+              </w:rPr>
+              <w:t>La dernière fois que vous avez acheté Boissons gazeuses (Coca, Fanta, Vimto, Sprite, etc.) est cadeau communion et semble exister dans les modalités, prière de prendre attache avec le QG pour plus d'explication afin de la classer bien.</w:t>
+            </w:r>
+          </w:p>
+        </w:tc>
+      </w:tr>
+      <w:tr>
+        <w:tc>
+          <w:tcPr>
+            <w:tcW w:type="dxa" w:w="964"/>
+          </w:tcPr>
+          <w:p>
+            <w:r>
+              <w:rPr>
+                <w:b/>
+                <w:i w:val="0"/>
+                <w:color w:val="EA580C"/>
+                <w:sz w:val="16"/>
+              </w:rPr>
+              <w:t>Moyenne</w:t>
+            </w:r>
+          </w:p>
+        </w:tc>
+        <w:tc>
+          <w:tcPr>
+            <w:tcW w:type="dxa" w:w="1247"/>
+          </w:tcPr>
+          <w:p>
+            <w:r>
+              <w:rPr>
+                <w:b/>
+                <w:i w:val="0"/>
+                <w:sz w:val="16"/>
+              </w:rPr>
+              <w:t>S07</w:t>
+              <w:br/>
+            </w:r>
+            <w:r>
+              <w:rPr>
+                <w:b w:val="0"/>
+                <w:i w:val="0"/>
+                <w:color w:val="64748B"/>
+                <w:sz w:val="14"/>
+              </w:rPr>
+              <w:t>Consommation alimentaire</w:t>
+            </w:r>
+          </w:p>
+        </w:tc>
+        <w:tc>
+          <w:tcPr>
+            <w:tcW w:type="dxa" w:w="1531"/>
+          </w:tcPr>
+          <w:p>
+            <w:r>
+              <w:rPr>
+                <w:b/>
+                <w:i w:val="0"/>
+                <w:color w:val="16A34A"/>
+                <w:sz w:val="16"/>
+              </w:rPr>
+              <w:t>s01q23, s01q00b, s01q23_autre</w:t>
+            </w:r>
+          </w:p>
+        </w:tc>
+        <w:tc>
+          <w:tcPr>
+            <w:tcW w:type="dxa" w:w="1191"/>
+          </w:tcPr>
+          <w:p>
+            <w:r>
+              <w:rPr>
+                <w:b w:val="0"/>
+                <w:i w:val="0"/>
+                <w:color w:val="64748B"/>
+                <w:sz w:val="16"/>
+              </w:rPr>
+              <w:t>GT-CQ</w:t>
+            </w:r>
+          </w:p>
+        </w:tc>
+        <w:tc>
+          <w:tcPr>
+            <w:tcW w:type="dxa" w:w="4706"/>
+          </w:tcPr>
+          <w:p>
+            <w:r>
+              <w:rPr>
+                <w:b w:val="0"/>
+                <w:i w:val="0"/>
+                <w:sz w:val="17"/>
+              </w:rPr>
+              <w:t>La dernière fois que vous avez acheté Galettes, crêpes est cérémonie de communion et semble exister dans les modalités, prière de prendre attache avec le QG pour plus d'explication afin de la classer bien.</w:t>
+            </w:r>
+          </w:p>
+        </w:tc>
+      </w:tr>
+      <w:tr>
+        <w:tc>
+          <w:tcPr>
+            <w:tcW w:type="dxa" w:w="964"/>
+          </w:tcPr>
+          <w:p>
+            <w:r>
+              <w:rPr>
+                <w:b/>
+                <w:i w:val="0"/>
+                <w:color w:val="EA580C"/>
+                <w:sz w:val="16"/>
+              </w:rPr>
+              <w:t>Moyenne</w:t>
+            </w:r>
+          </w:p>
+        </w:tc>
+        <w:tc>
+          <w:tcPr>
+            <w:tcW w:type="dxa" w:w="1247"/>
+          </w:tcPr>
+          <w:p>
+            <w:r>
+              <w:rPr>
+                <w:b/>
+                <w:i w:val="0"/>
+                <w:sz w:val="16"/>
+              </w:rPr>
+              <w:t>S07</w:t>
+              <w:br/>
+            </w:r>
+            <w:r>
+              <w:rPr>
+                <w:b w:val="0"/>
+                <w:i w:val="0"/>
+                <w:color w:val="64748B"/>
+                <w:sz w:val="14"/>
+              </w:rPr>
+              <w:t>Consommation alimentaire</w:t>
+            </w:r>
+          </w:p>
+        </w:tc>
+        <w:tc>
+          <w:tcPr>
+            <w:tcW w:type="dxa" w:w="1531"/>
+          </w:tcPr>
+          <w:p>
+            <w:r>
+              <w:rPr>
+                <w:b/>
+                <w:i w:val="0"/>
+                <w:color w:val="16A34A"/>
+                <w:sz w:val="16"/>
+              </w:rPr>
+              <w:t>—</w:t>
+            </w:r>
+          </w:p>
+        </w:tc>
+        <w:tc>
+          <w:tcPr>
+            <w:tcW w:type="dxa" w:w="1191"/>
+          </w:tcPr>
+          <w:p>
+            <w:r>
+              <w:rPr>
+                <w:b w:val="0"/>
+                <w:i w:val="0"/>
+                <w:color w:val="64748B"/>
+                <w:sz w:val="16"/>
+              </w:rPr>
+              <w:t>GT-CQ</w:t>
+            </w:r>
+          </w:p>
+        </w:tc>
+        <w:tc>
+          <w:tcPr>
+            <w:tcW w:type="dxa" w:w="4706"/>
+          </w:tcPr>
+          <w:p>
+            <w:r>
+              <w:rPr>
+                <w:b w:val="0"/>
+                <w:i w:val="0"/>
+                <w:sz w:val="17"/>
+              </w:rPr>
+              <w:t>Attention ! Le prix unitaire d'achat (100 Fcfa) de Piment frais en Pièce (Petit) est relativement élevé par rapport aux autres prix observés dans cette zone.</w:t>
+            </w:r>
+          </w:p>
+        </w:tc>
+      </w:tr>
+      <w:tr>
+        <w:tc>
+          <w:tcPr>
+            <w:tcW w:type="dxa" w:w="964"/>
+          </w:tcPr>
+          <w:p>
+            <w:r>
+              <w:rPr>
+                <w:b/>
+                <w:i w:val="0"/>
+                <w:color w:val="EA580C"/>
+                <w:sz w:val="16"/>
+              </w:rPr>
+              <w:t>Moyenne</w:t>
+            </w:r>
+          </w:p>
+        </w:tc>
+        <w:tc>
+          <w:tcPr>
+            <w:tcW w:type="dxa" w:w="1247"/>
+          </w:tcPr>
+          <w:p>
+            <w:r>
+              <w:rPr>
+                <w:b/>
+                <w:i w:val="0"/>
+                <w:sz w:val="16"/>
+              </w:rPr>
+              <w:t>S07</w:t>
+              <w:br/>
+            </w:r>
+            <w:r>
+              <w:rPr>
+                <w:b w:val="0"/>
+                <w:i w:val="0"/>
+                <w:color w:val="64748B"/>
+                <w:sz w:val="14"/>
+              </w:rPr>
+              <w:t>Consommation alimentaire</w:t>
+            </w:r>
+          </w:p>
+        </w:tc>
+        <w:tc>
+          <w:tcPr>
+            <w:tcW w:type="dxa" w:w="1531"/>
+          </w:tcPr>
+          <w:p>
+            <w:r>
+              <w:rPr>
+                <w:b/>
+                <w:i w:val="0"/>
+                <w:color w:val="16A34A"/>
+                <w:sz w:val="16"/>
+              </w:rPr>
+              <w:t>—</w:t>
+            </w:r>
+          </w:p>
+        </w:tc>
+        <w:tc>
+          <w:tcPr>
+            <w:tcW w:type="dxa" w:w="1191"/>
+          </w:tcPr>
+          <w:p>
+            <w:r>
+              <w:rPr>
+                <w:b w:val="0"/>
+                <w:i w:val="0"/>
+                <w:color w:val="64748B"/>
+                <w:sz w:val="16"/>
+              </w:rPr>
+              <w:t>GT-CQ</w:t>
+            </w:r>
+          </w:p>
+        </w:tc>
+        <w:tc>
+          <w:tcPr>
+            <w:tcW w:type="dxa" w:w="4706"/>
+          </w:tcPr>
+          <w:p>
+            <w:r>
+              <w:rPr>
+                <w:b w:val="0"/>
+                <w:i w:val="0"/>
+                <w:sz w:val="17"/>
+              </w:rPr>
+              <w:t>Prière de corriger ou de confirmer avec le QG.</w:t>
+            </w:r>
+          </w:p>
+        </w:tc>
+      </w:tr>
+      <w:tr>
+        <w:tc>
+          <w:tcPr>
+            <w:tcW w:type="dxa" w:w="964"/>
+          </w:tcPr>
+          <w:p>
+            <w:r>
+              <w:rPr>
+                <w:b/>
+                <w:i w:val="0"/>
+                <w:color w:val="EA580C"/>
+                <w:sz w:val="16"/>
+              </w:rPr>
+              <w:t>Moyenne</w:t>
+            </w:r>
+          </w:p>
+        </w:tc>
+        <w:tc>
+          <w:tcPr>
+            <w:tcW w:type="dxa" w:w="1247"/>
+          </w:tcPr>
+          <w:p>
+            <w:r>
+              <w:rPr>
+                <w:b/>
+                <w:i w:val="0"/>
+                <w:sz w:val="16"/>
+              </w:rPr>
+              <w:t>S07</w:t>
+              <w:br/>
+            </w:r>
+            <w:r>
+              <w:rPr>
+                <w:b w:val="0"/>
+                <w:i w:val="0"/>
+                <w:color w:val="64748B"/>
+                <w:sz w:val="14"/>
+              </w:rPr>
+              <w:t>Consommation alimentaire</w:t>
+            </w:r>
+          </w:p>
+        </w:tc>
+        <w:tc>
+          <w:tcPr>
+            <w:tcW w:type="dxa" w:w="1531"/>
+          </w:tcPr>
+          <w:p>
+            <w:r>
+              <w:rPr>
+                <w:b/>
+                <w:i w:val="0"/>
+                <w:color w:val="16A34A"/>
+                <w:sz w:val="16"/>
+              </w:rPr>
+              <w:t>—</w:t>
+            </w:r>
+          </w:p>
+        </w:tc>
+        <w:tc>
+          <w:tcPr>
+            <w:tcW w:type="dxa" w:w="1191"/>
+          </w:tcPr>
+          <w:p>
+            <w:r>
+              <w:rPr>
+                <w:b w:val="0"/>
+                <w:i w:val="0"/>
+                <w:color w:val="64748B"/>
+                <w:sz w:val="16"/>
+              </w:rPr>
+              <w:t>GT-CQ</w:t>
+            </w:r>
+          </w:p>
+        </w:tc>
+        <w:tc>
+          <w:tcPr>
+            <w:tcW w:type="dxa" w:w="4706"/>
+          </w:tcPr>
+          <w:p>
+            <w:r>
+              <w:rPr>
+                <w:b w:val="0"/>
+                <w:i w:val="0"/>
+                <w:sz w:val="17"/>
+              </w:rPr>
+              <w:t>Le ménage a consommé 18.5 Sac (50 Kg) taille unique de Riz importé brisé, cette quantité semble anormale pour une consommation des 7 derniers jours.</w:t>
+            </w:r>
+          </w:p>
+        </w:tc>
+      </w:tr>
+      <w:tr>
+        <w:tc>
+          <w:tcPr>
+            <w:tcW w:type="dxa" w:w="964"/>
+          </w:tcPr>
+          <w:p>
+            <w:r>
+              <w:rPr>
+                <w:b/>
+                <w:i w:val="0"/>
+                <w:color w:val="EA580C"/>
+                <w:sz w:val="16"/>
+              </w:rPr>
+              <w:t>Moyenne</w:t>
+            </w:r>
+          </w:p>
+        </w:tc>
+        <w:tc>
+          <w:tcPr>
+            <w:tcW w:type="dxa" w:w="1247"/>
+          </w:tcPr>
+          <w:p>
+            <w:r>
+              <w:rPr>
+                <w:b/>
+                <w:i w:val="0"/>
+                <w:sz w:val="16"/>
+              </w:rPr>
+              <w:t>S07</w:t>
+              <w:br/>
+            </w:r>
+            <w:r>
+              <w:rPr>
+                <w:b w:val="0"/>
+                <w:i w:val="0"/>
+                <w:color w:val="64748B"/>
+                <w:sz w:val="14"/>
+              </w:rPr>
+              <w:t>Consommation alimentaire</w:t>
+            </w:r>
+          </w:p>
+        </w:tc>
+        <w:tc>
+          <w:tcPr>
+            <w:tcW w:type="dxa" w:w="1531"/>
+          </w:tcPr>
+          <w:p>
+            <w:r>
+              <w:rPr>
+                <w:b/>
+                <w:i w:val="0"/>
+                <w:color w:val="16A34A"/>
+                <w:sz w:val="16"/>
+              </w:rPr>
+              <w:t>—</w:t>
+            </w:r>
+          </w:p>
+        </w:tc>
+        <w:tc>
+          <w:tcPr>
+            <w:tcW w:type="dxa" w:w="1191"/>
+          </w:tcPr>
+          <w:p>
+            <w:r>
+              <w:rPr>
+                <w:b w:val="0"/>
+                <w:i w:val="0"/>
+                <w:color w:val="64748B"/>
+                <w:sz w:val="16"/>
+              </w:rPr>
+              <w:t>GT-CQ</w:t>
+            </w:r>
+          </w:p>
+        </w:tc>
+        <w:tc>
+          <w:tcPr>
+            <w:tcW w:type="dxa" w:w="4706"/>
+          </w:tcPr>
+          <w:p>
+            <w:r>
+              <w:rPr>
+                <w:b w:val="0"/>
+                <w:i w:val="0"/>
+                <w:sz w:val="17"/>
+              </w:rPr>
+              <w:t>prière de verifier et corriger ou confirmer avec le QG.</w:t>
+            </w:r>
+          </w:p>
+        </w:tc>
+      </w:tr>
+      <w:tr>
+        <w:tc>
+          <w:tcPr>
+            <w:tcW w:type="dxa" w:w="964"/>
+          </w:tcPr>
+          <w:p>
+            <w:r>
+              <w:rPr>
+                <w:b/>
+                <w:i w:val="0"/>
+                <w:color w:val="EA580C"/>
+                <w:sz w:val="16"/>
+              </w:rPr>
+              <w:t>Moyenne</w:t>
+            </w:r>
+          </w:p>
+        </w:tc>
+        <w:tc>
+          <w:tcPr>
+            <w:tcW w:type="dxa" w:w="1247"/>
+          </w:tcPr>
+          <w:p>
+            <w:r>
+              <w:rPr>
+                <w:b/>
+                <w:i w:val="0"/>
+                <w:sz w:val="16"/>
+              </w:rPr>
+              <w:t>S09</w:t>
+              <w:br/>
+            </w:r>
+            <w:r>
+              <w:rPr>
+                <w:b w:val="0"/>
+                <w:i w:val="0"/>
+                <w:color w:val="64748B"/>
+                <w:sz w:val="14"/>
+              </w:rPr>
+              <w:t>Dépenses non alimentaires</w:t>
+            </w:r>
+          </w:p>
+        </w:tc>
+        <w:tc>
+          <w:tcPr>
+            <w:tcW w:type="dxa" w:w="1531"/>
+          </w:tcPr>
+          <w:p>
+            <w:r>
+              <w:rPr>
+                <w:b/>
+                <w:i w:val="0"/>
+                <w:color w:val="16A34A"/>
+                <w:sz w:val="16"/>
+              </w:rPr>
+              <w:t>—</w:t>
+            </w:r>
+          </w:p>
+        </w:tc>
+        <w:tc>
+          <w:tcPr>
+            <w:tcW w:type="dxa" w:w="1191"/>
+          </w:tcPr>
+          <w:p>
+            <w:r>
+              <w:rPr>
+                <w:b w:val="0"/>
+                <w:i w:val="0"/>
+                <w:color w:val="64748B"/>
+                <w:sz w:val="16"/>
+              </w:rPr>
+              <w:t>GT-CQ</w:t>
+            </w:r>
+          </w:p>
+        </w:tc>
+        <w:tc>
+          <w:tcPr>
+            <w:tcW w:type="dxa" w:w="4706"/>
+          </w:tcPr>
+          <w:p>
+            <w:r>
+              <w:rPr>
+                <w:b w:val="0"/>
+                <w:i w:val="0"/>
+                <w:sz w:val="17"/>
+              </w:rPr>
+              <w:t>Attention ! La dépense totale du ménage de CHERIF NDIAYE (17100 Fcfa) de la fête de Nouvel an 2026 est relativement élevé.</w:t>
+            </w:r>
+          </w:p>
+        </w:tc>
+      </w:tr>
+      <w:tr>
+        <w:tc>
+          <w:tcPr>
+            <w:tcW w:type="dxa" w:w="964"/>
+          </w:tcPr>
+          <w:p>
+            <w:r>
+              <w:rPr>
+                <w:b/>
+                <w:i w:val="0"/>
+                <w:color w:val="EA580C"/>
+                <w:sz w:val="16"/>
+              </w:rPr>
+              <w:t>Moyenne</w:t>
+            </w:r>
+          </w:p>
+        </w:tc>
+        <w:tc>
+          <w:tcPr>
+            <w:tcW w:type="dxa" w:w="1247"/>
+          </w:tcPr>
+          <w:p>
+            <w:r>
+              <w:rPr>
+                <w:b/>
+                <w:i w:val="0"/>
+                <w:sz w:val="16"/>
+              </w:rPr>
+              <w:t>S09</w:t>
+              <w:br/>
+            </w:r>
+            <w:r>
+              <w:rPr>
+                <w:b w:val="0"/>
+                <w:i w:val="0"/>
+                <w:color w:val="64748B"/>
+                <w:sz w:val="14"/>
+              </w:rPr>
+              <w:t>Dépenses non alimentaires</w:t>
+            </w:r>
+          </w:p>
+        </w:tc>
+        <w:tc>
+          <w:tcPr>
+            <w:tcW w:type="dxa" w:w="1531"/>
+          </w:tcPr>
+          <w:p>
+            <w:r>
+              <w:rPr>
+                <w:b/>
+                <w:i w:val="0"/>
+                <w:color w:val="16A34A"/>
+                <w:sz w:val="16"/>
+              </w:rPr>
+              <w:t>—</w:t>
+            </w:r>
+          </w:p>
+        </w:tc>
+        <w:tc>
+          <w:tcPr>
+            <w:tcW w:type="dxa" w:w="1191"/>
+          </w:tcPr>
+          <w:p>
+            <w:r>
+              <w:rPr>
+                <w:b w:val="0"/>
+                <w:i w:val="0"/>
+                <w:color w:val="64748B"/>
+                <w:sz w:val="16"/>
+              </w:rPr>
+              <w:t>GT-CQ</w:t>
+            </w:r>
+          </w:p>
+        </w:tc>
+        <w:tc>
+          <w:tcPr>
+            <w:tcW w:type="dxa" w:w="4706"/>
+          </w:tcPr>
+          <w:p>
+            <w:r>
+              <w:rPr>
+                <w:b w:val="0"/>
+                <w:i w:val="0"/>
+                <w:sz w:val="17"/>
+              </w:rPr>
+              <w:t>Prière de corriger ou de confirmer avec le QG.</w:t>
+            </w:r>
+          </w:p>
+        </w:tc>
+      </w:tr>
+      <w:tr>
+        <w:tc>
+          <w:tcPr>
+            <w:tcW w:type="dxa" w:w="964"/>
+          </w:tcPr>
+          <w:p>
+            <w:r>
+              <w:rPr>
+                <w:b/>
+                <w:i w:val="0"/>
+                <w:color w:val="EA580C"/>
+                <w:sz w:val="16"/>
+              </w:rPr>
+              <w:t>Moyenne</w:t>
+            </w:r>
+          </w:p>
+        </w:tc>
+        <w:tc>
+          <w:tcPr>
+            <w:tcW w:type="dxa" w:w="1247"/>
+          </w:tcPr>
+          <w:p>
+            <w:r>
+              <w:rPr>
+                <w:b/>
+                <w:i w:val="0"/>
+                <w:sz w:val="16"/>
+              </w:rPr>
+              <w:t>S09</w:t>
+              <w:br/>
+            </w:r>
+            <w:r>
+              <w:rPr>
+                <w:b w:val="0"/>
+                <w:i w:val="0"/>
+                <w:color w:val="64748B"/>
+                <w:sz w:val="14"/>
+              </w:rPr>
+              <w:t>Dépenses non alimentaires</w:t>
+            </w:r>
+          </w:p>
+        </w:tc>
+        <w:tc>
+          <w:tcPr>
+            <w:tcW w:type="dxa" w:w="1531"/>
+          </w:tcPr>
+          <w:p>
+            <w:r>
+              <w:rPr>
+                <w:b/>
+                <w:i w:val="0"/>
+                <w:color w:val="16A34A"/>
+                <w:sz w:val="16"/>
+              </w:rPr>
+              <w:t>—</w:t>
+            </w:r>
+          </w:p>
+        </w:tc>
+        <w:tc>
+          <w:tcPr>
+            <w:tcW w:type="dxa" w:w="1191"/>
+          </w:tcPr>
+          <w:p>
+            <w:r>
+              <w:rPr>
+                <w:b w:val="0"/>
+                <w:i w:val="0"/>
+                <w:color w:val="64748B"/>
+                <w:sz w:val="16"/>
+              </w:rPr>
+              <w:t>GT-CQ</w:t>
+            </w:r>
+          </w:p>
+        </w:tc>
+        <w:tc>
+          <w:tcPr>
+            <w:tcW w:type="dxa" w:w="4706"/>
+          </w:tcPr>
+          <w:p>
+            <w:r>
+              <w:rPr>
+                <w:b w:val="0"/>
+                <w:i w:val="0"/>
+                <w:sz w:val="17"/>
+              </w:rPr>
+              <w:t>Attention ! La dépense totale du ménage de CHERIF NDIAYE (26600 Fcfa) de la fête de Gamou est relativement élevé.</w:t>
+            </w:r>
+          </w:p>
+        </w:tc>
+      </w:tr>
+      <w:tr>
+        <w:tc>
+          <w:tcPr>
+            <w:tcW w:type="dxa" w:w="964"/>
+          </w:tcPr>
+          <w:p>
+            <w:r>
+              <w:rPr>
+                <w:b/>
+                <w:i w:val="0"/>
+                <w:color w:val="EA580C"/>
+                <w:sz w:val="16"/>
+              </w:rPr>
+              <w:t>Moyenne</w:t>
+            </w:r>
+          </w:p>
+        </w:tc>
+        <w:tc>
+          <w:tcPr>
+            <w:tcW w:type="dxa" w:w="1247"/>
+          </w:tcPr>
+          <w:p>
+            <w:r>
+              <w:rPr>
+                <w:b/>
+                <w:i w:val="0"/>
+                <w:sz w:val="16"/>
+              </w:rPr>
+              <w:t>S09</w:t>
+              <w:br/>
+            </w:r>
+            <w:r>
+              <w:rPr>
+                <w:b w:val="0"/>
+                <w:i w:val="0"/>
+                <w:color w:val="64748B"/>
+                <w:sz w:val="14"/>
+              </w:rPr>
+              <w:t>Dépenses non alimentaires</w:t>
+            </w:r>
+          </w:p>
+        </w:tc>
+        <w:tc>
+          <w:tcPr>
+            <w:tcW w:type="dxa" w:w="1531"/>
+          </w:tcPr>
+          <w:p>
+            <w:r>
+              <w:rPr>
+                <w:b/>
+                <w:i w:val="0"/>
+                <w:color w:val="16A34A"/>
+                <w:sz w:val="16"/>
+              </w:rPr>
+              <w:t>—</w:t>
+            </w:r>
+          </w:p>
+        </w:tc>
+        <w:tc>
+          <w:tcPr>
+            <w:tcW w:type="dxa" w:w="1191"/>
+          </w:tcPr>
+          <w:p>
+            <w:r>
+              <w:rPr>
+                <w:b w:val="0"/>
+                <w:i w:val="0"/>
+                <w:color w:val="64748B"/>
+                <w:sz w:val="16"/>
+              </w:rPr>
+              <w:t>GT-CQ</w:t>
+            </w:r>
+          </w:p>
+        </w:tc>
+        <w:tc>
+          <w:tcPr>
+            <w:tcW w:type="dxa" w:w="4706"/>
+          </w:tcPr>
+          <w:p>
+            <w:r>
+              <w:rPr>
+                <w:b w:val="0"/>
+                <w:i w:val="0"/>
+                <w:sz w:val="17"/>
+              </w:rPr>
+              <w:t>Attention ! La dépense totale du ménage de CHERIF NDIAYE (450000 Fcfa) de la fête de Baptêmes est relativement élevé.</w:t>
+            </w:r>
+          </w:p>
+        </w:tc>
+      </w:tr>
+      <w:tr>
+        <w:tc>
+          <w:tcPr>
+            <w:tcW w:type="dxa" w:w="964"/>
+          </w:tcPr>
+          <w:p>
+            <w:r>
+              <w:rPr>
+                <w:b/>
+                <w:i w:val="0"/>
+                <w:color w:val="EA580C"/>
+                <w:sz w:val="16"/>
+              </w:rPr>
+              <w:t>Moyenne</w:t>
+            </w:r>
+          </w:p>
+        </w:tc>
+        <w:tc>
+          <w:tcPr>
+            <w:tcW w:type="dxa" w:w="1247"/>
+          </w:tcPr>
+          <w:p>
+            <w:r>
+              <w:rPr>
+                <w:b/>
+                <w:i w:val="0"/>
+                <w:sz w:val="16"/>
+              </w:rPr>
+              <w:t>S09</w:t>
+              <w:br/>
+            </w:r>
+            <w:r>
+              <w:rPr>
+                <w:b w:val="0"/>
+                <w:i w:val="0"/>
+                <w:color w:val="64748B"/>
+                <w:sz w:val="14"/>
+              </w:rPr>
+              <w:t>Dépenses non alimentaires</w:t>
+            </w:r>
+          </w:p>
+        </w:tc>
+        <w:tc>
+          <w:tcPr>
+            <w:tcW w:type="dxa" w:w="1531"/>
+          </w:tcPr>
+          <w:p>
+            <w:r>
+              <w:rPr>
+                <w:b/>
+                <w:i w:val="0"/>
+                <w:color w:val="16A34A"/>
+                <w:sz w:val="16"/>
+              </w:rPr>
+              <w:t>—</w:t>
+            </w:r>
+          </w:p>
+        </w:tc>
+        <w:tc>
+          <w:tcPr>
+            <w:tcW w:type="dxa" w:w="1191"/>
+          </w:tcPr>
+          <w:p>
+            <w:r>
+              <w:rPr>
+                <w:b w:val="0"/>
+                <w:i w:val="0"/>
+                <w:color w:val="64748B"/>
+                <w:sz w:val="16"/>
+              </w:rPr>
+              <w:t>GT-CQ</w:t>
+            </w:r>
+          </w:p>
+        </w:tc>
+        <w:tc>
+          <w:tcPr>
+            <w:tcW w:type="dxa" w:w="4706"/>
+          </w:tcPr>
+          <w:p>
+            <w:r>
+              <w:rPr>
+                <w:b w:val="0"/>
+                <w:i w:val="0"/>
+                <w:sz w:val="17"/>
+              </w:rPr>
+              <w:t>Attention ! La dépense du ménage de CHERIF NDIAYE (17500 Fcfa) au cours de 30 derniers jours de Billet de loterie nationale, billet de PMU et tout autre pari sportif est relativement élevé.</w:t>
+            </w:r>
+          </w:p>
+        </w:tc>
+      </w:tr>
+      <w:tr>
+        <w:tc>
+          <w:tcPr>
+            <w:tcW w:type="dxa" w:w="964"/>
+          </w:tcPr>
+          <w:p>
+            <w:r>
+              <w:rPr>
+                <w:b/>
+                <w:i w:val="0"/>
+                <w:color w:val="EA580C"/>
+                <w:sz w:val="16"/>
+              </w:rPr>
+              <w:t>Moyenne</w:t>
+            </w:r>
+          </w:p>
+        </w:tc>
+        <w:tc>
+          <w:tcPr>
+            <w:tcW w:type="dxa" w:w="1247"/>
+          </w:tcPr>
+          <w:p>
+            <w:r>
+              <w:rPr>
+                <w:b/>
+                <w:i w:val="0"/>
+                <w:sz w:val="16"/>
+              </w:rPr>
+              <w:t>S09</w:t>
+              <w:br/>
+            </w:r>
+            <w:r>
+              <w:rPr>
+                <w:b w:val="0"/>
+                <w:i w:val="0"/>
+                <w:color w:val="64748B"/>
+                <w:sz w:val="14"/>
+              </w:rPr>
+              <w:t>Dépenses non alimentaires</w:t>
+            </w:r>
+          </w:p>
+        </w:tc>
+        <w:tc>
+          <w:tcPr>
+            <w:tcW w:type="dxa" w:w="1531"/>
+          </w:tcPr>
+          <w:p>
+            <w:r>
+              <w:rPr>
+                <w:b/>
+                <w:i w:val="0"/>
+                <w:color w:val="16A34A"/>
+                <w:sz w:val="16"/>
+              </w:rPr>
+              <w:t>—</w:t>
+            </w:r>
+          </w:p>
+        </w:tc>
+        <w:tc>
+          <w:tcPr>
+            <w:tcW w:type="dxa" w:w="1191"/>
+          </w:tcPr>
+          <w:p>
+            <w:r>
+              <w:rPr>
+                <w:b w:val="0"/>
+                <w:i w:val="0"/>
+                <w:color w:val="64748B"/>
+                <w:sz w:val="16"/>
+              </w:rPr>
+              <w:t>GT-CQ</w:t>
+            </w:r>
+          </w:p>
+        </w:tc>
+        <w:tc>
+          <w:tcPr>
+            <w:tcW w:type="dxa" w:w="4706"/>
+          </w:tcPr>
+          <w:p>
+            <w:r>
+              <w:rPr>
+                <w:b w:val="0"/>
+                <w:i w:val="0"/>
+                <w:sz w:val="17"/>
+              </w:rPr>
+              <w:t>Prière de corriger ou de confirmer avec le QG.</w:t>
+            </w:r>
+          </w:p>
+        </w:tc>
+      </w:tr>
+      <w:tr>
+        <w:tc>
+          <w:tcPr>
+            <w:tcW w:type="dxa" w:w="964"/>
+          </w:tcPr>
+          <w:p>
+            <w:r>
+              <w:rPr>
+                <w:b/>
+                <w:i w:val="0"/>
+                <w:color w:val="EA580C"/>
+                <w:sz w:val="16"/>
+              </w:rPr>
+              <w:t>Moyenne</w:t>
+            </w:r>
+          </w:p>
+        </w:tc>
+        <w:tc>
+          <w:tcPr>
+            <w:tcW w:type="dxa" w:w="1247"/>
+          </w:tcPr>
+          <w:p>
+            <w:r>
+              <w:rPr>
+                <w:b/>
+                <w:i w:val="0"/>
+                <w:sz w:val="16"/>
+              </w:rPr>
+              <w:t>S09</w:t>
+              <w:br/>
+            </w:r>
+            <w:r>
+              <w:rPr>
+                <w:b w:val="0"/>
+                <w:i w:val="0"/>
+                <w:color w:val="64748B"/>
+                <w:sz w:val="14"/>
+              </w:rPr>
+              <w:t>Dépenses non alimentaires</w:t>
+            </w:r>
+          </w:p>
+        </w:tc>
+        <w:tc>
+          <w:tcPr>
+            <w:tcW w:type="dxa" w:w="1531"/>
+          </w:tcPr>
+          <w:p>
+            <w:r>
+              <w:rPr>
+                <w:b/>
+                <w:i w:val="0"/>
+                <w:color w:val="16A34A"/>
+                <w:sz w:val="16"/>
+              </w:rPr>
+              <w:t>—</w:t>
+            </w:r>
+          </w:p>
+        </w:tc>
+        <w:tc>
+          <w:tcPr>
+            <w:tcW w:type="dxa" w:w="1191"/>
+          </w:tcPr>
+          <w:p>
+            <w:r>
+              <w:rPr>
+                <w:b w:val="0"/>
+                <w:i w:val="0"/>
+                <w:color w:val="64748B"/>
+                <w:sz w:val="16"/>
+              </w:rPr>
+              <w:t>GT-CQ</w:t>
+            </w:r>
+          </w:p>
+        </w:tc>
+        <w:tc>
+          <w:tcPr>
+            <w:tcW w:type="dxa" w:w="4706"/>
+          </w:tcPr>
+          <w:p>
+            <w:r>
+              <w:rPr>
+                <w:b w:val="0"/>
+                <w:i w:val="0"/>
+                <w:sz w:val="17"/>
+              </w:rPr>
+              <w:t>Attention ! La dépense du ménage de CHERIF NDIAYE (1200 Fcfa) au cours de 3 derniers mois de Contraceptifs est relativement élevé.</w:t>
+            </w:r>
+          </w:p>
+        </w:tc>
+      </w:tr>
+      <w:tr>
+        <w:tc>
+          <w:tcPr>
+            <w:tcW w:type="dxa" w:w="964"/>
+          </w:tcPr>
+          <w:p>
+            <w:r>
+              <w:rPr>
+                <w:b/>
+                <w:i w:val="0"/>
+                <w:color w:val="EA580C"/>
+                <w:sz w:val="16"/>
+              </w:rPr>
+              <w:t>Moyenne</w:t>
+            </w:r>
+          </w:p>
+        </w:tc>
+        <w:tc>
+          <w:tcPr>
+            <w:tcW w:type="dxa" w:w="1247"/>
+          </w:tcPr>
+          <w:p>
+            <w:r>
+              <w:rPr>
+                <w:b/>
+                <w:i w:val="0"/>
+                <w:sz w:val="16"/>
+              </w:rPr>
+              <w:t>S09</w:t>
+              <w:br/>
+            </w:r>
+            <w:r>
+              <w:rPr>
+                <w:b w:val="0"/>
+                <w:i w:val="0"/>
+                <w:color w:val="64748B"/>
+                <w:sz w:val="14"/>
+              </w:rPr>
+              <w:t>Dépenses non alimentaires</w:t>
+            </w:r>
+          </w:p>
+        </w:tc>
+        <w:tc>
+          <w:tcPr>
+            <w:tcW w:type="dxa" w:w="1531"/>
+          </w:tcPr>
+          <w:p>
+            <w:r>
+              <w:rPr>
+                <w:b/>
+                <w:i w:val="0"/>
+                <w:color w:val="16A34A"/>
+                <w:sz w:val="16"/>
+              </w:rPr>
+              <w:t>—</w:t>
+            </w:r>
+          </w:p>
+        </w:tc>
+        <w:tc>
+          <w:tcPr>
+            <w:tcW w:type="dxa" w:w="1191"/>
+          </w:tcPr>
+          <w:p>
+            <w:r>
+              <w:rPr>
+                <w:b w:val="0"/>
+                <w:i w:val="0"/>
+                <w:color w:val="64748B"/>
+                <w:sz w:val="16"/>
+              </w:rPr>
+              <w:t>GT-CQ</w:t>
+            </w:r>
+          </w:p>
+        </w:tc>
+        <w:tc>
+          <w:tcPr>
+            <w:tcW w:type="dxa" w:w="4706"/>
+          </w:tcPr>
+          <w:p>
+            <w:r>
+              <w:rPr>
+                <w:b w:val="0"/>
+                <w:i w:val="0"/>
+                <w:sz w:val="17"/>
+              </w:rPr>
+              <w:t>Prière de corriger ou de confirmer avec le QG.</w:t>
+            </w:r>
+          </w:p>
+        </w:tc>
+      </w:tr>
+      <w:tr>
+        <w:tc>
+          <w:tcPr>
+            <w:tcW w:type="dxa" w:w="964"/>
+          </w:tcPr>
+          <w:p>
+            <w:r>
+              <w:rPr>
+                <w:b/>
+                <w:i w:val="0"/>
+                <w:color w:val="EA580C"/>
+                <w:sz w:val="16"/>
+              </w:rPr>
+              <w:t>Moyenne</w:t>
+            </w:r>
+          </w:p>
+        </w:tc>
+        <w:tc>
+          <w:tcPr>
+            <w:tcW w:type="dxa" w:w="1247"/>
+          </w:tcPr>
+          <w:p>
+            <w:r>
+              <w:rPr>
+                <w:b/>
+                <w:i w:val="0"/>
+                <w:sz w:val="16"/>
+              </w:rPr>
+              <w:t>S09</w:t>
+              <w:br/>
+            </w:r>
+            <w:r>
+              <w:rPr>
+                <w:b w:val="0"/>
+                <w:i w:val="0"/>
+                <w:color w:val="64748B"/>
+                <w:sz w:val="14"/>
+              </w:rPr>
+              <w:t>Dépenses non alimentaires</w:t>
+            </w:r>
+          </w:p>
+        </w:tc>
+        <w:tc>
+          <w:tcPr>
+            <w:tcW w:type="dxa" w:w="1531"/>
+          </w:tcPr>
+          <w:p>
+            <w:r>
+              <w:rPr>
+                <w:b/>
+                <w:i w:val="0"/>
+                <w:color w:val="16A34A"/>
+                <w:sz w:val="16"/>
+              </w:rPr>
+              <w:t>—</w:t>
+            </w:r>
+          </w:p>
+        </w:tc>
+        <w:tc>
+          <w:tcPr>
+            <w:tcW w:type="dxa" w:w="1191"/>
+          </w:tcPr>
+          <w:p>
+            <w:r>
+              <w:rPr>
+                <w:b w:val="0"/>
+                <w:i w:val="0"/>
+                <w:color w:val="64748B"/>
+                <w:sz w:val="16"/>
+              </w:rPr>
+              <w:t>GT-CQ</w:t>
+            </w:r>
+          </w:p>
+        </w:tc>
+        <w:tc>
+          <w:tcPr>
+            <w:tcW w:type="dxa" w:w="4706"/>
+          </w:tcPr>
+          <w:p>
+            <w:r>
+              <w:rPr>
+                <w:b w:val="0"/>
+                <w:i w:val="0"/>
+                <w:sz w:val="17"/>
+              </w:rPr>
+              <w:t>Attention ! La dépense du ménage de CHERIF NDIAYE (2000 Fcfa) au cours de 3 derniers mois de Frais de livraison d'un achat, non inclus dans le prix d'acquisition est relativement élevé.</w:t>
+            </w:r>
+          </w:p>
+        </w:tc>
+      </w:tr>
+      <w:tr>
+        <w:tc>
+          <w:tcPr>
+            <w:tcW w:type="dxa" w:w="964"/>
+          </w:tcPr>
+          <w:p>
+            <w:r>
+              <w:rPr>
+                <w:b/>
+                <w:i w:val="0"/>
+                <w:color w:val="EA580C"/>
+                <w:sz w:val="16"/>
+              </w:rPr>
+              <w:t>Moyenne</w:t>
+            </w:r>
+          </w:p>
+        </w:tc>
+        <w:tc>
+          <w:tcPr>
+            <w:tcW w:type="dxa" w:w="1247"/>
+          </w:tcPr>
+          <w:p>
+            <w:r>
+              <w:rPr>
+                <w:b/>
+                <w:i w:val="0"/>
+                <w:sz w:val="16"/>
+              </w:rPr>
+              <w:t>S09</w:t>
+              <w:br/>
+            </w:r>
+            <w:r>
+              <w:rPr>
+                <w:b w:val="0"/>
+                <w:i w:val="0"/>
+                <w:color w:val="64748B"/>
+                <w:sz w:val="14"/>
+              </w:rPr>
+              <w:t>Dépenses non alimentaires</w:t>
+            </w:r>
+          </w:p>
+        </w:tc>
+        <w:tc>
+          <w:tcPr>
+            <w:tcW w:type="dxa" w:w="1531"/>
+          </w:tcPr>
+          <w:p>
+            <w:r>
+              <w:rPr>
+                <w:b/>
+                <w:i w:val="0"/>
+                <w:color w:val="16A34A"/>
+                <w:sz w:val="16"/>
+              </w:rPr>
+              <w:t>—</w:t>
+            </w:r>
+          </w:p>
+        </w:tc>
+        <w:tc>
+          <w:tcPr>
+            <w:tcW w:type="dxa" w:w="1191"/>
+          </w:tcPr>
+          <w:p>
+            <w:r>
+              <w:rPr>
+                <w:b w:val="0"/>
+                <w:i w:val="0"/>
+                <w:color w:val="64748B"/>
+                <w:sz w:val="16"/>
+              </w:rPr>
+              <w:t>GT-CQ</w:t>
+            </w:r>
+          </w:p>
+        </w:tc>
+        <w:tc>
+          <w:tcPr>
+            <w:tcW w:type="dxa" w:w="4706"/>
+          </w:tcPr>
+          <w:p>
+            <w:r>
+              <w:rPr>
+                <w:b w:val="0"/>
+                <w:i w:val="0"/>
+                <w:sz w:val="17"/>
+              </w:rPr>
+              <w:t>Attention ! La dépense du ménage de CHERIF NDIAYE (700 Fcfa) au cours de 3 derniers mois de Frais d'entretien et de réparation de chaussures: cirage, ressemelage, etc est relativement élevé.</w:t>
+            </w:r>
+          </w:p>
+        </w:tc>
+      </w:tr>
+      <w:tr>
+        <w:tc>
+          <w:tcPr>
+            <w:tcW w:type="dxa" w:w="964"/>
+          </w:tcPr>
+          <w:p>
+            <w:r>
+              <w:rPr>
+                <w:b/>
+                <w:i w:val="0"/>
+                <w:color w:val="EA580C"/>
+                <w:sz w:val="16"/>
+              </w:rPr>
+              <w:t>Moyenne</w:t>
+            </w:r>
+          </w:p>
+        </w:tc>
+        <w:tc>
+          <w:tcPr>
+            <w:tcW w:type="dxa" w:w="1247"/>
+          </w:tcPr>
+          <w:p>
+            <w:r>
+              <w:rPr>
+                <w:b/>
+                <w:i w:val="0"/>
+                <w:sz w:val="16"/>
+              </w:rPr>
+              <w:t>S09</w:t>
+              <w:br/>
+            </w:r>
+            <w:r>
+              <w:rPr>
+                <w:b w:val="0"/>
+                <w:i w:val="0"/>
+                <w:color w:val="64748B"/>
+                <w:sz w:val="14"/>
+              </w:rPr>
+              <w:t>Dépenses non alimentaires</w:t>
+            </w:r>
+          </w:p>
+        </w:tc>
+        <w:tc>
+          <w:tcPr>
+            <w:tcW w:type="dxa" w:w="1531"/>
+          </w:tcPr>
+          <w:p>
+            <w:r>
+              <w:rPr>
+                <w:b/>
+                <w:i w:val="0"/>
+                <w:color w:val="16A34A"/>
+                <w:sz w:val="16"/>
+              </w:rPr>
+              <w:t>—</w:t>
+            </w:r>
+          </w:p>
+        </w:tc>
+        <w:tc>
+          <w:tcPr>
+            <w:tcW w:type="dxa" w:w="1191"/>
+          </w:tcPr>
+          <w:p>
+            <w:r>
+              <w:rPr>
+                <w:b w:val="0"/>
+                <w:i w:val="0"/>
+                <w:color w:val="64748B"/>
+                <w:sz w:val="16"/>
+              </w:rPr>
+              <w:t>GT-CQ</w:t>
+            </w:r>
+          </w:p>
+        </w:tc>
+        <w:tc>
+          <w:tcPr>
+            <w:tcW w:type="dxa" w:w="4706"/>
+          </w:tcPr>
+          <w:p>
+            <w:r>
+              <w:rPr>
+                <w:b w:val="0"/>
+                <w:i w:val="0"/>
+                <w:sz w:val="17"/>
+              </w:rPr>
+              <w:t>Attention ! La dépense du ménage de CHERIF NDIAYE (3500 Fcfa) au cours de 12 derniers mois de Ustensiles de cuisine: casserole, marmite, tamis local, réparation d'ustensiles de cuisine, etc est relativement élevé.</w:t>
+            </w:r>
+          </w:p>
+        </w:tc>
+      </w:tr>
+      <w:tr>
+        <w:tc>
+          <w:tcPr>
+            <w:tcW w:type="dxa" w:w="964"/>
+          </w:tcPr>
+          <w:p>
+            <w:r>
+              <w:rPr>
+                <w:b/>
+                <w:i w:val="0"/>
+                <w:color w:val="EA580C"/>
+                <w:sz w:val="16"/>
+              </w:rPr>
+              <w:t>Moyenne</w:t>
+            </w:r>
+          </w:p>
+        </w:tc>
+        <w:tc>
+          <w:tcPr>
+            <w:tcW w:type="dxa" w:w="1247"/>
+          </w:tcPr>
+          <w:p>
+            <w:r>
+              <w:rPr>
+                <w:b/>
+                <w:i w:val="0"/>
+                <w:sz w:val="16"/>
+              </w:rPr>
+              <w:t>S09</w:t>
+              <w:br/>
+            </w:r>
+            <w:r>
+              <w:rPr>
+                <w:b w:val="0"/>
+                <w:i w:val="0"/>
+                <w:color w:val="64748B"/>
+                <w:sz w:val="14"/>
+              </w:rPr>
+              <w:t>Dépenses non alimentaires</w:t>
+            </w:r>
+          </w:p>
+        </w:tc>
+        <w:tc>
+          <w:tcPr>
+            <w:tcW w:type="dxa" w:w="1531"/>
+          </w:tcPr>
+          <w:p>
+            <w:r>
+              <w:rPr>
+                <w:b/>
+                <w:i w:val="0"/>
+                <w:color w:val="16A34A"/>
+                <w:sz w:val="16"/>
+              </w:rPr>
+              <w:t>—</w:t>
+            </w:r>
+          </w:p>
+        </w:tc>
+        <w:tc>
+          <w:tcPr>
+            <w:tcW w:type="dxa" w:w="1191"/>
+          </w:tcPr>
+          <w:p>
+            <w:r>
+              <w:rPr>
+                <w:b w:val="0"/>
+                <w:i w:val="0"/>
+                <w:color w:val="64748B"/>
+                <w:sz w:val="16"/>
+              </w:rPr>
+              <w:t>GT-CQ</w:t>
+            </w:r>
+          </w:p>
+        </w:tc>
+        <w:tc>
+          <w:tcPr>
+            <w:tcW w:type="dxa" w:w="4706"/>
+          </w:tcPr>
+          <w:p>
+            <w:r>
+              <w:rPr>
+                <w:b w:val="0"/>
+                <w:i w:val="0"/>
+                <w:sz w:val="17"/>
+              </w:rPr>
+              <w:t>Prière de corriger ou de confirmer avec le QG.</w:t>
+            </w:r>
+          </w:p>
+        </w:tc>
+      </w:tr>
+      <w:tr>
+        <w:tc>
+          <w:tcPr>
+            <w:tcW w:type="dxa" w:w="964"/>
+          </w:tcPr>
+          <w:p>
+            <w:r>
+              <w:rPr>
+                <w:b/>
+                <w:i w:val="0"/>
+                <w:color w:val="EA580C"/>
+                <w:sz w:val="16"/>
+              </w:rPr>
+              <w:t>Moyenne</w:t>
+            </w:r>
+          </w:p>
+        </w:tc>
+        <w:tc>
+          <w:tcPr>
+            <w:tcW w:type="dxa" w:w="1247"/>
+          </w:tcPr>
+          <w:p>
+            <w:r>
+              <w:rPr>
+                <w:b/>
+                <w:i w:val="0"/>
+                <w:sz w:val="16"/>
+              </w:rPr>
+              <w:t>S10</w:t>
+              <w:br/>
+            </w:r>
+            <w:r>
+              <w:rPr>
+                <w:b w:val="0"/>
+                <w:i w:val="0"/>
+                <w:color w:val="64748B"/>
+                <w:sz w:val="14"/>
+              </w:rPr>
+              <w:t>Logement</w:t>
+            </w:r>
+          </w:p>
+        </w:tc>
+        <w:tc>
+          <w:tcPr>
+            <w:tcW w:type="dxa" w:w="1531"/>
+          </w:tcPr>
+          <w:p>
+            <w:r>
+              <w:rPr>
+                <w:b/>
+                <w:i w:val="0"/>
+                <w:color w:val="16A34A"/>
+                <w:sz w:val="16"/>
+              </w:rPr>
+              <w:t>s01q23, s01q00b, s01q23_autre</w:t>
+            </w:r>
+          </w:p>
+        </w:tc>
+        <w:tc>
+          <w:tcPr>
+            <w:tcW w:type="dxa" w:w="1191"/>
+          </w:tcPr>
+          <w:p>
+            <w:r>
+              <w:rPr>
+                <w:b w:val="0"/>
+                <w:i w:val="0"/>
+                <w:color w:val="64748B"/>
+                <w:sz w:val="16"/>
+              </w:rPr>
+              <w:t>GT-CQ</w:t>
+            </w:r>
+          </w:p>
+        </w:tc>
+        <w:tc>
+          <w:tcPr>
+            <w:tcW w:type="dxa" w:w="4706"/>
+          </w:tcPr>
+          <w:p>
+            <w:r>
+              <w:rPr>
+                <w:b w:val="0"/>
+                <w:i w:val="0"/>
+                <w:sz w:val="17"/>
+              </w:rPr>
+              <w:t>La raison pourquoi transformation de coucous n'a pas fonctionné tout le temps au cours des 12 derniers mois est mois de ramadan et semble exister dans les modalités, prière de prendre attache avec le QG pour plus d'explication afin de la classer bien.</w:t>
+            </w:r>
+          </w:p>
+        </w:tc>
+      </w:tr>
+      <w:tr>
+        <w:tc>
+          <w:tcPr>
+            <w:tcW w:type="dxa" w:w="964"/>
+          </w:tcPr>
+          <w:p>
+            <w:r>
+              <w:rPr>
+                <w:b/>
+                <w:i w:val="0"/>
+                <w:color w:val="EA580C"/>
+                <w:sz w:val="16"/>
+              </w:rPr>
+              <w:t>Moyenne</w:t>
+            </w:r>
+          </w:p>
+        </w:tc>
+        <w:tc>
+          <w:tcPr>
+            <w:tcW w:type="dxa" w:w="1247"/>
+          </w:tcPr>
+          <w:p>
+            <w:r>
+              <w:rPr>
+                <w:b/>
+                <w:i w:val="0"/>
+                <w:sz w:val="16"/>
+              </w:rPr>
+              <w:t>S11</w:t>
+              <w:br/>
+            </w:r>
+            <w:r>
+              <w:rPr>
+                <w:b w:val="0"/>
+                <w:i w:val="0"/>
+                <w:color w:val="64748B"/>
+                <w:sz w:val="14"/>
+              </w:rPr>
+              <w:t>Logement / cadre de vie</w:t>
+            </w:r>
+          </w:p>
+        </w:tc>
+        <w:tc>
+          <w:tcPr>
+            <w:tcW w:type="dxa" w:w="1531"/>
+          </w:tcPr>
+          <w:p>
+            <w:r>
+              <w:rPr>
+                <w:b/>
+                <w:i w:val="0"/>
+                <w:color w:val="16A34A"/>
+                <w:sz w:val="16"/>
+              </w:rPr>
+              <w:t>—</w:t>
+            </w:r>
+          </w:p>
+        </w:tc>
+        <w:tc>
+          <w:tcPr>
+            <w:tcW w:type="dxa" w:w="1191"/>
+          </w:tcPr>
+          <w:p>
+            <w:r>
+              <w:rPr>
+                <w:b w:val="0"/>
+                <w:i w:val="0"/>
+                <w:color w:val="64748B"/>
+                <w:sz w:val="16"/>
+              </w:rPr>
+              <w:t>GT-CQ</w:t>
+            </w:r>
+          </w:p>
+        </w:tc>
+        <w:tc>
+          <w:tcPr>
+            <w:tcW w:type="dxa" w:w="4706"/>
+          </w:tcPr>
+          <w:p>
+            <w:r>
+              <w:rPr>
+                <w:b w:val="0"/>
+                <w:i w:val="0"/>
+                <w:sz w:val="17"/>
+              </w:rPr>
+              <w:t>Attention!!! Les ménages vivants dans un(e) Maison Basse à ZIGUINCHOR Rural ont généralement comme principal matériau de construction le/la Banco amélioré/ semi-dur, mais celui du ménage de CHERIF NDIAYE (Ciment/Béton/Pierres de taille) diffère de celui-ci.</w:t>
+            </w:r>
+          </w:p>
+        </w:tc>
+      </w:tr>
+      <w:tr>
+        <w:tc>
+          <w:tcPr>
+            <w:tcW w:type="dxa" w:w="964"/>
+          </w:tcPr>
+          <w:p>
+            <w:r>
+              <w:rPr>
+                <w:b/>
+                <w:i w:val="0"/>
+                <w:color w:val="EA580C"/>
+                <w:sz w:val="16"/>
+              </w:rPr>
+              <w:t>Moyenne</w:t>
+            </w:r>
+          </w:p>
+        </w:tc>
+        <w:tc>
+          <w:tcPr>
+            <w:tcW w:type="dxa" w:w="1247"/>
+          </w:tcPr>
+          <w:p>
+            <w:r>
+              <w:rPr>
+                <w:b/>
+                <w:i w:val="0"/>
+                <w:sz w:val="16"/>
+              </w:rPr>
+              <w:t>S11</w:t>
+              <w:br/>
+            </w:r>
+            <w:r>
+              <w:rPr>
+                <w:b w:val="0"/>
+                <w:i w:val="0"/>
+                <w:color w:val="64748B"/>
+                <w:sz w:val="14"/>
+              </w:rPr>
+              <w:t>Logement / cadre de vie</w:t>
+            </w:r>
+          </w:p>
+        </w:tc>
+        <w:tc>
+          <w:tcPr>
+            <w:tcW w:type="dxa" w:w="1531"/>
+          </w:tcPr>
+          <w:p>
+            <w:r>
+              <w:rPr>
+                <w:b/>
+                <w:i w:val="0"/>
+                <w:color w:val="16A34A"/>
+                <w:sz w:val="16"/>
+              </w:rPr>
+              <w:t>—</w:t>
+            </w:r>
+          </w:p>
+        </w:tc>
+        <w:tc>
+          <w:tcPr>
+            <w:tcW w:type="dxa" w:w="1191"/>
+          </w:tcPr>
+          <w:p>
+            <w:r>
+              <w:rPr>
+                <w:b w:val="0"/>
+                <w:i w:val="0"/>
+                <w:color w:val="64748B"/>
+                <w:sz w:val="16"/>
+              </w:rPr>
+              <w:t>GT-CQ</w:t>
+            </w:r>
+          </w:p>
+        </w:tc>
+        <w:tc>
+          <w:tcPr>
+            <w:tcW w:type="dxa" w:w="4706"/>
+          </w:tcPr>
+          <w:p>
+            <w:r>
+              <w:rPr>
+                <w:b w:val="0"/>
+                <w:i w:val="0"/>
+                <w:sz w:val="17"/>
+              </w:rPr>
+              <w:t>Prière de vérifier pour être sûr que vous avez choisi les bonnes modalités des questions 11.01 et 11.18 .</w:t>
+            </w:r>
+          </w:p>
+        </w:tc>
+      </w:tr>
+      <w:tr>
+        <w:tc>
+          <w:tcPr>
+            <w:tcW w:type="dxa" w:w="964"/>
+          </w:tcPr>
+          <w:p>
+            <w:r>
+              <w:rPr>
+                <w:b/>
+                <w:i w:val="0"/>
+                <w:color w:val="EA580C"/>
+                <w:sz w:val="16"/>
+              </w:rPr>
+              <w:t>Moyenne</w:t>
+            </w:r>
+          </w:p>
+        </w:tc>
+        <w:tc>
+          <w:tcPr>
+            <w:tcW w:type="dxa" w:w="1247"/>
+          </w:tcPr>
+          <w:p>
+            <w:r>
+              <w:rPr>
+                <w:b/>
+                <w:i w:val="0"/>
+                <w:sz w:val="16"/>
+              </w:rPr>
+              <w:t>S11</w:t>
+              <w:br/>
+            </w:r>
+            <w:r>
+              <w:rPr>
+                <w:b w:val="0"/>
+                <w:i w:val="0"/>
+                <w:color w:val="64748B"/>
+                <w:sz w:val="14"/>
+              </w:rPr>
+              <w:t>Logement / cadre de vie</w:t>
+            </w:r>
+          </w:p>
+        </w:tc>
+        <w:tc>
+          <w:tcPr>
+            <w:tcW w:type="dxa" w:w="1531"/>
+          </w:tcPr>
+          <w:p>
+            <w:r>
+              <w:rPr>
+                <w:b/>
+                <w:i w:val="0"/>
+                <w:color w:val="16A34A"/>
+                <w:sz w:val="16"/>
+              </w:rPr>
+              <w:t>—</w:t>
+            </w:r>
+          </w:p>
+        </w:tc>
+        <w:tc>
+          <w:tcPr>
+            <w:tcW w:type="dxa" w:w="1191"/>
+          </w:tcPr>
+          <w:p>
+            <w:r>
+              <w:rPr>
+                <w:b w:val="0"/>
+                <w:i w:val="0"/>
+                <w:color w:val="64748B"/>
+                <w:sz w:val="16"/>
+              </w:rPr>
+              <w:t>GT-CQ</w:t>
+            </w:r>
+          </w:p>
+        </w:tc>
+        <w:tc>
+          <w:tcPr>
+            <w:tcW w:type="dxa" w:w="4706"/>
+          </w:tcPr>
+          <w:p>
+            <w:r>
+              <w:rPr>
+                <w:b w:val="0"/>
+                <w:i w:val="0"/>
+                <w:sz w:val="17"/>
+              </w:rPr>
+              <w:t>Merci de ne pas corriger si vous êtes sûr de celui donné par le ménage et observé par vous.</w:t>
+            </w:r>
+          </w:p>
+        </w:tc>
+      </w:tr>
+      <w:tr>
+        <w:tc>
+          <w:tcPr>
+            <w:tcW w:type="dxa" w:w="964"/>
+          </w:tcPr>
+          <w:p>
+            <w:r>
+              <w:rPr>
+                <w:b/>
+                <w:i w:val="0"/>
+                <w:color w:val="EA580C"/>
+                <w:sz w:val="16"/>
+              </w:rPr>
+              <w:t>Moyenne</w:t>
             </w:r>
           </w:p>
         </w:tc>
@@ -1205,7 +4625,7 @@
                 <w:i w:val="0"/>
                 <w:sz w:val="17"/>
               </w:rPr>
-              <w:t>L'âge du béneficiaire d'argent dans la section 13b (Transfert emis) semble incoherent voir élévé, prière de verifier ou corriger.</w:t>
+              <w:t>L'âge de celui qui a envoyé/donné de l'argent dans la section 13a (Transfert reçu) semble  élévé, prière de corriger ou confirmer ave le QG.</w:t>
             </w:r>
           </w:p>
         </w:tc>
@@ -1220,10 +4640,10 @@
               <w:rPr>
                 <w:b/>
                 <w:i w:val="0"/>
-                <w:color w:val="DC2626"/>
+                <w:color w:val="EA580C"/>
                 <w:sz w:val="16"/>
               </w:rPr>
-              <w:t>Haute</w:t>
+              <w:t>Moyenne</w:t>
             </w:r>
           </w:p>
         </w:tc>
@@ -1238,7 +4658,7 @@
                 <w:i w:val="0"/>
                 <w:sz w:val="16"/>
               </w:rPr>
-              <w:t>S16</w:t>
+              <w:t>S13</w:t>
               <w:br/>
             </w:r>
             <w:r>
@@ -1248,7 +4668,7 @@
                 <w:color w:val="64748B"/>
                 <w:sz w:val="14"/>
               </w:rPr>
-              <w:t>Agriculture</w:t>
+              <w:t>Transferts</w:t>
             </w:r>
           </w:p>
         </w:tc>
@@ -1264,7 +4684,7 @@
                 <w:color w:val="16A34A"/>
                 <w:sz w:val="16"/>
               </w:rPr>
-              <w:t>s00q07a, s00q08, s00q10, s00q13_0, s00q15_0, s00q17_0, s00q23a, s00q23b</w:t>
+              <w:t>s01q23, s01q00b, s01q23_autre</w:t>
             </w:r>
           </w:p>
         </w:tc>
@@ -1295,3967 +4715,7 @@
                 <w:i w:val="0"/>
                 <w:sz w:val="17"/>
               </w:rPr>
-              <w:t>La somme des quantités consommées (0 kg), des quantités offertes (0 kg),  des quantités vendus (210 kg) et des quantités en stock (0 kg) depasse la quantité totale (1 kg) que le ménage a eu après la recolte de Tomate , prière de corriger cette incoherence.</w:t>
-            </w:r>
-          </w:p>
-        </w:tc>
-      </w:tr>
-      <w:tr>
-        <w:tc>
-          <w:tcPr>
-            <w:tcW w:type="dxa" w:w="964"/>
-          </w:tcPr>
-          <w:p>
-            <w:r>
-              <w:rPr>
-                <w:b/>
-                <w:i w:val="0"/>
-                <w:color w:val="DC2626"/>
-                <w:sz w:val="16"/>
-              </w:rPr>
-              <w:t>Haute</w:t>
-            </w:r>
-          </w:p>
-        </w:tc>
-        <w:tc>
-          <w:tcPr>
-            <w:tcW w:type="dxa" w:w="1247"/>
-          </w:tcPr>
-          <w:p>
-            <w:r>
-              <w:rPr>
-                <w:b/>
-                <w:i w:val="0"/>
-                <w:sz w:val="16"/>
-              </w:rPr>
-              <w:t>S16</w:t>
-              <w:br/>
-            </w:r>
-            <w:r>
-              <w:rPr>
-                <w:b w:val="0"/>
-                <w:i w:val="0"/>
-                <w:color w:val="64748B"/>
-                <w:sz w:val="14"/>
-              </w:rPr>
-              <w:t>Agriculture</w:t>
-            </w:r>
-          </w:p>
-        </w:tc>
-        <w:tc>
-          <w:tcPr>
-            <w:tcW w:type="dxa" w:w="1531"/>
-          </w:tcPr>
-          <w:p>
-            <w:r>
-              <w:rPr>
-                <w:b/>
-                <w:i w:val="0"/>
-                <w:color w:val="16A34A"/>
-                <w:sz w:val="16"/>
-              </w:rPr>
-              <w:t>s16dq05a, s16dq05c</w:t>
-            </w:r>
-          </w:p>
-        </w:tc>
-        <w:tc>
-          <w:tcPr>
-            <w:tcW w:type="dxa" w:w="1191"/>
-          </w:tcPr>
-          <w:p>
-            <w:r>
-              <w:rPr>
-                <w:b w:val="0"/>
-                <w:i w:val="0"/>
-                <w:color w:val="64748B"/>
-                <w:sz w:val="16"/>
-              </w:rPr>
-              <w:t>GT-CQ</w:t>
-            </w:r>
-          </w:p>
-        </w:tc>
-        <w:tc>
-          <w:tcPr>
-            <w:tcW w:type="dxa" w:w="4706"/>
-          </w:tcPr>
-          <w:p>
-            <w:r>
-              <w:rPr>
-                <w:b w:val="0"/>
-                <w:i w:val="0"/>
-                <w:sz w:val="17"/>
-              </w:rPr>
-              <w:t>La quantité de s16dq05a estimée en Kg est incohérente avec la prise dans la question s16dq05c, prière de bien estimer et mettre la valeur exacte.</w:t>
-            </w:r>
-          </w:p>
-        </w:tc>
-      </w:tr>
-      <w:tr>
-        <w:tc>
-          <w:tcPr>
-            <w:tcW w:type="dxa" w:w="964"/>
-          </w:tcPr>
-          <w:p>
-            <w:r>
-              <w:rPr>
-                <w:b/>
-                <w:i w:val="0"/>
-                <w:color w:val="DC2626"/>
-                <w:sz w:val="16"/>
-              </w:rPr>
-              <w:t>Haute</w:t>
-            </w:r>
-          </w:p>
-        </w:tc>
-        <w:tc>
-          <w:tcPr>
-            <w:tcW w:type="dxa" w:w="1247"/>
-          </w:tcPr>
-          <w:p>
-            <w:r>
-              <w:rPr>
-                <w:b/>
-                <w:i w:val="0"/>
-                <w:sz w:val="16"/>
-              </w:rPr>
-              <w:t>S16</w:t>
-              <w:br/>
-            </w:r>
-            <w:r>
-              <w:rPr>
-                <w:b w:val="0"/>
-                <w:i w:val="0"/>
-                <w:color w:val="64748B"/>
-                <w:sz w:val="14"/>
-              </w:rPr>
-              <w:t>Agriculture</w:t>
-            </w:r>
-          </w:p>
-        </w:tc>
-        <w:tc>
-          <w:tcPr>
-            <w:tcW w:type="dxa" w:w="1531"/>
-          </w:tcPr>
-          <w:p>
-            <w:r>
-              <w:rPr>
-                <w:b/>
-                <w:i w:val="0"/>
-                <w:color w:val="16A34A"/>
-                <w:sz w:val="16"/>
-              </w:rPr>
-              <w:t>s00q07a, s00q08, s00q10, s00q13_0, s00q15_0, s00q17_0, s00q23a, s00q23b</w:t>
-            </w:r>
-          </w:p>
-        </w:tc>
-        <w:tc>
-          <w:tcPr>
-            <w:tcW w:type="dxa" w:w="1191"/>
-          </w:tcPr>
-          <w:p>
-            <w:r>
-              <w:rPr>
-                <w:b w:val="0"/>
-                <w:i w:val="0"/>
-                <w:color w:val="64748B"/>
-                <w:sz w:val="16"/>
-              </w:rPr>
-              <w:t>GT-CQ</w:t>
-            </w:r>
-          </w:p>
-        </w:tc>
-        <w:tc>
-          <w:tcPr>
-            <w:tcW w:type="dxa" w:w="4706"/>
-          </w:tcPr>
-          <w:p>
-            <w:r>
-              <w:rPr>
-                <w:b w:val="0"/>
-                <w:i w:val="0"/>
-                <w:sz w:val="17"/>
-              </w:rPr>
-              <w:t>La somme des quantités consommées (0 kg), des quantités offertes (0 kg),  des quantités vendus (450 kg) et des quantités en stock (0 kg) depasse la quantité totale (1 kg) que le ménage a eu après la recolte de Concombre , prière de corriger cette incoherence.</w:t>
-            </w:r>
-          </w:p>
-        </w:tc>
-      </w:tr>
-      <w:tr>
-        <w:tc>
-          <w:tcPr>
-            <w:tcW w:type="dxa" w:w="964"/>
-          </w:tcPr>
-          <w:p>
-            <w:r>
-              <w:rPr>
-                <w:b/>
-                <w:i w:val="0"/>
-                <w:color w:val="EA580C"/>
-                <w:sz w:val="16"/>
-              </w:rPr>
-              <w:t>Moyenne</w:t>
-            </w:r>
-          </w:p>
-        </w:tc>
-        <w:tc>
-          <w:tcPr>
-            <w:tcW w:type="dxa" w:w="1247"/>
-          </w:tcPr>
-          <w:p>
-            <w:r>
-              <w:rPr>
-                <w:b/>
-                <w:i w:val="0"/>
-                <w:sz w:val="16"/>
-              </w:rPr>
-              <w:t>S00</w:t>
-              <w:br/>
-            </w:r>
-            <w:r>
-              <w:rPr>
-                <w:b w:val="0"/>
-                <w:i w:val="0"/>
-                <w:color w:val="64748B"/>
-                <w:sz w:val="14"/>
-              </w:rPr>
-              <w:t>Identification</w:t>
-            </w:r>
-          </w:p>
-        </w:tc>
-        <w:tc>
-          <w:tcPr>
-            <w:tcW w:type="dxa" w:w="1531"/>
-          </w:tcPr>
-          <w:p>
-            <w:r>
-              <w:rPr>
-                <w:b/>
-                <w:i w:val="0"/>
-                <w:color w:val="16A34A"/>
-                <w:sz w:val="16"/>
-              </w:rPr>
-              <w:t>s00q27</w:t>
-            </w:r>
-          </w:p>
-        </w:tc>
-        <w:tc>
-          <w:tcPr>
-            <w:tcW w:type="dxa" w:w="1191"/>
-          </w:tcPr>
-          <w:p>
-            <w:r>
-              <w:rPr>
-                <w:b w:val="0"/>
-                <w:i w:val="0"/>
-                <w:color w:val="64748B"/>
-                <w:sz w:val="16"/>
-              </w:rPr>
-              <w:t>GT-CQ</w:t>
-            </w:r>
-          </w:p>
-        </w:tc>
-        <w:tc>
-          <w:tcPr>
-            <w:tcW w:type="dxa" w:w="4706"/>
-          </w:tcPr>
-          <w:p>
-            <w:r>
-              <w:rPr>
-                <w:b w:val="0"/>
-                <w:i w:val="0"/>
-                <w:sz w:val="17"/>
-              </w:rPr>
-              <w:t>Le questionnaire semble ne pas être complètement fini mais le questionnaire est en statut complet, prière de compléter le questionnaire.</w:t>
-            </w:r>
-          </w:p>
-        </w:tc>
-      </w:tr>
-      <w:tr>
-        <w:tc>
-          <w:tcPr>
-            <w:tcW w:type="dxa" w:w="964"/>
-          </w:tcPr>
-          <w:p>
-            <w:r>
-              <w:rPr>
-                <w:b/>
-                <w:i w:val="0"/>
-                <w:color w:val="EA580C"/>
-                <w:sz w:val="16"/>
-              </w:rPr>
-              <w:t>Moyenne</w:t>
-            </w:r>
-          </w:p>
-        </w:tc>
-        <w:tc>
-          <w:tcPr>
-            <w:tcW w:type="dxa" w:w="1247"/>
-          </w:tcPr>
-          <w:p>
-            <w:r>
-              <w:rPr>
-                <w:b/>
-                <w:i w:val="0"/>
-                <w:sz w:val="16"/>
-              </w:rPr>
-              <w:t>S00</w:t>
-              <w:br/>
-            </w:r>
-            <w:r>
-              <w:rPr>
-                <w:b w:val="0"/>
-                <w:i w:val="0"/>
-                <w:color w:val="64748B"/>
-                <w:sz w:val="14"/>
-              </w:rPr>
-              <w:t>Identification</w:t>
-            </w:r>
-          </w:p>
-        </w:tc>
-        <w:tc>
-          <w:tcPr>
-            <w:tcW w:type="dxa" w:w="1531"/>
-          </w:tcPr>
-          <w:p>
-            <w:r>
-              <w:rPr>
-                <w:b/>
-                <w:i w:val="0"/>
-                <w:color w:val="16A34A"/>
-                <w:sz w:val="16"/>
-              </w:rPr>
-              <w:t>—</w:t>
-            </w:r>
-          </w:p>
-        </w:tc>
-        <w:tc>
-          <w:tcPr>
-            <w:tcW w:type="dxa" w:w="1191"/>
-          </w:tcPr>
-          <w:p>
-            <w:r>
-              <w:rPr>
-                <w:b w:val="0"/>
-                <w:i w:val="0"/>
-                <w:color w:val="64748B"/>
-                <w:sz w:val="16"/>
-              </w:rPr>
-              <w:t>GT-CQ</w:t>
-            </w:r>
-          </w:p>
-        </w:tc>
-        <w:tc>
-          <w:tcPr>
-            <w:tcW w:type="dxa" w:w="4706"/>
-          </w:tcPr>
-          <w:p>
-            <w:r>
-              <w:rPr>
-                <w:b w:val="0"/>
-                <w:i w:val="0"/>
-                <w:sz w:val="17"/>
-              </w:rPr>
-              <w:t>L'adresse ou la localisation du ménage doit être bien renseignée, ne doit pas contenir des numéros de téléphone et elle semble courte pour être une adresse.</w:t>
-            </w:r>
-          </w:p>
-        </w:tc>
-      </w:tr>
-      <w:tr>
-        <w:tc>
-          <w:tcPr>
-            <w:tcW w:type="dxa" w:w="964"/>
-          </w:tcPr>
-          <w:p>
-            <w:r>
-              <w:rPr>
-                <w:b/>
-                <w:i w:val="0"/>
-                <w:color w:val="EA580C"/>
-                <w:sz w:val="16"/>
-              </w:rPr>
-              <w:t>Moyenne</w:t>
-            </w:r>
-          </w:p>
-        </w:tc>
-        <w:tc>
-          <w:tcPr>
-            <w:tcW w:type="dxa" w:w="1247"/>
-          </w:tcPr>
-          <w:p>
-            <w:r>
-              <w:rPr>
-                <w:b/>
-                <w:i w:val="0"/>
-                <w:sz w:val="16"/>
-              </w:rPr>
-              <w:t>S00</w:t>
-              <w:br/>
-            </w:r>
-            <w:r>
-              <w:rPr>
-                <w:b w:val="0"/>
-                <w:i w:val="0"/>
-                <w:color w:val="64748B"/>
-                <w:sz w:val="14"/>
-              </w:rPr>
-              <w:t>Identification</w:t>
-            </w:r>
-          </w:p>
-        </w:tc>
-        <w:tc>
-          <w:tcPr>
-            <w:tcW w:type="dxa" w:w="1531"/>
-          </w:tcPr>
-          <w:p>
-            <w:r>
-              <w:rPr>
-                <w:b/>
-                <w:i w:val="0"/>
-                <w:color w:val="16A34A"/>
-                <w:sz w:val="16"/>
-              </w:rPr>
-              <w:t>—</w:t>
-            </w:r>
-          </w:p>
-        </w:tc>
-        <w:tc>
-          <w:tcPr>
-            <w:tcW w:type="dxa" w:w="1191"/>
-          </w:tcPr>
-          <w:p>
-            <w:r>
-              <w:rPr>
-                <w:b w:val="0"/>
-                <w:i w:val="0"/>
-                <w:color w:val="64748B"/>
-                <w:sz w:val="16"/>
-              </w:rPr>
-              <w:t>GT-CQ</w:t>
-            </w:r>
-          </w:p>
-        </w:tc>
-        <w:tc>
-          <w:tcPr>
-            <w:tcW w:type="dxa" w:w="4706"/>
-          </w:tcPr>
-          <w:p>
-            <w:r>
-              <w:rPr>
-                <w:b w:val="0"/>
-                <w:i w:val="0"/>
-                <w:sz w:val="17"/>
-              </w:rPr>
-              <w:t>Prière de renseigner la bonne adresse.</w:t>
-            </w:r>
-          </w:p>
-        </w:tc>
-      </w:tr>
-      <w:tr>
-        <w:tc>
-          <w:tcPr>
-            <w:tcW w:type="dxa" w:w="964"/>
-          </w:tcPr>
-          <w:p>
-            <w:r>
-              <w:rPr>
-                <w:b/>
-                <w:i w:val="0"/>
-                <w:color w:val="EA580C"/>
-                <w:sz w:val="16"/>
-              </w:rPr>
-              <w:t>Moyenne</w:t>
-            </w:r>
-          </w:p>
-        </w:tc>
-        <w:tc>
-          <w:tcPr>
-            <w:tcW w:type="dxa" w:w="1247"/>
-          </w:tcPr>
-          <w:p>
-            <w:r>
-              <w:rPr>
-                <w:b/>
-                <w:i w:val="0"/>
-                <w:sz w:val="16"/>
-              </w:rPr>
-              <w:t>S01</w:t>
-              <w:br/>
-            </w:r>
-            <w:r>
-              <w:rPr>
-                <w:b w:val="0"/>
-                <w:i w:val="0"/>
-                <w:color w:val="64748B"/>
-                <w:sz w:val="14"/>
-              </w:rPr>
-              <w:t>Démographie</w:t>
-            </w:r>
-          </w:p>
-        </w:tc>
-        <w:tc>
-          <w:tcPr>
-            <w:tcW w:type="dxa" w:w="1531"/>
-          </w:tcPr>
-          <w:p>
-            <w:r>
-              <w:rPr>
-                <w:b/>
-                <w:i w:val="0"/>
-                <w:color w:val="16A34A"/>
-                <w:sz w:val="16"/>
-              </w:rPr>
-              <w:t>—</w:t>
-            </w:r>
-          </w:p>
-        </w:tc>
-        <w:tc>
-          <w:tcPr>
-            <w:tcW w:type="dxa" w:w="1191"/>
-          </w:tcPr>
-          <w:p>
-            <w:r>
-              <w:rPr>
-                <w:b w:val="0"/>
-                <w:i w:val="0"/>
-                <w:color w:val="64748B"/>
-                <w:sz w:val="16"/>
-              </w:rPr>
-              <w:t>GT-CQ</w:t>
-            </w:r>
-          </w:p>
-        </w:tc>
-        <w:tc>
-          <w:tcPr>
-            <w:tcW w:type="dxa" w:w="4706"/>
-          </w:tcPr>
-          <w:p>
-            <w:r>
-              <w:rPr>
-                <w:b w:val="0"/>
-                <w:i w:val="0"/>
-                <w:sz w:val="17"/>
-              </w:rPr>
-              <w:t>Prière de verifier l'information donnée par Amina NDIAYE ou corriger au niveau de la section 1.</w:t>
-            </w:r>
-          </w:p>
-        </w:tc>
-      </w:tr>
-      <w:tr>
-        <w:tc>
-          <w:tcPr>
-            <w:tcW w:type="dxa" w:w="964"/>
-          </w:tcPr>
-          <w:p>
-            <w:r>
-              <w:rPr>
-                <w:b/>
-                <w:i w:val="0"/>
-                <w:color w:val="EA580C"/>
-                <w:sz w:val="16"/>
-              </w:rPr>
-              <w:t>Moyenne</w:t>
-            </w:r>
-          </w:p>
-        </w:tc>
-        <w:tc>
-          <w:tcPr>
-            <w:tcW w:type="dxa" w:w="1247"/>
-          </w:tcPr>
-          <w:p>
-            <w:r>
-              <w:rPr>
-                <w:b/>
-                <w:i w:val="0"/>
-                <w:sz w:val="16"/>
-              </w:rPr>
-              <w:t>S01</w:t>
-              <w:br/>
-            </w:r>
-            <w:r>
-              <w:rPr>
-                <w:b w:val="0"/>
-                <w:i w:val="0"/>
-                <w:color w:val="64748B"/>
-                <w:sz w:val="14"/>
-              </w:rPr>
-              <w:t>Démographie</w:t>
-            </w:r>
-          </w:p>
-        </w:tc>
-        <w:tc>
-          <w:tcPr>
-            <w:tcW w:type="dxa" w:w="1531"/>
-          </w:tcPr>
-          <w:p>
-            <w:r>
-              <w:rPr>
-                <w:b/>
-                <w:i w:val="0"/>
-                <w:color w:val="16A34A"/>
-                <w:sz w:val="16"/>
-              </w:rPr>
-              <w:t>—</w:t>
-            </w:r>
-          </w:p>
-        </w:tc>
-        <w:tc>
-          <w:tcPr>
-            <w:tcW w:type="dxa" w:w="1191"/>
-          </w:tcPr>
-          <w:p>
-            <w:r>
-              <w:rPr>
-                <w:b w:val="0"/>
-                <w:i w:val="0"/>
-                <w:color w:val="64748B"/>
-                <w:sz w:val="16"/>
-              </w:rPr>
-              <w:t>GT-CQ</w:t>
-            </w:r>
-          </w:p>
-        </w:tc>
-        <w:tc>
-          <w:tcPr>
-            <w:tcW w:type="dxa" w:w="4706"/>
-          </w:tcPr>
-          <w:p>
-            <w:r>
-              <w:rPr>
-                <w:b w:val="0"/>
-                <w:i w:val="0"/>
-                <w:sz w:val="17"/>
-              </w:rPr>
-              <w:t>Prière de verifier l'information donnée par Awa NDIAYE ou corriger au niveau de la section 1.</w:t>
-            </w:r>
-          </w:p>
-        </w:tc>
-      </w:tr>
-      <w:tr>
-        <w:tc>
-          <w:tcPr>
-            <w:tcW w:type="dxa" w:w="964"/>
-          </w:tcPr>
-          <w:p>
-            <w:r>
-              <w:rPr>
-                <w:b/>
-                <w:i w:val="0"/>
-                <w:color w:val="EA580C"/>
-                <w:sz w:val="16"/>
-              </w:rPr>
-              <w:t>Moyenne</w:t>
-            </w:r>
-          </w:p>
-        </w:tc>
-        <w:tc>
-          <w:tcPr>
-            <w:tcW w:type="dxa" w:w="1247"/>
-          </w:tcPr>
-          <w:p>
-            <w:r>
-              <w:rPr>
-                <w:b/>
-                <w:i w:val="0"/>
-                <w:sz w:val="16"/>
-              </w:rPr>
-              <w:t>S01</w:t>
-              <w:br/>
-            </w:r>
-            <w:r>
-              <w:rPr>
-                <w:b w:val="0"/>
-                <w:i w:val="0"/>
-                <w:color w:val="64748B"/>
-                <w:sz w:val="14"/>
-              </w:rPr>
-              <w:t>Démographie</w:t>
-            </w:r>
-          </w:p>
-        </w:tc>
-        <w:tc>
-          <w:tcPr>
-            <w:tcW w:type="dxa" w:w="1531"/>
-          </w:tcPr>
-          <w:p>
-            <w:r>
-              <w:rPr>
-                <w:b/>
-                <w:i w:val="0"/>
-                <w:color w:val="16A34A"/>
-                <w:sz w:val="16"/>
-              </w:rPr>
-              <w:t>—</w:t>
-            </w:r>
-          </w:p>
-        </w:tc>
-        <w:tc>
-          <w:tcPr>
-            <w:tcW w:type="dxa" w:w="1191"/>
-          </w:tcPr>
-          <w:p>
-            <w:r>
-              <w:rPr>
-                <w:b w:val="0"/>
-                <w:i w:val="0"/>
-                <w:color w:val="64748B"/>
-                <w:sz w:val="16"/>
-              </w:rPr>
-              <w:t>GT-CQ</w:t>
-            </w:r>
-          </w:p>
-        </w:tc>
-        <w:tc>
-          <w:tcPr>
-            <w:tcW w:type="dxa" w:w="4706"/>
-          </w:tcPr>
-          <w:p>
-            <w:r>
-              <w:rPr>
-                <w:b w:val="0"/>
-                <w:i w:val="0"/>
-                <w:sz w:val="17"/>
-              </w:rPr>
-              <w:t>Prière de verifier l'information donnée par Samba NDIAYE ou corriger au niveau de la section 1.</w:t>
-            </w:r>
-          </w:p>
-        </w:tc>
-      </w:tr>
-      <w:tr>
-        <w:tc>
-          <w:tcPr>
-            <w:tcW w:type="dxa" w:w="964"/>
-          </w:tcPr>
-          <w:p>
-            <w:r>
-              <w:rPr>
-                <w:b/>
-                <w:i w:val="0"/>
-                <w:color w:val="EA580C"/>
-                <w:sz w:val="16"/>
-              </w:rPr>
-              <w:t>Moyenne</w:t>
-            </w:r>
-          </w:p>
-        </w:tc>
-        <w:tc>
-          <w:tcPr>
-            <w:tcW w:type="dxa" w:w="1247"/>
-          </w:tcPr>
-          <w:p>
-            <w:r>
-              <w:rPr>
-                <w:b/>
-                <w:i w:val="0"/>
-                <w:sz w:val="16"/>
-              </w:rPr>
-              <w:t>S02</w:t>
-              <w:br/>
-            </w:r>
-            <w:r>
-              <w:rPr>
-                <w:b w:val="0"/>
-                <w:i w:val="0"/>
-                <w:color w:val="64748B"/>
-                <w:sz w:val="14"/>
-              </w:rPr>
-              <w:t>Éducation</w:t>
-            </w:r>
-          </w:p>
-        </w:tc>
-        <w:tc>
-          <w:tcPr>
-            <w:tcW w:type="dxa" w:w="1531"/>
-          </w:tcPr>
-          <w:p>
-            <w:r>
-              <w:rPr>
-                <w:b/>
-                <w:i w:val="0"/>
-                <w:color w:val="16A34A"/>
-                <w:sz w:val="16"/>
-              </w:rPr>
-              <w:t>—</w:t>
-            </w:r>
-          </w:p>
-        </w:tc>
-        <w:tc>
-          <w:tcPr>
-            <w:tcW w:type="dxa" w:w="1191"/>
-          </w:tcPr>
-          <w:p>
-            <w:r>
-              <w:rPr>
-                <w:b w:val="0"/>
-                <w:i w:val="0"/>
-                <w:color w:val="64748B"/>
-                <w:sz w:val="16"/>
-              </w:rPr>
-              <w:t>GT-CQ</w:t>
-            </w:r>
-          </w:p>
-        </w:tc>
-        <w:tc>
-          <w:tcPr>
-            <w:tcW w:type="dxa" w:w="4706"/>
-          </w:tcPr>
-          <w:p>
-            <w:r>
-              <w:rPr>
-                <w:b w:val="0"/>
-                <w:i w:val="0"/>
-                <w:sz w:val="17"/>
-              </w:rPr>
-              <w:t>veuillez, s'il vous plait, confirmer les frais de scolarité ( 1500 FCFA) payée de Amina NDIAYE avec le QG ou apporter les corrections nécessaires.</w:t>
-            </w:r>
-          </w:p>
-        </w:tc>
-      </w:tr>
-      <w:tr>
-        <w:tc>
-          <w:tcPr>
-            <w:tcW w:type="dxa" w:w="964"/>
-          </w:tcPr>
-          <w:p>
-            <w:r>
-              <w:rPr>
-                <w:b/>
-                <w:i w:val="0"/>
-                <w:color w:val="EA580C"/>
-                <w:sz w:val="16"/>
-              </w:rPr>
-              <w:t>Moyenne</w:t>
-            </w:r>
-          </w:p>
-        </w:tc>
-        <w:tc>
-          <w:tcPr>
-            <w:tcW w:type="dxa" w:w="1247"/>
-          </w:tcPr>
-          <w:p>
-            <w:r>
-              <w:rPr>
-                <w:b/>
-                <w:i w:val="0"/>
-                <w:sz w:val="16"/>
-              </w:rPr>
-              <w:t>S02</w:t>
-              <w:br/>
-            </w:r>
-            <w:r>
-              <w:rPr>
-                <w:b w:val="0"/>
-                <w:i w:val="0"/>
-                <w:color w:val="64748B"/>
-                <w:sz w:val="14"/>
-              </w:rPr>
-              <w:t>Éducation</w:t>
-            </w:r>
-          </w:p>
-        </w:tc>
-        <w:tc>
-          <w:tcPr>
-            <w:tcW w:type="dxa" w:w="1531"/>
-          </w:tcPr>
-          <w:p>
-            <w:r>
-              <w:rPr>
-                <w:b/>
-                <w:i w:val="0"/>
-                <w:color w:val="16A34A"/>
-                <w:sz w:val="16"/>
-              </w:rPr>
-              <w:t>—</w:t>
-            </w:r>
-          </w:p>
-        </w:tc>
-        <w:tc>
-          <w:tcPr>
-            <w:tcW w:type="dxa" w:w="1191"/>
-          </w:tcPr>
-          <w:p>
-            <w:r>
-              <w:rPr>
-                <w:b w:val="0"/>
-                <w:i w:val="0"/>
-                <w:color w:val="64748B"/>
-                <w:sz w:val="16"/>
-              </w:rPr>
-              <w:t>GT-CQ</w:t>
-            </w:r>
-          </w:p>
-        </w:tc>
-        <w:tc>
-          <w:tcPr>
-            <w:tcW w:type="dxa" w:w="4706"/>
-          </w:tcPr>
-          <w:p>
-            <w:r>
-              <w:rPr>
-                <w:b w:val="0"/>
-                <w:i w:val="0"/>
-                <w:sz w:val="17"/>
-              </w:rPr>
-              <w:t>veuillez, s'il vous plait, confirmer les frais de scolarité ( 1500 FCFA) payée de Roukhyatou Ba avec le QG ou apporter les corrections nécessaires.</w:t>
-            </w:r>
-          </w:p>
-        </w:tc>
-      </w:tr>
-      <w:tr>
-        <w:tc>
-          <w:tcPr>
-            <w:tcW w:type="dxa" w:w="964"/>
-          </w:tcPr>
-          <w:p>
-            <w:r>
-              <w:rPr>
-                <w:b/>
-                <w:i w:val="0"/>
-                <w:color w:val="EA580C"/>
-                <w:sz w:val="16"/>
-              </w:rPr>
-              <w:t>Moyenne</w:t>
-            </w:r>
-          </w:p>
-        </w:tc>
-        <w:tc>
-          <w:tcPr>
-            <w:tcW w:type="dxa" w:w="1247"/>
-          </w:tcPr>
-          <w:p>
-            <w:r>
-              <w:rPr>
-                <w:b/>
-                <w:i w:val="0"/>
-                <w:sz w:val="16"/>
-              </w:rPr>
-              <w:t>S02</w:t>
-              <w:br/>
-            </w:r>
-            <w:r>
-              <w:rPr>
-                <w:b w:val="0"/>
-                <w:i w:val="0"/>
-                <w:color w:val="64748B"/>
-                <w:sz w:val="14"/>
-              </w:rPr>
-              <w:t>Éducation</w:t>
-            </w:r>
-          </w:p>
-        </w:tc>
-        <w:tc>
-          <w:tcPr>
-            <w:tcW w:type="dxa" w:w="1531"/>
-          </w:tcPr>
-          <w:p>
-            <w:r>
-              <w:rPr>
-                <w:b/>
-                <w:i w:val="0"/>
-                <w:color w:val="16A34A"/>
-                <w:sz w:val="16"/>
-              </w:rPr>
-              <w:t>—</w:t>
-            </w:r>
-          </w:p>
-        </w:tc>
-        <w:tc>
-          <w:tcPr>
-            <w:tcW w:type="dxa" w:w="1191"/>
-          </w:tcPr>
-          <w:p>
-            <w:r>
-              <w:rPr>
-                <w:b w:val="0"/>
-                <w:i w:val="0"/>
-                <w:color w:val="64748B"/>
-                <w:sz w:val="16"/>
-              </w:rPr>
-              <w:t>GT-CQ</w:t>
-            </w:r>
-          </w:p>
-        </w:tc>
-        <w:tc>
-          <w:tcPr>
-            <w:tcW w:type="dxa" w:w="4706"/>
-          </w:tcPr>
-          <w:p>
-            <w:r>
-              <w:rPr>
-                <w:b w:val="0"/>
-                <w:i w:val="0"/>
-                <w:sz w:val="17"/>
-              </w:rPr>
-              <w:t>veuillez, s'il vous plait, confirmer les frais de scolarité ( 6500 FCFA) payée de Babacar NDIAYE avec le QG ou apporter les corrections nécessaires.</w:t>
-            </w:r>
-          </w:p>
-        </w:tc>
-      </w:tr>
-      <w:tr>
-        <w:tc>
-          <w:tcPr>
-            <w:tcW w:type="dxa" w:w="964"/>
-          </w:tcPr>
-          <w:p>
-            <w:r>
-              <w:rPr>
-                <w:b/>
-                <w:i w:val="0"/>
-                <w:color w:val="EA580C"/>
-                <w:sz w:val="16"/>
-              </w:rPr>
-              <w:t>Moyenne</w:t>
-            </w:r>
-          </w:p>
-        </w:tc>
-        <w:tc>
-          <w:tcPr>
-            <w:tcW w:type="dxa" w:w="1247"/>
-          </w:tcPr>
-          <w:p>
-            <w:r>
-              <w:rPr>
-                <w:b/>
-                <w:i w:val="0"/>
-                <w:sz w:val="16"/>
-              </w:rPr>
-              <w:t>S03</w:t>
-              <w:br/>
-            </w:r>
-            <w:r>
-              <w:rPr>
-                <w:b w:val="0"/>
-                <w:i w:val="0"/>
-                <w:color w:val="64748B"/>
-                <w:sz w:val="14"/>
-              </w:rPr>
-              <w:t>Santé</w:t>
-            </w:r>
-          </w:p>
-        </w:tc>
-        <w:tc>
-          <w:tcPr>
-            <w:tcW w:type="dxa" w:w="1531"/>
-          </w:tcPr>
-          <w:p>
-            <w:r>
-              <w:rPr>
-                <w:b/>
-                <w:i w:val="0"/>
-                <w:color w:val="16A34A"/>
-                <w:sz w:val="16"/>
-              </w:rPr>
-              <w:t>s01q41a, s02q20, s02q22, s03q07, s03q02, s01q00b, s03q02_autre</w:t>
-            </w:r>
-          </w:p>
-        </w:tc>
-        <w:tc>
-          <w:tcPr>
-            <w:tcW w:type="dxa" w:w="1191"/>
-          </w:tcPr>
-          <w:p>
-            <w:r>
-              <w:rPr>
-                <w:b w:val="0"/>
-                <w:i w:val="0"/>
-                <w:color w:val="64748B"/>
-                <w:sz w:val="16"/>
-              </w:rPr>
-              <w:t>GT-CQ</w:t>
-            </w:r>
-          </w:p>
-        </w:tc>
-        <w:tc>
-          <w:tcPr>
-            <w:tcW w:type="dxa" w:w="4706"/>
-          </w:tcPr>
-          <w:p>
-            <w:r>
-              <w:rPr>
-                <w:b w:val="0"/>
-                <w:i w:val="0"/>
-                <w:sz w:val="17"/>
-              </w:rPr>
-              <w:t>Le principal problème de santé que Samba NDIAYE a eu est des boutons au niveau des oreilles, prière de prendre attache avec le QG pour plus d'explication afin de le classer bien.</w:t>
-            </w:r>
-          </w:p>
-        </w:tc>
-      </w:tr>
-      <w:tr>
-        <w:tc>
-          <w:tcPr>
-            <w:tcW w:type="dxa" w:w="964"/>
-          </w:tcPr>
-          <w:p>
-            <w:r>
-              <w:rPr>
-                <w:b/>
-                <w:i w:val="0"/>
-                <w:color w:val="EA580C"/>
-                <w:sz w:val="16"/>
-              </w:rPr>
-              <w:t>Moyenne</w:t>
-            </w:r>
-          </w:p>
-        </w:tc>
-        <w:tc>
-          <w:tcPr>
-            <w:tcW w:type="dxa" w:w="1247"/>
-          </w:tcPr>
-          <w:p>
-            <w:r>
-              <w:rPr>
-                <w:b/>
-                <w:i w:val="0"/>
-                <w:sz w:val="16"/>
-              </w:rPr>
-              <w:t>S03</w:t>
-              <w:br/>
-            </w:r>
-            <w:r>
-              <w:rPr>
-                <w:b w:val="0"/>
-                <w:i w:val="0"/>
-                <w:color w:val="64748B"/>
-                <w:sz w:val="14"/>
-              </w:rPr>
-              <w:t>Santé</w:t>
-            </w:r>
-          </w:p>
-        </w:tc>
-        <w:tc>
-          <w:tcPr>
-            <w:tcW w:type="dxa" w:w="1531"/>
-          </w:tcPr>
-          <w:p>
-            <w:r>
-              <w:rPr>
-                <w:b/>
-                <w:i w:val="0"/>
-                <w:color w:val="16A34A"/>
-                <w:sz w:val="16"/>
-              </w:rPr>
-              <w:t>s01q10_1, s02q20, s02q22, s03q06, s01q00b, s03q06_autre</w:t>
-            </w:r>
-          </w:p>
-        </w:tc>
-        <w:tc>
-          <w:tcPr>
-            <w:tcW w:type="dxa" w:w="1191"/>
-          </w:tcPr>
-          <w:p>
-            <w:r>
-              <w:rPr>
-                <w:b w:val="0"/>
-                <w:i w:val="0"/>
-                <w:color w:val="64748B"/>
-                <w:sz w:val="16"/>
-              </w:rPr>
-              <w:t>GT-CQ</w:t>
-            </w:r>
-          </w:p>
-        </w:tc>
-        <w:tc>
-          <w:tcPr>
-            <w:tcW w:type="dxa" w:w="4706"/>
-          </w:tcPr>
-          <w:p>
-            <w:r>
-              <w:rPr>
-                <w:b w:val="0"/>
-                <w:i w:val="0"/>
-                <w:sz w:val="17"/>
-              </w:rPr>
-              <w:t>La raison principale que Samba NDIAYE n'as pas consulté est payé des médicaments à la pharmacie, prière de prendre attache avec le QG pour plus d'explication afin de la classer bien.</w:t>
-            </w:r>
-          </w:p>
-        </w:tc>
-      </w:tr>
-      <w:tr>
-        <w:tc>
-          <w:tcPr>
-            <w:tcW w:type="dxa" w:w="964"/>
-          </w:tcPr>
-          <w:p>
-            <w:r>
-              <w:rPr>
-                <w:b/>
-                <w:i w:val="0"/>
-                <w:color w:val="EA580C"/>
-                <w:sz w:val="16"/>
-              </w:rPr>
-              <w:t>Moyenne</w:t>
-            </w:r>
-          </w:p>
-        </w:tc>
-        <w:tc>
-          <w:tcPr>
-            <w:tcW w:type="dxa" w:w="1247"/>
-          </w:tcPr>
-          <w:p>
-            <w:r>
-              <w:rPr>
-                <w:b/>
-                <w:i w:val="0"/>
-                <w:sz w:val="16"/>
-              </w:rPr>
-              <w:t>S04</w:t>
-              <w:br/>
-            </w:r>
-            <w:r>
-              <w:rPr>
-                <w:b w:val="0"/>
-                <w:i w:val="0"/>
-                <w:color w:val="64748B"/>
-                <w:sz w:val="14"/>
-              </w:rPr>
-              <w:t>Emploi</w:t>
-            </w:r>
-          </w:p>
-        </w:tc>
-        <w:tc>
-          <w:tcPr>
-            <w:tcW w:type="dxa" w:w="1531"/>
-          </w:tcPr>
-          <w:p>
-            <w:r>
-              <w:rPr>
-                <w:b/>
-                <w:i w:val="0"/>
-                <w:color w:val="16A34A"/>
-                <w:sz w:val="16"/>
-              </w:rPr>
-              <w:t>s01q47__1, s01q47__2, s01q47__3, s01q47__4, s01q47__5, s01q47__6, s01q47__7, s02q15</w:t>
-            </w:r>
-          </w:p>
-        </w:tc>
-        <w:tc>
-          <w:tcPr>
-            <w:tcW w:type="dxa" w:w="1191"/>
-          </w:tcPr>
-          <w:p>
-            <w:r>
-              <w:rPr>
-                <w:b w:val="0"/>
-                <w:i w:val="0"/>
-                <w:color w:val="64748B"/>
-                <w:sz w:val="16"/>
-              </w:rPr>
-              <w:t>GT-CQ</w:t>
-            </w:r>
-          </w:p>
-        </w:tc>
-        <w:tc>
-          <w:tcPr>
-            <w:tcW w:type="dxa" w:w="4706"/>
-          </w:tcPr>
-          <w:p>
-            <w:r>
-              <w:rPr>
-                <w:b w:val="0"/>
-                <w:i w:val="0"/>
-                <w:sz w:val="17"/>
-              </w:rPr>
-              <w:t>Attention! le nombre d'heure (3 heures) que Joseph Dominique Diandy a travaillé par jour semble faible, veuillez s'il vous plait confirmer cette information avec le QG.</w:t>
-            </w:r>
-          </w:p>
-        </w:tc>
-      </w:tr>
-      <w:tr>
-        <w:tc>
-          <w:tcPr>
-            <w:tcW w:type="dxa" w:w="964"/>
-          </w:tcPr>
-          <w:p>
-            <w:r>
-              <w:rPr>
-                <w:b/>
-                <w:i w:val="0"/>
-                <w:color w:val="EA580C"/>
-                <w:sz w:val="16"/>
-              </w:rPr>
-              <w:t>Moyenne</w:t>
-            </w:r>
-          </w:p>
-        </w:tc>
-        <w:tc>
-          <w:tcPr>
-            <w:tcW w:type="dxa" w:w="1247"/>
-          </w:tcPr>
-          <w:p>
-            <w:r>
-              <w:rPr>
-                <w:b/>
-                <w:i w:val="0"/>
-                <w:sz w:val="16"/>
-              </w:rPr>
-              <w:t>S04</w:t>
-              <w:br/>
-            </w:r>
-            <w:r>
-              <w:rPr>
-                <w:b w:val="0"/>
-                <w:i w:val="0"/>
-                <w:color w:val="64748B"/>
-                <w:sz w:val="14"/>
-              </w:rPr>
-              <w:t>Emploi</w:t>
-            </w:r>
-          </w:p>
-        </w:tc>
-        <w:tc>
-          <w:tcPr>
-            <w:tcW w:type="dxa" w:w="1531"/>
-          </w:tcPr>
-          <w:p>
-            <w:r>
-              <w:rPr>
-                <w:b/>
-                <w:i w:val="0"/>
-                <w:color w:val="16A34A"/>
-                <w:sz w:val="16"/>
-              </w:rPr>
-              <w:t>s01q47__1, s01q47__2, s01q47__3, s01q47__4, s01q47__5, s01q47__6, s01q47__7, s02q15</w:t>
-            </w:r>
-          </w:p>
-        </w:tc>
-        <w:tc>
-          <w:tcPr>
-            <w:tcW w:type="dxa" w:w="1191"/>
-          </w:tcPr>
-          <w:p>
-            <w:r>
-              <w:rPr>
-                <w:b w:val="0"/>
-                <w:i w:val="0"/>
-                <w:color w:val="64748B"/>
-                <w:sz w:val="16"/>
-              </w:rPr>
-              <w:t>GT-CQ</w:t>
-            </w:r>
-          </w:p>
-        </w:tc>
-        <w:tc>
-          <w:tcPr>
-            <w:tcW w:type="dxa" w:w="4706"/>
-          </w:tcPr>
-          <w:p>
-            <w:r>
-              <w:rPr>
-                <w:b w:val="0"/>
-                <w:i w:val="0"/>
-                <w:sz w:val="17"/>
-              </w:rPr>
-              <w:t>Attention! le nombre d'heure (3 heures) que Maïmouna Sy a travaillé par jour semble faible, veuillez s'il vous plait confirmer cette information avec le QG.</w:t>
-            </w:r>
-          </w:p>
-        </w:tc>
-      </w:tr>
-      <w:tr>
-        <w:tc>
-          <w:tcPr>
-            <w:tcW w:type="dxa" w:w="964"/>
-          </w:tcPr>
-          <w:p>
-            <w:r>
-              <w:rPr>
-                <w:b/>
-                <w:i w:val="0"/>
-                <w:color w:val="EA580C"/>
-                <w:sz w:val="16"/>
-              </w:rPr>
-              <w:t>Moyenne</w:t>
-            </w:r>
-          </w:p>
-        </w:tc>
-        <w:tc>
-          <w:tcPr>
-            <w:tcW w:type="dxa" w:w="1247"/>
-          </w:tcPr>
-          <w:p>
-            <w:r>
-              <w:rPr>
-                <w:b/>
-                <w:i w:val="0"/>
-                <w:sz w:val="16"/>
-              </w:rPr>
-              <w:t>S06</w:t>
-              <w:br/>
-            </w:r>
-            <w:r>
-              <w:rPr>
-                <w:b w:val="0"/>
-                <w:i w:val="0"/>
-                <w:color w:val="64748B"/>
-                <w:sz w:val="14"/>
-              </w:rPr>
-              <w:t>Crédit &amp; épargne</w:t>
-            </w:r>
-          </w:p>
-        </w:tc>
-        <w:tc>
-          <w:tcPr>
-            <w:tcW w:type="dxa" w:w="1531"/>
-          </w:tcPr>
-          <w:p>
-            <w:r>
-              <w:rPr>
-                <w:b/>
-                <w:i w:val="0"/>
-                <w:color w:val="16A34A"/>
-                <w:sz w:val="16"/>
-              </w:rPr>
-              <w:t>—</w:t>
-            </w:r>
-          </w:p>
-        </w:tc>
-        <w:tc>
-          <w:tcPr>
-            <w:tcW w:type="dxa" w:w="1191"/>
-          </w:tcPr>
-          <w:p>
-            <w:r>
-              <w:rPr>
-                <w:b w:val="0"/>
-                <w:i w:val="0"/>
-                <w:color w:val="64748B"/>
-                <w:sz w:val="16"/>
-              </w:rPr>
-              <w:t>GT-CQ</w:t>
-            </w:r>
-          </w:p>
-        </w:tc>
-        <w:tc>
-          <w:tcPr>
-            <w:tcW w:type="dxa" w:w="4706"/>
-          </w:tcPr>
-          <w:p>
-            <w:r>
-              <w:rPr>
-                <w:b w:val="0"/>
-                <w:i w:val="0"/>
-                <w:sz w:val="17"/>
-              </w:rPr>
-              <w:t>Veuillez vous rassurez réellement que la personne n'a pas affecté de crédit immobilier.</w:t>
-            </w:r>
-          </w:p>
-        </w:tc>
-      </w:tr>
-      <w:tr>
-        <w:tc>
-          <w:tcPr>
-            <w:tcW w:type="dxa" w:w="964"/>
-          </w:tcPr>
-          <w:p>
-            <w:r>
-              <w:rPr>
-                <w:b/>
-                <w:i w:val="0"/>
-                <w:color w:val="EA580C"/>
-                <w:sz w:val="16"/>
-              </w:rPr>
-              <w:t>Moyenne</w:t>
-            </w:r>
-          </w:p>
-        </w:tc>
-        <w:tc>
-          <w:tcPr>
-            <w:tcW w:type="dxa" w:w="1247"/>
-          </w:tcPr>
-          <w:p>
-            <w:r>
-              <w:rPr>
-                <w:b/>
-                <w:i w:val="0"/>
-                <w:sz w:val="16"/>
-              </w:rPr>
-              <w:t>S07</w:t>
-              <w:br/>
-            </w:r>
-            <w:r>
-              <w:rPr>
-                <w:b w:val="0"/>
-                <w:i w:val="0"/>
-                <w:color w:val="64748B"/>
-                <w:sz w:val="14"/>
-              </w:rPr>
-              <w:t>Consommation alimentaire</w:t>
-            </w:r>
-          </w:p>
-        </w:tc>
-        <w:tc>
-          <w:tcPr>
-            <w:tcW w:type="dxa" w:w="1531"/>
-          </w:tcPr>
-          <w:p>
-            <w:r>
-              <w:rPr>
-                <w:b/>
-                <w:i w:val="0"/>
-                <w:color w:val="16A34A"/>
-                <w:sz w:val="16"/>
-              </w:rPr>
-              <w:t>—</w:t>
-            </w:r>
-          </w:p>
-        </w:tc>
-        <w:tc>
-          <w:tcPr>
-            <w:tcW w:type="dxa" w:w="1191"/>
-          </w:tcPr>
-          <w:p>
-            <w:r>
-              <w:rPr>
-                <w:b w:val="0"/>
-                <w:i w:val="0"/>
-                <w:color w:val="64748B"/>
-                <w:sz w:val="16"/>
-              </w:rPr>
-              <w:t>GT-CQ</w:t>
-            </w:r>
-          </w:p>
-        </w:tc>
-        <w:tc>
-          <w:tcPr>
-            <w:tcW w:type="dxa" w:w="4706"/>
-          </w:tcPr>
-          <w:p>
-            <w:r>
-              <w:rPr>
-                <w:b w:val="0"/>
-                <w:i w:val="0"/>
-                <w:sz w:val="17"/>
-              </w:rPr>
-              <w:t>Attention ! La dépense du répas pris à l'extérieur de Joseph Dominique Diandy (6650 Fcfa) au cours de 7 derniers jours est relativement élevé.</w:t>
-            </w:r>
-          </w:p>
-        </w:tc>
-      </w:tr>
-      <w:tr>
-        <w:tc>
-          <w:tcPr>
-            <w:tcW w:type="dxa" w:w="964"/>
-          </w:tcPr>
-          <w:p>
-            <w:r>
-              <w:rPr>
-                <w:b/>
-                <w:i w:val="0"/>
-                <w:color w:val="EA580C"/>
-                <w:sz w:val="16"/>
-              </w:rPr>
-              <w:t>Moyenne</w:t>
-            </w:r>
-          </w:p>
-        </w:tc>
-        <w:tc>
-          <w:tcPr>
-            <w:tcW w:type="dxa" w:w="1247"/>
-          </w:tcPr>
-          <w:p>
-            <w:r>
-              <w:rPr>
-                <w:b/>
-                <w:i w:val="0"/>
-                <w:sz w:val="16"/>
-              </w:rPr>
-              <w:t>S07</w:t>
-              <w:br/>
-            </w:r>
-            <w:r>
-              <w:rPr>
-                <w:b w:val="0"/>
-                <w:i w:val="0"/>
-                <w:color w:val="64748B"/>
-                <w:sz w:val="14"/>
-              </w:rPr>
-              <w:t>Consommation alimentaire</w:t>
-            </w:r>
-          </w:p>
-        </w:tc>
-        <w:tc>
-          <w:tcPr>
-            <w:tcW w:type="dxa" w:w="1531"/>
-          </w:tcPr>
-          <w:p>
-            <w:r>
-              <w:rPr>
-                <w:b/>
-                <w:i w:val="0"/>
-                <w:color w:val="16A34A"/>
-                <w:sz w:val="16"/>
-              </w:rPr>
-              <w:t>—</w:t>
-            </w:r>
-          </w:p>
-        </w:tc>
-        <w:tc>
-          <w:tcPr>
-            <w:tcW w:type="dxa" w:w="1191"/>
-          </w:tcPr>
-          <w:p>
-            <w:r>
-              <w:rPr>
-                <w:b w:val="0"/>
-                <w:i w:val="0"/>
-                <w:color w:val="64748B"/>
-                <w:sz w:val="16"/>
-              </w:rPr>
-              <w:t>GT-CQ</w:t>
-            </w:r>
-          </w:p>
-        </w:tc>
-        <w:tc>
-          <w:tcPr>
-            <w:tcW w:type="dxa" w:w="4706"/>
-          </w:tcPr>
-          <w:p>
-            <w:r>
-              <w:rPr>
-                <w:b w:val="0"/>
-                <w:i w:val="0"/>
-                <w:sz w:val="17"/>
-              </w:rPr>
-              <w:t>Prière de corriger ou de confirmer avec le QG.</w:t>
-            </w:r>
-          </w:p>
-        </w:tc>
-      </w:tr>
-      <w:tr>
-        <w:tc>
-          <w:tcPr>
-            <w:tcW w:type="dxa" w:w="964"/>
-          </w:tcPr>
-          <w:p>
-            <w:r>
-              <w:rPr>
-                <w:b/>
-                <w:i w:val="0"/>
-                <w:color w:val="EA580C"/>
-                <w:sz w:val="16"/>
-              </w:rPr>
-              <w:t>Moyenne</w:t>
-            </w:r>
-          </w:p>
-        </w:tc>
-        <w:tc>
-          <w:tcPr>
-            <w:tcW w:type="dxa" w:w="1247"/>
-          </w:tcPr>
-          <w:p>
-            <w:r>
-              <w:rPr>
-                <w:b/>
-                <w:i w:val="0"/>
-                <w:sz w:val="16"/>
-              </w:rPr>
-              <w:t>S07</w:t>
-              <w:br/>
-            </w:r>
-            <w:r>
-              <w:rPr>
-                <w:b w:val="0"/>
-                <w:i w:val="0"/>
-                <w:color w:val="64748B"/>
-                <w:sz w:val="14"/>
-              </w:rPr>
-              <w:t>Consommation alimentaire</w:t>
-            </w:r>
-          </w:p>
-        </w:tc>
-        <w:tc>
-          <w:tcPr>
-            <w:tcW w:type="dxa" w:w="1531"/>
-          </w:tcPr>
-          <w:p>
-            <w:r>
-              <w:rPr>
-                <w:b/>
-                <w:i w:val="0"/>
-                <w:color w:val="16A34A"/>
-                <w:sz w:val="16"/>
-              </w:rPr>
-              <w:t>s01q23, s01q00b, s01q23_autre</w:t>
-            </w:r>
-          </w:p>
-        </w:tc>
-        <w:tc>
-          <w:tcPr>
-            <w:tcW w:type="dxa" w:w="1191"/>
-          </w:tcPr>
-          <w:p>
-            <w:r>
-              <w:rPr>
-                <w:b w:val="0"/>
-                <w:i w:val="0"/>
-                <w:color w:val="64748B"/>
-                <w:sz w:val="16"/>
-              </w:rPr>
-              <w:t>GT-CQ</w:t>
-            </w:r>
-          </w:p>
-        </w:tc>
-        <w:tc>
-          <w:tcPr>
-            <w:tcW w:type="dxa" w:w="4706"/>
-          </w:tcPr>
-          <w:p>
-            <w:r>
-              <w:rPr>
-                <w:b w:val="0"/>
-                <w:i w:val="0"/>
-                <w:sz w:val="17"/>
-              </w:rPr>
-              <w:t>La dernière fois que vous avez acheté Boissons gazeuses (Coca, Fanta, Vimto, Sprite, etc.) est cadeau communion et semble exister dans les modalités, prière de prendre attache avec le QG pour plus d'explication afin de la classer bien.</w:t>
-            </w:r>
-          </w:p>
-        </w:tc>
-      </w:tr>
-      <w:tr>
-        <w:tc>
-          <w:tcPr>
-            <w:tcW w:type="dxa" w:w="964"/>
-          </w:tcPr>
-          <w:p>
-            <w:r>
-              <w:rPr>
-                <w:b/>
-                <w:i w:val="0"/>
-                <w:color w:val="EA580C"/>
-                <w:sz w:val="16"/>
-              </w:rPr>
-              <w:t>Moyenne</w:t>
-            </w:r>
-          </w:p>
-        </w:tc>
-        <w:tc>
-          <w:tcPr>
-            <w:tcW w:type="dxa" w:w="1247"/>
-          </w:tcPr>
-          <w:p>
-            <w:r>
-              <w:rPr>
-                <w:b/>
-                <w:i w:val="0"/>
-                <w:sz w:val="16"/>
-              </w:rPr>
-              <w:t>S07</w:t>
-              <w:br/>
-            </w:r>
-            <w:r>
-              <w:rPr>
-                <w:b w:val="0"/>
-                <w:i w:val="0"/>
-                <w:color w:val="64748B"/>
-                <w:sz w:val="14"/>
-              </w:rPr>
-              <w:t>Consommation alimentaire</w:t>
-            </w:r>
-          </w:p>
-        </w:tc>
-        <w:tc>
-          <w:tcPr>
-            <w:tcW w:type="dxa" w:w="1531"/>
-          </w:tcPr>
-          <w:p>
-            <w:r>
-              <w:rPr>
-                <w:b/>
-                <w:i w:val="0"/>
-                <w:color w:val="16A34A"/>
-                <w:sz w:val="16"/>
-              </w:rPr>
-              <w:t>s01q23, s01q00b, s01q23_autre</w:t>
-            </w:r>
-          </w:p>
-        </w:tc>
-        <w:tc>
-          <w:tcPr>
-            <w:tcW w:type="dxa" w:w="1191"/>
-          </w:tcPr>
-          <w:p>
-            <w:r>
-              <w:rPr>
-                <w:b w:val="0"/>
-                <w:i w:val="0"/>
-                <w:color w:val="64748B"/>
-                <w:sz w:val="16"/>
-              </w:rPr>
-              <w:t>GT-CQ</w:t>
-            </w:r>
-          </w:p>
-        </w:tc>
-        <w:tc>
-          <w:tcPr>
-            <w:tcW w:type="dxa" w:w="4706"/>
-          </w:tcPr>
-          <w:p>
-            <w:r>
-              <w:rPr>
-                <w:b w:val="0"/>
-                <w:i w:val="0"/>
-                <w:sz w:val="17"/>
-              </w:rPr>
-              <w:t>La dernière fois que vous avez acheté Galettes, crêpes est cérémonie de communion et semble exister dans les modalités, prière de prendre attache avec le QG pour plus d'explication afin de la classer bien.</w:t>
-            </w:r>
-          </w:p>
-        </w:tc>
-      </w:tr>
-      <w:tr>
-        <w:tc>
-          <w:tcPr>
-            <w:tcW w:type="dxa" w:w="964"/>
-          </w:tcPr>
-          <w:p>
-            <w:r>
-              <w:rPr>
-                <w:b/>
-                <w:i w:val="0"/>
-                <w:color w:val="EA580C"/>
-                <w:sz w:val="16"/>
-              </w:rPr>
-              <w:t>Moyenne</w:t>
-            </w:r>
-          </w:p>
-        </w:tc>
-        <w:tc>
-          <w:tcPr>
-            <w:tcW w:type="dxa" w:w="1247"/>
-          </w:tcPr>
-          <w:p>
-            <w:r>
-              <w:rPr>
-                <w:b/>
-                <w:i w:val="0"/>
-                <w:sz w:val="16"/>
-              </w:rPr>
-              <w:t>S07</w:t>
-              <w:br/>
-            </w:r>
-            <w:r>
-              <w:rPr>
-                <w:b w:val="0"/>
-                <w:i w:val="0"/>
-                <w:color w:val="64748B"/>
-                <w:sz w:val="14"/>
-              </w:rPr>
-              <w:t>Consommation alimentaire</w:t>
-            </w:r>
-          </w:p>
-        </w:tc>
-        <w:tc>
-          <w:tcPr>
-            <w:tcW w:type="dxa" w:w="1531"/>
-          </w:tcPr>
-          <w:p>
-            <w:r>
-              <w:rPr>
-                <w:b/>
-                <w:i w:val="0"/>
-                <w:color w:val="16A34A"/>
-                <w:sz w:val="16"/>
-              </w:rPr>
-              <w:t>—</w:t>
-            </w:r>
-          </w:p>
-        </w:tc>
-        <w:tc>
-          <w:tcPr>
-            <w:tcW w:type="dxa" w:w="1191"/>
-          </w:tcPr>
-          <w:p>
-            <w:r>
-              <w:rPr>
-                <w:b w:val="0"/>
-                <w:i w:val="0"/>
-                <w:color w:val="64748B"/>
-                <w:sz w:val="16"/>
-              </w:rPr>
-              <w:t>GT-CQ</w:t>
-            </w:r>
-          </w:p>
-        </w:tc>
-        <w:tc>
-          <w:tcPr>
-            <w:tcW w:type="dxa" w:w="4706"/>
-          </w:tcPr>
-          <w:p>
-            <w:r>
-              <w:rPr>
-                <w:b w:val="0"/>
-                <w:i w:val="0"/>
-                <w:sz w:val="17"/>
-              </w:rPr>
-              <w:t>Attention ! Le prix unitaire d'achat (100 Fcfa) de Piment frais en Pièce (Petit) est relativement élevé par rapport aux autres prix observés dans cette zone.</w:t>
-            </w:r>
-          </w:p>
-        </w:tc>
-      </w:tr>
-      <w:tr>
-        <w:tc>
-          <w:tcPr>
-            <w:tcW w:type="dxa" w:w="964"/>
-          </w:tcPr>
-          <w:p>
-            <w:r>
-              <w:rPr>
-                <w:b/>
-                <w:i w:val="0"/>
-                <w:color w:val="EA580C"/>
-                <w:sz w:val="16"/>
-              </w:rPr>
-              <w:t>Moyenne</w:t>
-            </w:r>
-          </w:p>
-        </w:tc>
-        <w:tc>
-          <w:tcPr>
-            <w:tcW w:type="dxa" w:w="1247"/>
-          </w:tcPr>
-          <w:p>
-            <w:r>
-              <w:rPr>
-                <w:b/>
-                <w:i w:val="0"/>
-                <w:sz w:val="16"/>
-              </w:rPr>
-              <w:t>S07</w:t>
-              <w:br/>
-            </w:r>
-            <w:r>
-              <w:rPr>
-                <w:b w:val="0"/>
-                <w:i w:val="0"/>
-                <w:color w:val="64748B"/>
-                <w:sz w:val="14"/>
-              </w:rPr>
-              <w:t>Consommation alimentaire</w:t>
-            </w:r>
-          </w:p>
-        </w:tc>
-        <w:tc>
-          <w:tcPr>
-            <w:tcW w:type="dxa" w:w="1531"/>
-          </w:tcPr>
-          <w:p>
-            <w:r>
-              <w:rPr>
-                <w:b/>
-                <w:i w:val="0"/>
-                <w:color w:val="16A34A"/>
-                <w:sz w:val="16"/>
-              </w:rPr>
-              <w:t>—</w:t>
-            </w:r>
-          </w:p>
-        </w:tc>
-        <w:tc>
-          <w:tcPr>
-            <w:tcW w:type="dxa" w:w="1191"/>
-          </w:tcPr>
-          <w:p>
-            <w:r>
-              <w:rPr>
-                <w:b w:val="0"/>
-                <w:i w:val="0"/>
-                <w:color w:val="64748B"/>
-                <w:sz w:val="16"/>
-              </w:rPr>
-              <w:t>GT-CQ</w:t>
-            </w:r>
-          </w:p>
-        </w:tc>
-        <w:tc>
-          <w:tcPr>
-            <w:tcW w:type="dxa" w:w="4706"/>
-          </w:tcPr>
-          <w:p>
-            <w:r>
-              <w:rPr>
-                <w:b w:val="0"/>
-                <w:i w:val="0"/>
-                <w:sz w:val="17"/>
-              </w:rPr>
-              <w:t>Prière de corriger ou de confirmer avec le QG.</w:t>
-            </w:r>
-          </w:p>
-        </w:tc>
-      </w:tr>
-      <w:tr>
-        <w:tc>
-          <w:tcPr>
-            <w:tcW w:type="dxa" w:w="964"/>
-          </w:tcPr>
-          <w:p>
-            <w:r>
-              <w:rPr>
-                <w:b/>
-                <w:i w:val="0"/>
-                <w:color w:val="EA580C"/>
-                <w:sz w:val="16"/>
-              </w:rPr>
-              <w:t>Moyenne</w:t>
-            </w:r>
-          </w:p>
-        </w:tc>
-        <w:tc>
-          <w:tcPr>
-            <w:tcW w:type="dxa" w:w="1247"/>
-          </w:tcPr>
-          <w:p>
-            <w:r>
-              <w:rPr>
-                <w:b/>
-                <w:i w:val="0"/>
-                <w:sz w:val="16"/>
-              </w:rPr>
-              <w:t>S07</w:t>
-              <w:br/>
-            </w:r>
-            <w:r>
-              <w:rPr>
-                <w:b w:val="0"/>
-                <w:i w:val="0"/>
-                <w:color w:val="64748B"/>
-                <w:sz w:val="14"/>
-              </w:rPr>
-              <w:t>Consommation alimentaire</w:t>
-            </w:r>
-          </w:p>
-        </w:tc>
-        <w:tc>
-          <w:tcPr>
-            <w:tcW w:type="dxa" w:w="1531"/>
-          </w:tcPr>
-          <w:p>
-            <w:r>
-              <w:rPr>
-                <w:b/>
-                <w:i w:val="0"/>
-                <w:color w:val="16A34A"/>
-                <w:sz w:val="16"/>
-              </w:rPr>
-              <w:t>—</w:t>
-            </w:r>
-          </w:p>
-        </w:tc>
-        <w:tc>
-          <w:tcPr>
-            <w:tcW w:type="dxa" w:w="1191"/>
-          </w:tcPr>
-          <w:p>
-            <w:r>
-              <w:rPr>
-                <w:b w:val="0"/>
-                <w:i w:val="0"/>
-                <w:color w:val="64748B"/>
-                <w:sz w:val="16"/>
-              </w:rPr>
-              <w:t>GT-CQ</w:t>
-            </w:r>
-          </w:p>
-        </w:tc>
-        <w:tc>
-          <w:tcPr>
-            <w:tcW w:type="dxa" w:w="4706"/>
-          </w:tcPr>
-          <w:p>
-            <w:r>
-              <w:rPr>
-                <w:b w:val="0"/>
-                <w:i w:val="0"/>
-                <w:sz w:val="17"/>
-              </w:rPr>
-              <w:t>Le ménage a consommé 18.5 Sac (50 Kg) taille unique de Riz importé brisé, cette quantité semble anormale pour une consommation des 7 derniers jours.</w:t>
-            </w:r>
-          </w:p>
-        </w:tc>
-      </w:tr>
-      <w:tr>
-        <w:tc>
-          <w:tcPr>
-            <w:tcW w:type="dxa" w:w="964"/>
-          </w:tcPr>
-          <w:p>
-            <w:r>
-              <w:rPr>
-                <w:b/>
-                <w:i w:val="0"/>
-                <w:color w:val="EA580C"/>
-                <w:sz w:val="16"/>
-              </w:rPr>
-              <w:t>Moyenne</w:t>
-            </w:r>
-          </w:p>
-        </w:tc>
-        <w:tc>
-          <w:tcPr>
-            <w:tcW w:type="dxa" w:w="1247"/>
-          </w:tcPr>
-          <w:p>
-            <w:r>
-              <w:rPr>
-                <w:b/>
-                <w:i w:val="0"/>
-                <w:sz w:val="16"/>
-              </w:rPr>
-              <w:t>S07</w:t>
-              <w:br/>
-            </w:r>
-            <w:r>
-              <w:rPr>
-                <w:b w:val="0"/>
-                <w:i w:val="0"/>
-                <w:color w:val="64748B"/>
-                <w:sz w:val="14"/>
-              </w:rPr>
-              <w:t>Consommation alimentaire</w:t>
-            </w:r>
-          </w:p>
-        </w:tc>
-        <w:tc>
-          <w:tcPr>
-            <w:tcW w:type="dxa" w:w="1531"/>
-          </w:tcPr>
-          <w:p>
-            <w:r>
-              <w:rPr>
-                <w:b/>
-                <w:i w:val="0"/>
-                <w:color w:val="16A34A"/>
-                <w:sz w:val="16"/>
-              </w:rPr>
-              <w:t>—</w:t>
-            </w:r>
-          </w:p>
-        </w:tc>
-        <w:tc>
-          <w:tcPr>
-            <w:tcW w:type="dxa" w:w="1191"/>
-          </w:tcPr>
-          <w:p>
-            <w:r>
-              <w:rPr>
-                <w:b w:val="0"/>
-                <w:i w:val="0"/>
-                <w:color w:val="64748B"/>
-                <w:sz w:val="16"/>
-              </w:rPr>
-              <w:t>GT-CQ</w:t>
-            </w:r>
-          </w:p>
-        </w:tc>
-        <w:tc>
-          <w:tcPr>
-            <w:tcW w:type="dxa" w:w="4706"/>
-          </w:tcPr>
-          <w:p>
-            <w:r>
-              <w:rPr>
-                <w:b w:val="0"/>
-                <w:i w:val="0"/>
-                <w:sz w:val="17"/>
-              </w:rPr>
-              <w:t>prière de verifier et corriger ou confirmer avec le QG.</w:t>
-            </w:r>
-          </w:p>
-        </w:tc>
-      </w:tr>
-      <w:tr>
-        <w:tc>
-          <w:tcPr>
-            <w:tcW w:type="dxa" w:w="964"/>
-          </w:tcPr>
-          <w:p>
-            <w:r>
-              <w:rPr>
-                <w:b/>
-                <w:i w:val="0"/>
-                <w:color w:val="EA580C"/>
-                <w:sz w:val="16"/>
-              </w:rPr>
-              <w:t>Moyenne</w:t>
-            </w:r>
-          </w:p>
-        </w:tc>
-        <w:tc>
-          <w:tcPr>
-            <w:tcW w:type="dxa" w:w="1247"/>
-          </w:tcPr>
-          <w:p>
-            <w:r>
-              <w:rPr>
-                <w:b/>
-                <w:i w:val="0"/>
-                <w:sz w:val="16"/>
-              </w:rPr>
-              <w:t>S09</w:t>
-              <w:br/>
-            </w:r>
-            <w:r>
-              <w:rPr>
-                <w:b w:val="0"/>
-                <w:i w:val="0"/>
-                <w:color w:val="64748B"/>
-                <w:sz w:val="14"/>
-              </w:rPr>
-              <w:t>Dépenses non alimentaires</w:t>
-            </w:r>
-          </w:p>
-        </w:tc>
-        <w:tc>
-          <w:tcPr>
-            <w:tcW w:type="dxa" w:w="1531"/>
-          </w:tcPr>
-          <w:p>
-            <w:r>
-              <w:rPr>
-                <w:b/>
-                <w:i w:val="0"/>
-                <w:color w:val="16A34A"/>
-                <w:sz w:val="16"/>
-              </w:rPr>
-              <w:t>—</w:t>
-            </w:r>
-          </w:p>
-        </w:tc>
-        <w:tc>
-          <w:tcPr>
-            <w:tcW w:type="dxa" w:w="1191"/>
-          </w:tcPr>
-          <w:p>
-            <w:r>
-              <w:rPr>
-                <w:b w:val="0"/>
-                <w:i w:val="0"/>
-                <w:color w:val="64748B"/>
-                <w:sz w:val="16"/>
-              </w:rPr>
-              <w:t>GT-CQ</w:t>
-            </w:r>
-          </w:p>
-        </w:tc>
-        <w:tc>
-          <w:tcPr>
-            <w:tcW w:type="dxa" w:w="4706"/>
-          </w:tcPr>
-          <w:p>
-            <w:r>
-              <w:rPr>
-                <w:b w:val="0"/>
-                <w:i w:val="0"/>
-                <w:sz w:val="17"/>
-              </w:rPr>
-              <w:t>Attention ! La dépense totale du ménage de CHERIF NDIAYE (17100 Fcfa) de la fête de Nouvel an 2026 est relativement élevé.</w:t>
-            </w:r>
-          </w:p>
-        </w:tc>
-      </w:tr>
-      <w:tr>
-        <w:tc>
-          <w:tcPr>
-            <w:tcW w:type="dxa" w:w="964"/>
-          </w:tcPr>
-          <w:p>
-            <w:r>
-              <w:rPr>
-                <w:b/>
-                <w:i w:val="0"/>
-                <w:color w:val="EA580C"/>
-                <w:sz w:val="16"/>
-              </w:rPr>
-              <w:t>Moyenne</w:t>
-            </w:r>
-          </w:p>
-        </w:tc>
-        <w:tc>
-          <w:tcPr>
-            <w:tcW w:type="dxa" w:w="1247"/>
-          </w:tcPr>
-          <w:p>
-            <w:r>
-              <w:rPr>
-                <w:b/>
-                <w:i w:val="0"/>
-                <w:sz w:val="16"/>
-              </w:rPr>
-              <w:t>S09</w:t>
-              <w:br/>
-            </w:r>
-            <w:r>
-              <w:rPr>
-                <w:b w:val="0"/>
-                <w:i w:val="0"/>
-                <w:color w:val="64748B"/>
-                <w:sz w:val="14"/>
-              </w:rPr>
-              <w:t>Dépenses non alimentaires</w:t>
-            </w:r>
-          </w:p>
-        </w:tc>
-        <w:tc>
-          <w:tcPr>
-            <w:tcW w:type="dxa" w:w="1531"/>
-          </w:tcPr>
-          <w:p>
-            <w:r>
-              <w:rPr>
-                <w:b/>
-                <w:i w:val="0"/>
-                <w:color w:val="16A34A"/>
-                <w:sz w:val="16"/>
-              </w:rPr>
-              <w:t>—</w:t>
-            </w:r>
-          </w:p>
-        </w:tc>
-        <w:tc>
-          <w:tcPr>
-            <w:tcW w:type="dxa" w:w="1191"/>
-          </w:tcPr>
-          <w:p>
-            <w:r>
-              <w:rPr>
-                <w:b w:val="0"/>
-                <w:i w:val="0"/>
-                <w:color w:val="64748B"/>
-                <w:sz w:val="16"/>
-              </w:rPr>
-              <w:t>GT-CQ</w:t>
-            </w:r>
-          </w:p>
-        </w:tc>
-        <w:tc>
-          <w:tcPr>
-            <w:tcW w:type="dxa" w:w="4706"/>
-          </w:tcPr>
-          <w:p>
-            <w:r>
-              <w:rPr>
-                <w:b w:val="0"/>
-                <w:i w:val="0"/>
-                <w:sz w:val="17"/>
-              </w:rPr>
-              <w:t>Prière de corriger ou de confirmer avec le QG.</w:t>
-            </w:r>
-          </w:p>
-        </w:tc>
-      </w:tr>
-      <w:tr>
-        <w:tc>
-          <w:tcPr>
-            <w:tcW w:type="dxa" w:w="964"/>
-          </w:tcPr>
-          <w:p>
-            <w:r>
-              <w:rPr>
-                <w:b/>
-                <w:i w:val="0"/>
-                <w:color w:val="EA580C"/>
-                <w:sz w:val="16"/>
-              </w:rPr>
-              <w:t>Moyenne</w:t>
-            </w:r>
-          </w:p>
-        </w:tc>
-        <w:tc>
-          <w:tcPr>
-            <w:tcW w:type="dxa" w:w="1247"/>
-          </w:tcPr>
-          <w:p>
-            <w:r>
-              <w:rPr>
-                <w:b/>
-                <w:i w:val="0"/>
-                <w:sz w:val="16"/>
-              </w:rPr>
-              <w:t>S09</w:t>
-              <w:br/>
-            </w:r>
-            <w:r>
-              <w:rPr>
-                <w:b w:val="0"/>
-                <w:i w:val="0"/>
-                <w:color w:val="64748B"/>
-                <w:sz w:val="14"/>
-              </w:rPr>
-              <w:t>Dépenses non alimentaires</w:t>
-            </w:r>
-          </w:p>
-        </w:tc>
-        <w:tc>
-          <w:tcPr>
-            <w:tcW w:type="dxa" w:w="1531"/>
-          </w:tcPr>
-          <w:p>
-            <w:r>
-              <w:rPr>
-                <w:b/>
-                <w:i w:val="0"/>
-                <w:color w:val="16A34A"/>
-                <w:sz w:val="16"/>
-              </w:rPr>
-              <w:t>—</w:t>
-            </w:r>
-          </w:p>
-        </w:tc>
-        <w:tc>
-          <w:tcPr>
-            <w:tcW w:type="dxa" w:w="1191"/>
-          </w:tcPr>
-          <w:p>
-            <w:r>
-              <w:rPr>
-                <w:b w:val="0"/>
-                <w:i w:val="0"/>
-                <w:color w:val="64748B"/>
-                <w:sz w:val="16"/>
-              </w:rPr>
-              <w:t>GT-CQ</w:t>
-            </w:r>
-          </w:p>
-        </w:tc>
-        <w:tc>
-          <w:tcPr>
-            <w:tcW w:type="dxa" w:w="4706"/>
-          </w:tcPr>
-          <w:p>
-            <w:r>
-              <w:rPr>
-                <w:b w:val="0"/>
-                <w:i w:val="0"/>
-                <w:sz w:val="17"/>
-              </w:rPr>
-              <w:t>Attention ! La dépense totale du ménage de CHERIF NDIAYE (26600 Fcfa) de la fête de Gamou est relativement élevé.</w:t>
-            </w:r>
-          </w:p>
-        </w:tc>
-      </w:tr>
-      <w:tr>
-        <w:tc>
-          <w:tcPr>
-            <w:tcW w:type="dxa" w:w="964"/>
-          </w:tcPr>
-          <w:p>
-            <w:r>
-              <w:rPr>
-                <w:b/>
-                <w:i w:val="0"/>
-                <w:color w:val="EA580C"/>
-                <w:sz w:val="16"/>
-              </w:rPr>
-              <w:t>Moyenne</w:t>
-            </w:r>
-          </w:p>
-        </w:tc>
-        <w:tc>
-          <w:tcPr>
-            <w:tcW w:type="dxa" w:w="1247"/>
-          </w:tcPr>
-          <w:p>
-            <w:r>
-              <w:rPr>
-                <w:b/>
-                <w:i w:val="0"/>
-                <w:sz w:val="16"/>
-              </w:rPr>
-              <w:t>S09</w:t>
-              <w:br/>
-            </w:r>
-            <w:r>
-              <w:rPr>
-                <w:b w:val="0"/>
-                <w:i w:val="0"/>
-                <w:color w:val="64748B"/>
-                <w:sz w:val="14"/>
-              </w:rPr>
-              <w:t>Dépenses non alimentaires</w:t>
-            </w:r>
-          </w:p>
-        </w:tc>
-        <w:tc>
-          <w:tcPr>
-            <w:tcW w:type="dxa" w:w="1531"/>
-          </w:tcPr>
-          <w:p>
-            <w:r>
-              <w:rPr>
-                <w:b/>
-                <w:i w:val="0"/>
-                <w:color w:val="16A34A"/>
-                <w:sz w:val="16"/>
-              </w:rPr>
-              <w:t>—</w:t>
-            </w:r>
-          </w:p>
-        </w:tc>
-        <w:tc>
-          <w:tcPr>
-            <w:tcW w:type="dxa" w:w="1191"/>
-          </w:tcPr>
-          <w:p>
-            <w:r>
-              <w:rPr>
-                <w:b w:val="0"/>
-                <w:i w:val="0"/>
-                <w:color w:val="64748B"/>
-                <w:sz w:val="16"/>
-              </w:rPr>
-              <w:t>GT-CQ</w:t>
-            </w:r>
-          </w:p>
-        </w:tc>
-        <w:tc>
-          <w:tcPr>
-            <w:tcW w:type="dxa" w:w="4706"/>
-          </w:tcPr>
-          <w:p>
-            <w:r>
-              <w:rPr>
-                <w:b w:val="0"/>
-                <w:i w:val="0"/>
-                <w:sz w:val="17"/>
-              </w:rPr>
-              <w:t>Attention ! La dépense totale du ménage de CHERIF NDIAYE (450000 Fcfa) de la fête de Baptêmes est relativement élevé.</w:t>
-            </w:r>
-          </w:p>
-        </w:tc>
-      </w:tr>
-      <w:tr>
-        <w:tc>
-          <w:tcPr>
-            <w:tcW w:type="dxa" w:w="964"/>
-          </w:tcPr>
-          <w:p>
-            <w:r>
-              <w:rPr>
-                <w:b/>
-                <w:i w:val="0"/>
-                <w:color w:val="EA580C"/>
-                <w:sz w:val="16"/>
-              </w:rPr>
-              <w:t>Moyenne</w:t>
-            </w:r>
-          </w:p>
-        </w:tc>
-        <w:tc>
-          <w:tcPr>
-            <w:tcW w:type="dxa" w:w="1247"/>
-          </w:tcPr>
-          <w:p>
-            <w:r>
-              <w:rPr>
-                <w:b/>
-                <w:i w:val="0"/>
-                <w:sz w:val="16"/>
-              </w:rPr>
-              <w:t>S09</w:t>
-              <w:br/>
-            </w:r>
-            <w:r>
-              <w:rPr>
-                <w:b w:val="0"/>
-                <w:i w:val="0"/>
-                <w:color w:val="64748B"/>
-                <w:sz w:val="14"/>
-              </w:rPr>
-              <w:t>Dépenses non alimentaires</w:t>
-            </w:r>
-          </w:p>
-        </w:tc>
-        <w:tc>
-          <w:tcPr>
-            <w:tcW w:type="dxa" w:w="1531"/>
-          </w:tcPr>
-          <w:p>
-            <w:r>
-              <w:rPr>
-                <w:b/>
-                <w:i w:val="0"/>
-                <w:color w:val="16A34A"/>
-                <w:sz w:val="16"/>
-              </w:rPr>
-              <w:t>—</w:t>
-            </w:r>
-          </w:p>
-        </w:tc>
-        <w:tc>
-          <w:tcPr>
-            <w:tcW w:type="dxa" w:w="1191"/>
-          </w:tcPr>
-          <w:p>
-            <w:r>
-              <w:rPr>
-                <w:b w:val="0"/>
-                <w:i w:val="0"/>
-                <w:color w:val="64748B"/>
-                <w:sz w:val="16"/>
-              </w:rPr>
-              <w:t>GT-CQ</w:t>
-            </w:r>
-          </w:p>
-        </w:tc>
-        <w:tc>
-          <w:tcPr>
-            <w:tcW w:type="dxa" w:w="4706"/>
-          </w:tcPr>
-          <w:p>
-            <w:r>
-              <w:rPr>
-                <w:b w:val="0"/>
-                <w:i w:val="0"/>
-                <w:sz w:val="17"/>
-              </w:rPr>
-              <w:t>Attention ! La dépense du ménage de CHERIF NDIAYE (17500 Fcfa) au cours de 30 derniers jours de Billet de loterie nationale, billet de PMU et tout autre pari sportif est relativement élevé.</w:t>
-            </w:r>
-          </w:p>
-        </w:tc>
-      </w:tr>
-      <w:tr>
-        <w:tc>
-          <w:tcPr>
-            <w:tcW w:type="dxa" w:w="964"/>
-          </w:tcPr>
-          <w:p>
-            <w:r>
-              <w:rPr>
-                <w:b/>
-                <w:i w:val="0"/>
-                <w:color w:val="EA580C"/>
-                <w:sz w:val="16"/>
-              </w:rPr>
-              <w:t>Moyenne</w:t>
-            </w:r>
-          </w:p>
-        </w:tc>
-        <w:tc>
-          <w:tcPr>
-            <w:tcW w:type="dxa" w:w="1247"/>
-          </w:tcPr>
-          <w:p>
-            <w:r>
-              <w:rPr>
-                <w:b/>
-                <w:i w:val="0"/>
-                <w:sz w:val="16"/>
-              </w:rPr>
-              <w:t>S09</w:t>
-              <w:br/>
-            </w:r>
-            <w:r>
-              <w:rPr>
-                <w:b w:val="0"/>
-                <w:i w:val="0"/>
-                <w:color w:val="64748B"/>
-                <w:sz w:val="14"/>
-              </w:rPr>
-              <w:t>Dépenses non alimentaires</w:t>
-            </w:r>
-          </w:p>
-        </w:tc>
-        <w:tc>
-          <w:tcPr>
-            <w:tcW w:type="dxa" w:w="1531"/>
-          </w:tcPr>
-          <w:p>
-            <w:r>
-              <w:rPr>
-                <w:b/>
-                <w:i w:val="0"/>
-                <w:color w:val="16A34A"/>
-                <w:sz w:val="16"/>
-              </w:rPr>
-              <w:t>—</w:t>
-            </w:r>
-          </w:p>
-        </w:tc>
-        <w:tc>
-          <w:tcPr>
-            <w:tcW w:type="dxa" w:w="1191"/>
-          </w:tcPr>
-          <w:p>
-            <w:r>
-              <w:rPr>
-                <w:b w:val="0"/>
-                <w:i w:val="0"/>
-                <w:color w:val="64748B"/>
-                <w:sz w:val="16"/>
-              </w:rPr>
-              <w:t>GT-CQ</w:t>
-            </w:r>
-          </w:p>
-        </w:tc>
-        <w:tc>
-          <w:tcPr>
-            <w:tcW w:type="dxa" w:w="4706"/>
-          </w:tcPr>
-          <w:p>
-            <w:r>
-              <w:rPr>
-                <w:b w:val="0"/>
-                <w:i w:val="0"/>
-                <w:sz w:val="17"/>
-              </w:rPr>
-              <w:t>Prière de corriger ou de confirmer avec le QG.</w:t>
-            </w:r>
-          </w:p>
-        </w:tc>
-      </w:tr>
-      <w:tr>
-        <w:tc>
-          <w:tcPr>
-            <w:tcW w:type="dxa" w:w="964"/>
-          </w:tcPr>
-          <w:p>
-            <w:r>
-              <w:rPr>
-                <w:b/>
-                <w:i w:val="0"/>
-                <w:color w:val="EA580C"/>
-                <w:sz w:val="16"/>
-              </w:rPr>
-              <w:t>Moyenne</w:t>
-            </w:r>
-          </w:p>
-        </w:tc>
-        <w:tc>
-          <w:tcPr>
-            <w:tcW w:type="dxa" w:w="1247"/>
-          </w:tcPr>
-          <w:p>
-            <w:r>
-              <w:rPr>
-                <w:b/>
-                <w:i w:val="0"/>
-                <w:sz w:val="16"/>
-              </w:rPr>
-              <w:t>S09</w:t>
-              <w:br/>
-            </w:r>
-            <w:r>
-              <w:rPr>
-                <w:b w:val="0"/>
-                <w:i w:val="0"/>
-                <w:color w:val="64748B"/>
-                <w:sz w:val="14"/>
-              </w:rPr>
-              <w:t>Dépenses non alimentaires</w:t>
-            </w:r>
-          </w:p>
-        </w:tc>
-        <w:tc>
-          <w:tcPr>
-            <w:tcW w:type="dxa" w:w="1531"/>
-          </w:tcPr>
-          <w:p>
-            <w:r>
-              <w:rPr>
-                <w:b/>
-                <w:i w:val="0"/>
-                <w:color w:val="16A34A"/>
-                <w:sz w:val="16"/>
-              </w:rPr>
-              <w:t>—</w:t>
-            </w:r>
-          </w:p>
-        </w:tc>
-        <w:tc>
-          <w:tcPr>
-            <w:tcW w:type="dxa" w:w="1191"/>
-          </w:tcPr>
-          <w:p>
-            <w:r>
-              <w:rPr>
-                <w:b w:val="0"/>
-                <w:i w:val="0"/>
-                <w:color w:val="64748B"/>
-                <w:sz w:val="16"/>
-              </w:rPr>
-              <w:t>GT-CQ</w:t>
-            </w:r>
-          </w:p>
-        </w:tc>
-        <w:tc>
-          <w:tcPr>
-            <w:tcW w:type="dxa" w:w="4706"/>
-          </w:tcPr>
-          <w:p>
-            <w:r>
-              <w:rPr>
-                <w:b w:val="0"/>
-                <w:i w:val="0"/>
-                <w:sz w:val="17"/>
-              </w:rPr>
-              <w:t>Attention ! La dépense du ménage de CHERIF NDIAYE (1200 Fcfa) au cours de 3 derniers mois de Contraceptifs est relativement élevé.</w:t>
-            </w:r>
-          </w:p>
-        </w:tc>
-      </w:tr>
-      <w:tr>
-        <w:tc>
-          <w:tcPr>
-            <w:tcW w:type="dxa" w:w="964"/>
-          </w:tcPr>
-          <w:p>
-            <w:r>
-              <w:rPr>
-                <w:b/>
-                <w:i w:val="0"/>
-                <w:color w:val="EA580C"/>
-                <w:sz w:val="16"/>
-              </w:rPr>
-              <w:t>Moyenne</w:t>
-            </w:r>
-          </w:p>
-        </w:tc>
-        <w:tc>
-          <w:tcPr>
-            <w:tcW w:type="dxa" w:w="1247"/>
-          </w:tcPr>
-          <w:p>
-            <w:r>
-              <w:rPr>
-                <w:b/>
-                <w:i w:val="0"/>
-                <w:sz w:val="16"/>
-              </w:rPr>
-              <w:t>S09</w:t>
-              <w:br/>
-            </w:r>
-            <w:r>
-              <w:rPr>
-                <w:b w:val="0"/>
-                <w:i w:val="0"/>
-                <w:color w:val="64748B"/>
-                <w:sz w:val="14"/>
-              </w:rPr>
-              <w:t>Dépenses non alimentaires</w:t>
-            </w:r>
-          </w:p>
-        </w:tc>
-        <w:tc>
-          <w:tcPr>
-            <w:tcW w:type="dxa" w:w="1531"/>
-          </w:tcPr>
-          <w:p>
-            <w:r>
-              <w:rPr>
-                <w:b/>
-                <w:i w:val="0"/>
-                <w:color w:val="16A34A"/>
-                <w:sz w:val="16"/>
-              </w:rPr>
-              <w:t>—</w:t>
-            </w:r>
-          </w:p>
-        </w:tc>
-        <w:tc>
-          <w:tcPr>
-            <w:tcW w:type="dxa" w:w="1191"/>
-          </w:tcPr>
-          <w:p>
-            <w:r>
-              <w:rPr>
-                <w:b w:val="0"/>
-                <w:i w:val="0"/>
-                <w:color w:val="64748B"/>
-                <w:sz w:val="16"/>
-              </w:rPr>
-              <w:t>GT-CQ</w:t>
-            </w:r>
-          </w:p>
-        </w:tc>
-        <w:tc>
-          <w:tcPr>
-            <w:tcW w:type="dxa" w:w="4706"/>
-          </w:tcPr>
-          <w:p>
-            <w:r>
-              <w:rPr>
-                <w:b w:val="0"/>
-                <w:i w:val="0"/>
-                <w:sz w:val="17"/>
-              </w:rPr>
-              <w:t>Prière de corriger ou de confirmer avec le QG.</w:t>
-            </w:r>
-          </w:p>
-        </w:tc>
-      </w:tr>
-      <w:tr>
-        <w:tc>
-          <w:tcPr>
-            <w:tcW w:type="dxa" w:w="964"/>
-          </w:tcPr>
-          <w:p>
-            <w:r>
-              <w:rPr>
-                <w:b/>
-                <w:i w:val="0"/>
-                <w:color w:val="EA580C"/>
-                <w:sz w:val="16"/>
-              </w:rPr>
-              <w:t>Moyenne</w:t>
-            </w:r>
-          </w:p>
-        </w:tc>
-        <w:tc>
-          <w:tcPr>
-            <w:tcW w:type="dxa" w:w="1247"/>
-          </w:tcPr>
-          <w:p>
-            <w:r>
-              <w:rPr>
-                <w:b/>
-                <w:i w:val="0"/>
-                <w:sz w:val="16"/>
-              </w:rPr>
-              <w:t>S09</w:t>
-              <w:br/>
-            </w:r>
-            <w:r>
-              <w:rPr>
-                <w:b w:val="0"/>
-                <w:i w:val="0"/>
-                <w:color w:val="64748B"/>
-                <w:sz w:val="14"/>
-              </w:rPr>
-              <w:t>Dépenses non alimentaires</w:t>
-            </w:r>
-          </w:p>
-        </w:tc>
-        <w:tc>
-          <w:tcPr>
-            <w:tcW w:type="dxa" w:w="1531"/>
-          </w:tcPr>
-          <w:p>
-            <w:r>
-              <w:rPr>
-                <w:b/>
-                <w:i w:val="0"/>
-                <w:color w:val="16A34A"/>
-                <w:sz w:val="16"/>
-              </w:rPr>
-              <w:t>—</w:t>
-            </w:r>
-          </w:p>
-        </w:tc>
-        <w:tc>
-          <w:tcPr>
-            <w:tcW w:type="dxa" w:w="1191"/>
-          </w:tcPr>
-          <w:p>
-            <w:r>
-              <w:rPr>
-                <w:b w:val="0"/>
-                <w:i w:val="0"/>
-                <w:color w:val="64748B"/>
-                <w:sz w:val="16"/>
-              </w:rPr>
-              <w:t>GT-CQ</w:t>
-            </w:r>
-          </w:p>
-        </w:tc>
-        <w:tc>
-          <w:tcPr>
-            <w:tcW w:type="dxa" w:w="4706"/>
-          </w:tcPr>
-          <w:p>
-            <w:r>
-              <w:rPr>
-                <w:b w:val="0"/>
-                <w:i w:val="0"/>
-                <w:sz w:val="17"/>
-              </w:rPr>
-              <w:t>Attention ! La dépense du ménage de CHERIF NDIAYE (2000 Fcfa) au cours de 3 derniers mois de Frais de livraison d'un achat, non inclus dans le prix d'acquisition est relativement élevé.</w:t>
-            </w:r>
-          </w:p>
-        </w:tc>
-      </w:tr>
-      <w:tr>
-        <w:tc>
-          <w:tcPr>
-            <w:tcW w:type="dxa" w:w="964"/>
-          </w:tcPr>
-          <w:p>
-            <w:r>
-              <w:rPr>
-                <w:b/>
-                <w:i w:val="0"/>
-                <w:color w:val="EA580C"/>
-                <w:sz w:val="16"/>
-              </w:rPr>
-              <w:t>Moyenne</w:t>
-            </w:r>
-          </w:p>
-        </w:tc>
-        <w:tc>
-          <w:tcPr>
-            <w:tcW w:type="dxa" w:w="1247"/>
-          </w:tcPr>
-          <w:p>
-            <w:r>
-              <w:rPr>
-                <w:b/>
-                <w:i w:val="0"/>
-                <w:sz w:val="16"/>
-              </w:rPr>
-              <w:t>S09</w:t>
-              <w:br/>
-            </w:r>
-            <w:r>
-              <w:rPr>
-                <w:b w:val="0"/>
-                <w:i w:val="0"/>
-                <w:color w:val="64748B"/>
-                <w:sz w:val="14"/>
-              </w:rPr>
-              <w:t>Dépenses non alimentaires</w:t>
-            </w:r>
-          </w:p>
-        </w:tc>
-        <w:tc>
-          <w:tcPr>
-            <w:tcW w:type="dxa" w:w="1531"/>
-          </w:tcPr>
-          <w:p>
-            <w:r>
-              <w:rPr>
-                <w:b/>
-                <w:i w:val="0"/>
-                <w:color w:val="16A34A"/>
-                <w:sz w:val="16"/>
-              </w:rPr>
-              <w:t>—</w:t>
-            </w:r>
-          </w:p>
-        </w:tc>
-        <w:tc>
-          <w:tcPr>
-            <w:tcW w:type="dxa" w:w="1191"/>
-          </w:tcPr>
-          <w:p>
-            <w:r>
-              <w:rPr>
-                <w:b w:val="0"/>
-                <w:i w:val="0"/>
-                <w:color w:val="64748B"/>
-                <w:sz w:val="16"/>
-              </w:rPr>
-              <w:t>GT-CQ</w:t>
-            </w:r>
-          </w:p>
-        </w:tc>
-        <w:tc>
-          <w:tcPr>
-            <w:tcW w:type="dxa" w:w="4706"/>
-          </w:tcPr>
-          <w:p>
-            <w:r>
-              <w:rPr>
-                <w:b w:val="0"/>
-                <w:i w:val="0"/>
-                <w:sz w:val="17"/>
-              </w:rPr>
-              <w:t>Attention ! La dépense du ménage de CHERIF NDIAYE (700 Fcfa) au cours de 3 derniers mois de Frais d'entretien et de réparation de chaussures: cirage, ressemelage, etc est relativement élevé.</w:t>
-            </w:r>
-          </w:p>
-        </w:tc>
-      </w:tr>
-      <w:tr>
-        <w:tc>
-          <w:tcPr>
-            <w:tcW w:type="dxa" w:w="964"/>
-          </w:tcPr>
-          <w:p>
-            <w:r>
-              <w:rPr>
-                <w:b/>
-                <w:i w:val="0"/>
-                <w:color w:val="EA580C"/>
-                <w:sz w:val="16"/>
-              </w:rPr>
-              <w:t>Moyenne</w:t>
-            </w:r>
-          </w:p>
-        </w:tc>
-        <w:tc>
-          <w:tcPr>
-            <w:tcW w:type="dxa" w:w="1247"/>
-          </w:tcPr>
-          <w:p>
-            <w:r>
-              <w:rPr>
-                <w:b/>
-                <w:i w:val="0"/>
-                <w:sz w:val="16"/>
-              </w:rPr>
-              <w:t>S09</w:t>
-              <w:br/>
-            </w:r>
-            <w:r>
-              <w:rPr>
-                <w:b w:val="0"/>
-                <w:i w:val="0"/>
-                <w:color w:val="64748B"/>
-                <w:sz w:val="14"/>
-              </w:rPr>
-              <w:t>Dépenses non alimentaires</w:t>
-            </w:r>
-          </w:p>
-        </w:tc>
-        <w:tc>
-          <w:tcPr>
-            <w:tcW w:type="dxa" w:w="1531"/>
-          </w:tcPr>
-          <w:p>
-            <w:r>
-              <w:rPr>
-                <w:b/>
-                <w:i w:val="0"/>
-                <w:color w:val="16A34A"/>
-                <w:sz w:val="16"/>
-              </w:rPr>
-              <w:t>—</w:t>
-            </w:r>
-          </w:p>
-        </w:tc>
-        <w:tc>
-          <w:tcPr>
-            <w:tcW w:type="dxa" w:w="1191"/>
-          </w:tcPr>
-          <w:p>
-            <w:r>
-              <w:rPr>
-                <w:b w:val="0"/>
-                <w:i w:val="0"/>
-                <w:color w:val="64748B"/>
-                <w:sz w:val="16"/>
-              </w:rPr>
-              <w:t>GT-CQ</w:t>
-            </w:r>
-          </w:p>
-        </w:tc>
-        <w:tc>
-          <w:tcPr>
-            <w:tcW w:type="dxa" w:w="4706"/>
-          </w:tcPr>
-          <w:p>
-            <w:r>
-              <w:rPr>
-                <w:b w:val="0"/>
-                <w:i w:val="0"/>
-                <w:sz w:val="17"/>
-              </w:rPr>
-              <w:t>Attention ! La dépense du ménage de CHERIF NDIAYE (3500 Fcfa) au cours de 12 derniers mois de Ustensiles de cuisine: casserole, marmite, tamis local, réparation d'ustensiles de cuisine, etc est relativement élevé.</w:t>
-            </w:r>
-          </w:p>
-        </w:tc>
-      </w:tr>
-      <w:tr>
-        <w:tc>
-          <w:tcPr>
-            <w:tcW w:type="dxa" w:w="964"/>
-          </w:tcPr>
-          <w:p>
-            <w:r>
-              <w:rPr>
-                <w:b/>
-                <w:i w:val="0"/>
-                <w:color w:val="EA580C"/>
-                <w:sz w:val="16"/>
-              </w:rPr>
-              <w:t>Moyenne</w:t>
-            </w:r>
-          </w:p>
-        </w:tc>
-        <w:tc>
-          <w:tcPr>
-            <w:tcW w:type="dxa" w:w="1247"/>
-          </w:tcPr>
-          <w:p>
-            <w:r>
-              <w:rPr>
-                <w:b/>
-                <w:i w:val="0"/>
-                <w:sz w:val="16"/>
-              </w:rPr>
-              <w:t>S09</w:t>
-              <w:br/>
-            </w:r>
-            <w:r>
-              <w:rPr>
-                <w:b w:val="0"/>
-                <w:i w:val="0"/>
-                <w:color w:val="64748B"/>
-                <w:sz w:val="14"/>
-              </w:rPr>
-              <w:t>Dépenses non alimentaires</w:t>
-            </w:r>
-          </w:p>
-        </w:tc>
-        <w:tc>
-          <w:tcPr>
-            <w:tcW w:type="dxa" w:w="1531"/>
-          </w:tcPr>
-          <w:p>
-            <w:r>
-              <w:rPr>
-                <w:b/>
-                <w:i w:val="0"/>
-                <w:color w:val="16A34A"/>
-                <w:sz w:val="16"/>
-              </w:rPr>
-              <w:t>—</w:t>
-            </w:r>
-          </w:p>
-        </w:tc>
-        <w:tc>
-          <w:tcPr>
-            <w:tcW w:type="dxa" w:w="1191"/>
-          </w:tcPr>
-          <w:p>
-            <w:r>
-              <w:rPr>
-                <w:b w:val="0"/>
-                <w:i w:val="0"/>
-                <w:color w:val="64748B"/>
-                <w:sz w:val="16"/>
-              </w:rPr>
-              <w:t>GT-CQ</w:t>
-            </w:r>
-          </w:p>
-        </w:tc>
-        <w:tc>
-          <w:tcPr>
-            <w:tcW w:type="dxa" w:w="4706"/>
-          </w:tcPr>
-          <w:p>
-            <w:r>
-              <w:rPr>
-                <w:b w:val="0"/>
-                <w:i w:val="0"/>
-                <w:sz w:val="17"/>
-              </w:rPr>
-              <w:t>Prière de corriger ou de confirmer avec le QG.</w:t>
-            </w:r>
-          </w:p>
-        </w:tc>
-      </w:tr>
-      <w:tr>
-        <w:tc>
-          <w:tcPr>
-            <w:tcW w:type="dxa" w:w="964"/>
-          </w:tcPr>
-          <w:p>
-            <w:r>
-              <w:rPr>
-                <w:b/>
-                <w:i w:val="0"/>
-                <w:color w:val="EA580C"/>
-                <w:sz w:val="16"/>
-              </w:rPr>
-              <w:t>Moyenne</w:t>
-            </w:r>
-          </w:p>
-        </w:tc>
-        <w:tc>
-          <w:tcPr>
-            <w:tcW w:type="dxa" w:w="1247"/>
-          </w:tcPr>
-          <w:p>
-            <w:r>
-              <w:rPr>
-                <w:b/>
-                <w:i w:val="0"/>
-                <w:sz w:val="16"/>
-              </w:rPr>
-              <w:t>S10</w:t>
-              <w:br/>
-            </w:r>
-            <w:r>
-              <w:rPr>
-                <w:b w:val="0"/>
-                <w:i w:val="0"/>
-                <w:color w:val="64748B"/>
-                <w:sz w:val="14"/>
-              </w:rPr>
-              <w:t>Logement</w:t>
-            </w:r>
-          </w:p>
-        </w:tc>
-        <w:tc>
-          <w:tcPr>
-            <w:tcW w:type="dxa" w:w="1531"/>
-          </w:tcPr>
-          <w:p>
-            <w:r>
-              <w:rPr>
-                <w:b/>
-                <w:i w:val="0"/>
-                <w:color w:val="16A34A"/>
-                <w:sz w:val="16"/>
-              </w:rPr>
-              <w:t>s01q23, s01q00b, s01q23_autre</w:t>
-            </w:r>
-          </w:p>
-        </w:tc>
-        <w:tc>
-          <w:tcPr>
-            <w:tcW w:type="dxa" w:w="1191"/>
-          </w:tcPr>
-          <w:p>
-            <w:r>
-              <w:rPr>
-                <w:b w:val="0"/>
-                <w:i w:val="0"/>
-                <w:color w:val="64748B"/>
-                <w:sz w:val="16"/>
-              </w:rPr>
-              <w:t>GT-CQ</w:t>
-            </w:r>
-          </w:p>
-        </w:tc>
-        <w:tc>
-          <w:tcPr>
-            <w:tcW w:type="dxa" w:w="4706"/>
-          </w:tcPr>
-          <w:p>
-            <w:r>
-              <w:rPr>
-                <w:b w:val="0"/>
-                <w:i w:val="0"/>
-                <w:sz w:val="17"/>
-              </w:rPr>
-              <w:t>La raison pourquoi transformation de coucous n'a pas fonctionné tout le temps au cours des 12 derniers mois est mois de ramadan et semble exister dans les modalités, prière de prendre attache avec le QG pour plus d'explication afin de la classer bien.</w:t>
-            </w:r>
-          </w:p>
-        </w:tc>
-      </w:tr>
-      <w:tr>
-        <w:tc>
-          <w:tcPr>
-            <w:tcW w:type="dxa" w:w="964"/>
-          </w:tcPr>
-          <w:p>
-            <w:r>
-              <w:rPr>
-                <w:b/>
-                <w:i w:val="0"/>
-                <w:color w:val="EA580C"/>
-                <w:sz w:val="16"/>
-              </w:rPr>
-              <w:t>Moyenne</w:t>
-            </w:r>
-          </w:p>
-        </w:tc>
-        <w:tc>
-          <w:tcPr>
-            <w:tcW w:type="dxa" w:w="1247"/>
-          </w:tcPr>
-          <w:p>
-            <w:r>
-              <w:rPr>
-                <w:b/>
-                <w:i w:val="0"/>
-                <w:sz w:val="16"/>
-              </w:rPr>
-              <w:t>S11</w:t>
-              <w:br/>
-            </w:r>
-            <w:r>
-              <w:rPr>
-                <w:b w:val="0"/>
-                <w:i w:val="0"/>
-                <w:color w:val="64748B"/>
-                <w:sz w:val="14"/>
-              </w:rPr>
-              <w:t>Logement / cadre de vie</w:t>
-            </w:r>
-          </w:p>
-        </w:tc>
-        <w:tc>
-          <w:tcPr>
-            <w:tcW w:type="dxa" w:w="1531"/>
-          </w:tcPr>
-          <w:p>
-            <w:r>
-              <w:rPr>
-                <w:b/>
-                <w:i w:val="0"/>
-                <w:color w:val="16A34A"/>
-                <w:sz w:val="16"/>
-              </w:rPr>
-              <w:t>—</w:t>
-            </w:r>
-          </w:p>
-        </w:tc>
-        <w:tc>
-          <w:tcPr>
-            <w:tcW w:type="dxa" w:w="1191"/>
-          </w:tcPr>
-          <w:p>
-            <w:r>
-              <w:rPr>
-                <w:b w:val="0"/>
-                <w:i w:val="0"/>
-                <w:color w:val="64748B"/>
-                <w:sz w:val="16"/>
-              </w:rPr>
-              <w:t>GT-CQ</w:t>
-            </w:r>
-          </w:p>
-        </w:tc>
-        <w:tc>
-          <w:tcPr>
-            <w:tcW w:type="dxa" w:w="4706"/>
-          </w:tcPr>
-          <w:p>
-            <w:r>
-              <w:rPr>
-                <w:b w:val="0"/>
-                <w:i w:val="0"/>
-                <w:sz w:val="17"/>
-              </w:rPr>
-              <w:t>Attention!!! Les ménages vivants dans un(e) Maison Basse à ZIGUINCHOR Rural ont généralement comme principal matériau de construction le/la Banco amélioré/ semi-dur, mais celui du ménage de CHERIF NDIAYE (Ciment/Béton/Pierres de taille) diffère de celui-ci.</w:t>
-            </w:r>
-          </w:p>
-        </w:tc>
-      </w:tr>
-      <w:tr>
-        <w:tc>
-          <w:tcPr>
-            <w:tcW w:type="dxa" w:w="964"/>
-          </w:tcPr>
-          <w:p>
-            <w:r>
-              <w:rPr>
-                <w:b/>
-                <w:i w:val="0"/>
-                <w:color w:val="EA580C"/>
-                <w:sz w:val="16"/>
-              </w:rPr>
-              <w:t>Moyenne</w:t>
-            </w:r>
-          </w:p>
-        </w:tc>
-        <w:tc>
-          <w:tcPr>
-            <w:tcW w:type="dxa" w:w="1247"/>
-          </w:tcPr>
-          <w:p>
-            <w:r>
-              <w:rPr>
-                <w:b/>
-                <w:i w:val="0"/>
-                <w:sz w:val="16"/>
-              </w:rPr>
-              <w:t>S11</w:t>
-              <w:br/>
-            </w:r>
-            <w:r>
-              <w:rPr>
-                <w:b w:val="0"/>
-                <w:i w:val="0"/>
-                <w:color w:val="64748B"/>
-                <w:sz w:val="14"/>
-              </w:rPr>
-              <w:t>Logement / cadre de vie</w:t>
-            </w:r>
-          </w:p>
-        </w:tc>
-        <w:tc>
-          <w:tcPr>
-            <w:tcW w:type="dxa" w:w="1531"/>
-          </w:tcPr>
-          <w:p>
-            <w:r>
-              <w:rPr>
-                <w:b/>
-                <w:i w:val="0"/>
-                <w:color w:val="16A34A"/>
-                <w:sz w:val="16"/>
-              </w:rPr>
-              <w:t>—</w:t>
-            </w:r>
-          </w:p>
-        </w:tc>
-        <w:tc>
-          <w:tcPr>
-            <w:tcW w:type="dxa" w:w="1191"/>
-          </w:tcPr>
-          <w:p>
-            <w:r>
-              <w:rPr>
-                <w:b w:val="0"/>
-                <w:i w:val="0"/>
-                <w:color w:val="64748B"/>
-                <w:sz w:val="16"/>
-              </w:rPr>
-              <w:t>GT-CQ</w:t>
-            </w:r>
-          </w:p>
-        </w:tc>
-        <w:tc>
-          <w:tcPr>
-            <w:tcW w:type="dxa" w:w="4706"/>
-          </w:tcPr>
-          <w:p>
-            <w:r>
-              <w:rPr>
-                <w:b w:val="0"/>
-                <w:i w:val="0"/>
-                <w:sz w:val="17"/>
-              </w:rPr>
-              <w:t>Prière de vérifier pour être sûr que vous avez choisi les bonnes modalités des questions 11.01 et 11.18 .</w:t>
-            </w:r>
-          </w:p>
-        </w:tc>
-      </w:tr>
-      <w:tr>
-        <w:tc>
-          <w:tcPr>
-            <w:tcW w:type="dxa" w:w="964"/>
-          </w:tcPr>
-          <w:p>
-            <w:r>
-              <w:rPr>
-                <w:b/>
-                <w:i w:val="0"/>
-                <w:color w:val="EA580C"/>
-                <w:sz w:val="16"/>
-              </w:rPr>
-              <w:t>Moyenne</w:t>
-            </w:r>
-          </w:p>
-        </w:tc>
-        <w:tc>
-          <w:tcPr>
-            <w:tcW w:type="dxa" w:w="1247"/>
-          </w:tcPr>
-          <w:p>
-            <w:r>
-              <w:rPr>
-                <w:b/>
-                <w:i w:val="0"/>
-                <w:sz w:val="16"/>
-              </w:rPr>
-              <w:t>S11</w:t>
-              <w:br/>
-            </w:r>
-            <w:r>
-              <w:rPr>
-                <w:b w:val="0"/>
-                <w:i w:val="0"/>
-                <w:color w:val="64748B"/>
-                <w:sz w:val="14"/>
-              </w:rPr>
-              <w:t>Logement / cadre de vie</w:t>
-            </w:r>
-          </w:p>
-        </w:tc>
-        <w:tc>
-          <w:tcPr>
-            <w:tcW w:type="dxa" w:w="1531"/>
-          </w:tcPr>
-          <w:p>
-            <w:r>
-              <w:rPr>
-                <w:b/>
-                <w:i w:val="0"/>
-                <w:color w:val="16A34A"/>
-                <w:sz w:val="16"/>
-              </w:rPr>
-              <w:t>—</w:t>
-            </w:r>
-          </w:p>
-        </w:tc>
-        <w:tc>
-          <w:tcPr>
-            <w:tcW w:type="dxa" w:w="1191"/>
-          </w:tcPr>
-          <w:p>
-            <w:r>
-              <w:rPr>
-                <w:b w:val="0"/>
-                <w:i w:val="0"/>
-                <w:color w:val="64748B"/>
-                <w:sz w:val="16"/>
-              </w:rPr>
-              <w:t>GT-CQ</w:t>
-            </w:r>
-          </w:p>
-        </w:tc>
-        <w:tc>
-          <w:tcPr>
-            <w:tcW w:type="dxa" w:w="4706"/>
-          </w:tcPr>
-          <w:p>
-            <w:r>
-              <w:rPr>
-                <w:b w:val="0"/>
-                <w:i w:val="0"/>
-                <w:sz w:val="17"/>
-              </w:rPr>
-              <w:t>Merci de ne pas corriger si vous êtes sûr de celui donné par le ménage et observé par vous.</w:t>
-            </w:r>
-          </w:p>
-        </w:tc>
-      </w:tr>
-      <w:tr>
-        <w:tc>
-          <w:tcPr>
-            <w:tcW w:type="dxa" w:w="964"/>
-          </w:tcPr>
-          <w:p>
-            <w:r>
-              <w:rPr>
-                <w:b/>
-                <w:i w:val="0"/>
-                <w:color w:val="EA580C"/>
-                <w:sz w:val="16"/>
-              </w:rPr>
-              <w:t>Moyenne</w:t>
-            </w:r>
-          </w:p>
-        </w:tc>
-        <w:tc>
-          <w:tcPr>
-            <w:tcW w:type="dxa" w:w="1247"/>
-          </w:tcPr>
-          <w:p>
-            <w:r>
-              <w:rPr>
-                <w:b/>
-                <w:i w:val="0"/>
-                <w:sz w:val="16"/>
-              </w:rPr>
-              <w:t>S13</w:t>
-              <w:br/>
-            </w:r>
-            <w:r>
-              <w:rPr>
-                <w:b w:val="0"/>
-                <w:i w:val="0"/>
-                <w:color w:val="64748B"/>
-                <w:sz w:val="14"/>
-              </w:rPr>
-              <w:t>Transferts</w:t>
-            </w:r>
-          </w:p>
-        </w:tc>
-        <w:tc>
-          <w:tcPr>
-            <w:tcW w:type="dxa" w:w="1531"/>
-          </w:tcPr>
-          <w:p>
-            <w:r>
-              <w:rPr>
-                <w:b/>
-                <w:i w:val="0"/>
-                <w:color w:val="16A34A"/>
-                <w:sz w:val="16"/>
-              </w:rPr>
-              <w:t>s00q07a, s00q08, s00q10, s00q13_0, s00q15_0, s00q17_0, s00q23a, s00q23b</w:t>
-            </w:r>
-          </w:p>
-        </w:tc>
-        <w:tc>
-          <w:tcPr>
-            <w:tcW w:type="dxa" w:w="1191"/>
-          </w:tcPr>
-          <w:p>
-            <w:r>
-              <w:rPr>
-                <w:b w:val="0"/>
-                <w:i w:val="0"/>
-                <w:color w:val="64748B"/>
-                <w:sz w:val="16"/>
-              </w:rPr>
-              <w:t>GT-CQ</w:t>
-            </w:r>
-          </w:p>
-        </w:tc>
-        <w:tc>
-          <w:tcPr>
-            <w:tcW w:type="dxa" w:w="4706"/>
-          </w:tcPr>
-          <w:p>
-            <w:r>
-              <w:rPr>
-                <w:b w:val="0"/>
-                <w:i w:val="0"/>
-                <w:sz w:val="17"/>
-              </w:rPr>
-              <w:t>L'enquêteur prière de fournir d'effort pour avoir le niveau d'étude et l'âge de celui qui a envoyé/donné de l'argent dans la section 13a (Transfert reçu).</w:t>
-            </w:r>
-          </w:p>
-        </w:tc>
-      </w:tr>
-      <w:tr>
-        <w:tc>
-          <w:tcPr>
-            <w:tcW w:type="dxa" w:w="964"/>
-          </w:tcPr>
-          <w:p>
-            <w:r>
-              <w:rPr>
-                <w:b/>
-                <w:i w:val="0"/>
-                <w:color w:val="EA580C"/>
-                <w:sz w:val="16"/>
-              </w:rPr>
-              <w:t>Moyenne</w:t>
-            </w:r>
-          </w:p>
-        </w:tc>
-        <w:tc>
-          <w:tcPr>
-            <w:tcW w:type="dxa" w:w="1247"/>
-          </w:tcPr>
-          <w:p>
-            <w:r>
-              <w:rPr>
-                <w:b/>
-                <w:i w:val="0"/>
-                <w:sz w:val="16"/>
-              </w:rPr>
-              <w:t>S13</w:t>
-              <w:br/>
-            </w:r>
-            <w:r>
-              <w:rPr>
-                <w:b w:val="0"/>
-                <w:i w:val="0"/>
-                <w:color w:val="64748B"/>
-                <w:sz w:val="14"/>
-              </w:rPr>
-              <w:t>Transferts</w:t>
-            </w:r>
-          </w:p>
-        </w:tc>
-        <w:tc>
-          <w:tcPr>
-            <w:tcW w:type="dxa" w:w="1531"/>
-          </w:tcPr>
-          <w:p>
-            <w:r>
-              <w:rPr>
-                <w:b/>
-                <w:i w:val="0"/>
-                <w:color w:val="16A34A"/>
-                <w:sz w:val="16"/>
-              </w:rPr>
-              <w:t>s00q27, s01q00a, s01q12, s01q13, s02q04, s03q11, s03q12, s01q01</w:t>
-            </w:r>
-          </w:p>
-        </w:tc>
-        <w:tc>
-          <w:tcPr>
-            <w:tcW w:type="dxa" w:w="1191"/>
-          </w:tcPr>
-          <w:p>
-            <w:r>
-              <w:rPr>
-                <w:b w:val="0"/>
-                <w:i w:val="0"/>
-                <w:color w:val="64748B"/>
-                <w:sz w:val="16"/>
-              </w:rPr>
-              <w:t>GT-CQ</w:t>
-            </w:r>
-          </w:p>
-        </w:tc>
-        <w:tc>
-          <w:tcPr>
-            <w:tcW w:type="dxa" w:w="4706"/>
-          </w:tcPr>
-          <w:p>
-            <w:r>
-              <w:rPr>
-                <w:b w:val="0"/>
-                <w:i w:val="0"/>
-                <w:sz w:val="17"/>
-              </w:rPr>
-              <w:t>L'âge de celui qui a envoyé/donné de l'argent dans la section 13a (Transfert reçu) semble  élévé, prière de corriger ou confirmer ave le QG.</w:t>
-            </w:r>
-          </w:p>
-        </w:tc>
-      </w:tr>
-      <w:tr>
-        <w:tc>
-          <w:tcPr>
-            <w:tcW w:type="dxa" w:w="964"/>
-          </w:tcPr>
-          <w:p>
-            <w:r>
-              <w:rPr>
-                <w:b/>
-                <w:i w:val="0"/>
-                <w:color w:val="EA580C"/>
-                <w:sz w:val="16"/>
-              </w:rPr>
-              <w:t>Moyenne</w:t>
-            </w:r>
-          </w:p>
-        </w:tc>
-        <w:tc>
-          <w:tcPr>
-            <w:tcW w:type="dxa" w:w="1247"/>
-          </w:tcPr>
-          <w:p>
-            <w:r>
-              <w:rPr>
-                <w:b/>
-                <w:i w:val="0"/>
-                <w:sz w:val="16"/>
-              </w:rPr>
-              <w:t>S13</w:t>
-              <w:br/>
-            </w:r>
-            <w:r>
-              <w:rPr>
-                <w:b w:val="0"/>
-                <w:i w:val="0"/>
-                <w:color w:val="64748B"/>
-                <w:sz w:val="14"/>
-              </w:rPr>
-              <w:t>Transferts</w:t>
-            </w:r>
-          </w:p>
-        </w:tc>
-        <w:tc>
-          <w:tcPr>
-            <w:tcW w:type="dxa" w:w="1531"/>
-          </w:tcPr>
-          <w:p>
-            <w:r>
-              <w:rPr>
-                <w:b/>
-                <w:i w:val="0"/>
-                <w:color w:val="16A34A"/>
-                <w:sz w:val="16"/>
-              </w:rPr>
-              <w:t>s01q23, s01q00b, s01q23_autre</w:t>
-            </w:r>
-          </w:p>
-        </w:tc>
-        <w:tc>
-          <w:tcPr>
-            <w:tcW w:type="dxa" w:w="1191"/>
-          </w:tcPr>
-          <w:p>
-            <w:r>
-              <w:rPr>
-                <w:b w:val="0"/>
-                <w:i w:val="0"/>
-                <w:color w:val="64748B"/>
-                <w:sz w:val="16"/>
-              </w:rPr>
-              <w:t>GT-CQ</w:t>
-            </w:r>
-          </w:p>
-        </w:tc>
-        <w:tc>
-          <w:tcPr>
-            <w:tcW w:type="dxa" w:w="4706"/>
-          </w:tcPr>
-          <w:p>
-            <w:r>
-              <w:rPr>
-                <w:b w:val="0"/>
-                <w:i w:val="0"/>
-                <w:sz w:val="17"/>
-              </w:rPr>
               <w:t>Le principal motif du transfert est remboursement d’un crédit et semble exister dans les modalités, prière de prendre attache avec le QG pour plus d'explication afin de la classer bien.</w:t>
-            </w:r>
-          </w:p>
-        </w:tc>
-      </w:tr>
-      <w:tr>
-        <w:tc>
-          <w:tcPr>
-            <w:tcW w:type="dxa" w:w="964"/>
-          </w:tcPr>
-          <w:p>
-            <w:r>
-              <w:rPr>
-                <w:b/>
-                <w:i w:val="0"/>
-                <w:color w:val="EA580C"/>
-                <w:sz w:val="16"/>
-              </w:rPr>
-              <w:t>Moyenne</w:t>
-            </w:r>
-          </w:p>
-        </w:tc>
-        <w:tc>
-          <w:tcPr>
-            <w:tcW w:type="dxa" w:w="1247"/>
-          </w:tcPr>
-          <w:p>
-            <w:r>
-              <w:rPr>
-                <w:b/>
-                <w:i w:val="0"/>
-                <w:sz w:val="16"/>
-              </w:rPr>
-              <w:t>S13</w:t>
-              <w:br/>
-            </w:r>
-            <w:r>
-              <w:rPr>
-                <w:b w:val="0"/>
-                <w:i w:val="0"/>
-                <w:color w:val="64748B"/>
-                <w:sz w:val="14"/>
-              </w:rPr>
-              <w:t>Transferts</w:t>
-            </w:r>
-          </w:p>
-        </w:tc>
-        <w:tc>
-          <w:tcPr>
-            <w:tcW w:type="dxa" w:w="1531"/>
-          </w:tcPr>
-          <w:p>
-            <w:r>
-              <w:rPr>
-                <w:b/>
-                <w:i w:val="0"/>
-                <w:color w:val="16A34A"/>
-                <w:sz w:val="16"/>
-              </w:rPr>
-              <w:t>s00q07a, s00q08, s00q10, s00q13_0, s00q15_0, s00q17_0, s00q23a, s00q23b</w:t>
-            </w:r>
-          </w:p>
-        </w:tc>
-        <w:tc>
-          <w:tcPr>
-            <w:tcW w:type="dxa" w:w="1191"/>
-          </w:tcPr>
-          <w:p>
-            <w:r>
-              <w:rPr>
-                <w:b w:val="0"/>
-                <w:i w:val="0"/>
-                <w:color w:val="64748B"/>
-                <w:sz w:val="16"/>
-              </w:rPr>
-              <w:t>GT-CQ</w:t>
-            </w:r>
-          </w:p>
-        </w:tc>
-        <w:tc>
-          <w:tcPr>
-            <w:tcW w:type="dxa" w:w="4706"/>
-          </w:tcPr>
-          <w:p>
-            <w:r>
-              <w:rPr>
-                <w:b w:val="0"/>
-                <w:i w:val="0"/>
-                <w:sz w:val="17"/>
-              </w:rPr>
-              <w:t>L'enquêteur prière de fournir d'effort pour avoir le niveau d'étude et l'âge de celui qui a béneficié de l'argent dans la section 13b (Transfert emis).</w:t>
             </w:r>
           </w:p>
         </w:tc>
